--- a/Bus_Management_System_Complete_Project_Report.docx
+++ b/Bus_Management_System_Complete_Project_Report.docx
@@ -1227,6 +1227,317 @@
           <w:sz w:val="21"/>
         </w:rPr>
         <w:t>Business Analytics: Real-time dashboard tracking Total Revenue, Confirmed Bookings, Active Fleet, and Corridors.</w:t>
+      </w:r>
+    </w:p>
+    <w:p>
+      <w:pPr>
+        <w:pStyle w:val="Heading2"/>
+        <w:keepNext/>
+        <w:spacing w:before="200" w:after="80"/>
+      </w:pPr>
+      <w:r>
+        <w:rPr>
+          <w:rFonts w:ascii="Times New Roman" w:hAnsi="Times New Roman"/>
+          <w:b/>
+          <w:color w:val="B45309"/>
+          <w:sz w:val="26"/>
+        </w:rPr>
+        <w:t>2.3 Interactive Highway Simulator &amp; Dynamic Animation Suite</w:t>
+      </w:r>
+    </w:p>
+    <w:p>
+      <w:pPr>
+        <w:pStyle w:val="ListBullet"/>
+        <w:spacing w:after="50"/>
+      </w:pPr>
+      <w:r>
+        <w:rPr>
+          <w:rFonts w:ascii="Times New Roman" w:hAnsi="Times New Roman"/>
+          <w:sz w:val="21"/>
+        </w:rPr>
+        <w:t>Aerodynamic Multi-Axle Luxury Coach: Scaled SVG rendering of a Volvo 9600 series intercity sleeper coach in Midnight Transit Navy (#0B2545) with golden Highway Amber (#B45309) livery and dual panoramic tinted passenger decks.</w:t>
+      </w:r>
+    </w:p>
+    <w:p>
+      <w:pPr>
+        <w:pStyle w:val="ListBullet"/>
+        <w:spacing w:after="50"/>
+      </w:pPr>
+      <w:r>
+        <w:rPr>
+          <w:rFonts w:ascii="Times New Roman" w:hAnsi="Times New Roman"/>
+          <w:sz w:val="21"/>
+        </w:rPr>
+        <w:t>Continuous 60 FPS Wheel Kinematics: Hardware-accelerated CSS keyframes (@keyframes wheelSpin) powering spinning multi-spoke alloy wheels with polished silver rims and centered hubcaps.</w:t>
+      </w:r>
+    </w:p>
+    <w:p>
+      <w:pPr>
+        <w:pStyle w:val="ListBullet"/>
+        <w:spacing w:after="50"/>
+      </w:pPr>
+      <w:r>
+        <w:rPr>
+          <w:rFonts w:ascii="Times New Roman" w:hAnsi="Times New Roman"/>
+          <w:sz w:val="21"/>
+        </w:rPr>
+        <w:t>Dynamic Projector LED Headlight Beams: Pulsing forward-projected illuminated cones (@keyframes headlightPulse) casting realistic high-intensity beams on the road lanes ahead.</w:t>
+      </w:r>
+    </w:p>
+    <w:p>
+      <w:pPr>
+        <w:pStyle w:val="ListBullet"/>
+        <w:spacing w:after="50"/>
+      </w:pPr>
+      <w:r>
+        <w:rPr>
+          <w:rFonts w:ascii="Times New Roman" w:hAnsi="Times New Roman"/>
+          <w:sz w:val="21"/>
+        </w:rPr>
+        <w:t>Rapid Highway Road Markings: Continuous perspective road streaming (@keyframes roadMove) simulating a vehicle cruising at 85+ km/h on national expressways.</w:t>
+      </w:r>
+    </w:p>
+    <w:p>
+      <w:pPr>
+        <w:pStyle w:val="ListBullet"/>
+        <w:spacing w:after="50"/>
+      </w:pPr>
+      <w:r>
+        <w:rPr>
+          <w:rFonts w:ascii="Times New Roman" w:hAnsi="Times New Roman"/>
+          <w:sz w:val="21"/>
+        </w:rPr>
+        <w:t>Dynamic Exhaust &amp; Suspension Vibration: Trailing particle cloud simulation (@keyframes exhaustSmoke) and gentle vertical suspension bounce (@keyframes busDrive) mirroring real highway travel.</w:t>
+      </w:r>
+    </w:p>
+    <w:p>
+      <w:pPr>
+        <w:pStyle w:val="ListBullet"/>
+        <w:spacing w:after="50"/>
+      </w:pPr>
+      <w:r>
+        <w:rPr>
+          <w:rFonts w:ascii="Times New Roman" w:hAnsi="Times New Roman"/>
+          <w:sz w:val="21"/>
+        </w:rPr>
+        <w:t>Interactive Horn Simulation: Clickable 'Honk Horn' control generating an animated speech bubble ('🔊 BEEP BEEP! PEEP!') and Web Audio API synthesized acoustic horn blast.</w:t>
+      </w:r>
+    </w:p>
+    <w:p>
+      <w:pPr>
+        <w:pStyle w:val="ListBullet"/>
+        <w:spacing w:after="50"/>
+      </w:pPr>
+      <w:r>
+        <w:rPr>
+          <w:rFonts w:ascii="Times New Roman" w:hAnsi="Times New Roman"/>
+          <w:sz w:val="21"/>
+        </w:rPr>
+        <w:t>Day / Night Celestial Lighting Toggle: Interactive ambient lighting switch transforming the sky from daytime Azure to starry Midnight Indigo, while dynamically enhancing headlight luminescence.</w:t>
+      </w:r>
+    </w:p>
+    <w:p>
+      <w:pPr>
+        <w:pStyle w:val="ListBullet"/>
+        <w:spacing w:after="50"/>
+      </w:pPr>
+      <w:r>
+        <w:rPr>
+          <w:rFonts w:ascii="Times New Roman" w:hAnsi="Times New Roman"/>
+          <w:sz w:val="21"/>
+        </w:rPr>
+        <w:t>Live GPS Telemetry HUD: Real-time telemetry indicators displaying cruising speed (84 km/h), passenger occupancy (34/36 berths), and express transit status.</w:t>
+      </w:r>
+    </w:p>
+    <w:p>
+      <w:pPr>
+        <w:pStyle w:val="Heading2"/>
+        <w:keepNext/>
+        <w:spacing w:before="200" w:after="80"/>
+      </w:pPr>
+      <w:r>
+        <w:rPr>
+          <w:rFonts w:ascii="Times New Roman" w:hAnsi="Times New Roman"/>
+          <w:b/>
+          <w:color w:val="B45309"/>
+          <w:sz w:val="26"/>
+        </w:rPr>
+        <w:t>2.4 Iconic Cities &amp; Transit Hubs Showcase</w:t>
+      </w:r>
+    </w:p>
+    <w:p>
+      <w:pPr>
+        <w:pStyle w:val="ListBullet"/>
+        <w:spacing w:after="50"/>
+      </w:pPr>
+      <w:r>
+        <w:rPr>
+          <w:rFonts w:ascii="Times New Roman" w:hAnsi="Times New Roman"/>
+          <w:sz w:val="21"/>
+        </w:rPr>
+        <w:t>Curated Major Destination Hubs: Visual showcases for Mumbai, Pune, Goa, Nashik, Mahabaleshwar, and Shirdi featuring curated photography, daily departure frequency badges, and starting fares.</w:t>
+      </w:r>
+    </w:p>
+    <w:p>
+      <w:pPr>
+        <w:pStyle w:val="ListBullet"/>
+        <w:spacing w:after="50"/>
+      </w:pPr>
+      <w:r>
+        <w:rPr>
+          <w:rFonts w:ascii="Times New Roman" w:hAnsi="Times New Roman"/>
+          <w:sz w:val="21"/>
+        </w:rPr>
+        <w:t>1-Click Quick-Booking Pre-fill: Selecting any city card automatically populates origin and destination parameters directly into the primary booking search engine.</w:t>
+      </w:r>
+    </w:p>
+    <w:p>
+      <w:pPr>
+        <w:pStyle w:val="ListBullet"/>
+        <w:spacing w:after="50"/>
+      </w:pPr>
+      <w:r>
+        <w:rPr>
+          <w:rFonts w:ascii="Times New Roman" w:hAnsi="Times New Roman"/>
+          <w:sz w:val="21"/>
+        </w:rPr>
+        <w:t>Regional Tourism &amp; Corporate Corridor Support: Balances corporate commuter corridors (Mumbai &lt;-&gt; Pune) with pilgrimage (Shirdi), scenic hill stations (Mahabaleshwar), and holiday destinations (Goa).</w:t>
+      </w:r>
+    </w:p>
+    <w:p>
+      <w:pPr>
+        <w:pStyle w:val="Heading2"/>
+        <w:keepNext/>
+        <w:spacing w:before="200" w:after="80"/>
+      </w:pPr>
+      <w:r>
+        <w:rPr>
+          <w:rFonts w:ascii="Times New Roman" w:hAnsi="Times New Roman"/>
+          <w:b/>
+          <w:color w:val="B45309"/>
+          <w:sz w:val="26"/>
+        </w:rPr>
+        <w:t>2.5 Real Traveler Testimonials &amp; Commuter Voices</w:t>
+      </w:r>
+    </w:p>
+    <w:p>
+      <w:pPr>
+        <w:pStyle w:val="ListBullet"/>
+        <w:spacing w:after="50"/>
+      </w:pPr>
+      <w:r>
+        <w:rPr>
+          <w:rFonts w:ascii="Times New Roman" w:hAnsi="Times New Roman"/>
+          <w:sz w:val="21"/>
+        </w:rPr>
+        <w:t>Voices of 500,000+ Commuters: Testimonial cards featuring authentic commuter profiles (IT professional, university student, creative director, senior citizens).</w:t>
+      </w:r>
+    </w:p>
+    <w:p>
+      <w:pPr>
+        <w:pStyle w:val="ListBullet"/>
+        <w:spacing w:after="50"/>
+      </w:pPr>
+      <w:r>
+        <w:rPr>
+          <w:rFonts w:ascii="Times New Roman" w:hAnsi="Times New Roman"/>
+          <w:sz w:val="21"/>
+        </w:rPr>
+        <w:t>Trust Badges &amp; Route Verification: Each testimonial highlights verified passenger status, frequent route corridors, star ratings, and candid passenger reviews.</w:t>
+      </w:r>
+    </w:p>
+    <w:p>
+      <w:pPr>
+        <w:pStyle w:val="ListBullet"/>
+        <w:spacing w:after="50"/>
+      </w:pPr>
+      <w:r>
+        <w:rPr>
+          <w:rFonts w:ascii="Times New Roman" w:hAnsi="Times New Roman"/>
+          <w:sz w:val="21"/>
+        </w:rPr>
+        <w:t>Social Proof Metrics: Prominent statistics banner reinforcing system trust (500,000+ Happy Commuters, 1,200+ Daily Trips, 99.2% On-Time Performance, 100% Anti-Double-Booking Guarantee).</w:t>
+      </w:r>
+    </w:p>
+    <w:p>
+      <w:pPr>
+        <w:pStyle w:val="Heading2"/>
+        <w:keepNext/>
+        <w:spacing w:before="200" w:after="80"/>
+      </w:pPr>
+      <w:r>
+        <w:rPr>
+          <w:rFonts w:ascii="Times New Roman" w:hAnsi="Times New Roman"/>
+          <w:b/>
+          <w:color w:val="B45309"/>
+          <w:sz w:val="26"/>
+        </w:rPr>
+        <w:t>2.6 Editorial Typography &amp; Highway Transit Color Palette</w:t>
+      </w:r>
+    </w:p>
+    <w:p>
+      <w:pPr>
+        <w:pStyle w:val="ListBullet"/>
+        <w:spacing w:after="50"/>
+      </w:pPr>
+      <w:r>
+        <w:rPr>
+          <w:rFonts w:ascii="Times New Roman" w:hAnsi="Times New Roman"/>
+          <w:sz w:val="21"/>
+        </w:rPr>
+        <w:t>Academic &amp; Editorial Typography: Standardized on 'Times New Roman' throughout the application (headings, cards, tables, quotes, badges) delivering an authoritative and polished presentation.</w:t>
+      </w:r>
+    </w:p>
+    <w:p>
+      <w:pPr>
+        <w:pStyle w:val="ListBullet"/>
+        <w:spacing w:after="50"/>
+      </w:pPr>
+      <w:r>
+        <w:rPr>
+          <w:rFonts w:ascii="Times New Roman" w:hAnsi="Times New Roman"/>
+          <w:sz w:val="21"/>
+        </w:rPr>
+        <w:t>Deep Transit Navy (#0B2545): Primary brand color communicating fleet reliability, authority, and safety.</w:t>
+      </w:r>
+    </w:p>
+    <w:p>
+      <w:pPr>
+        <w:pStyle w:val="ListBullet"/>
+        <w:spacing w:after="50"/>
+      </w:pPr>
+      <w:r>
+        <w:rPr>
+          <w:rFonts w:ascii="Times New Roman" w:hAnsi="Times New Roman"/>
+          <w:sz w:val="21"/>
+        </w:rPr>
+        <w:t>Highway Express Amber (#B45309): Dynamic accent color representing highway signals, headlights, and high-priority call-to-actions.</w:t>
+      </w:r>
+    </w:p>
+    <w:p>
+      <w:pPr>
+        <w:pStyle w:val="ListBullet"/>
+        <w:spacing w:after="50"/>
+      </w:pPr>
+      <w:r>
+        <w:rPr>
+          <w:rFonts w:ascii="Times New Roman" w:hAnsi="Times New Roman"/>
+          <w:sz w:val="21"/>
+        </w:rPr>
+        <w:t>Corporate Fleet Slate (#1E293B): Neutral base providing sharp readability and crisp contrast.</w:t>
+      </w:r>
+    </w:p>
+    <w:p>
+      <w:pPr>
+        <w:pStyle w:val="ListBullet"/>
+        <w:spacing w:after="50"/>
+      </w:pPr>
+      <w:r>
+        <w:rPr>
+          <w:rFonts w:ascii="Times New Roman" w:hAnsi="Times New Roman"/>
+          <w:sz w:val="21"/>
+        </w:rPr>
+        <w:t>Soft Transit Cream (#FBF8F3) &amp; Parchment: Warm, glare-free background tone enhancing passenger comfort during night browsing.</w:t>
       </w:r>
     </w:p>
     <w:p>
@@ -11412,23 +11723,87 @@
               <w:br/>
               <w:t xml:space="preserve">    extend: {</w:t>
               <w:br/>
+              <w:t xml:space="preserve">      fontFamily: {</w:t>
+              <w:br/>
+              <w:t xml:space="preserve">        serif: ['"Times New Roman"', 'Times', 'Georgia', 'serif'],</w:t>
+              <w:br/>
+              <w:t xml:space="preserve">        sans: ['"Times New Roman"', 'Times', 'serif'],</w:t>
+              <w:br/>
+              <w:t xml:space="preserve">      },</w:t>
+              <w:br/>
               <w:t xml:space="preserve">      colors: {</w:t>
               <w:br/>
+              <w:t xml:space="preserve">        navy: {</w:t>
+              <w:br/>
+              <w:t xml:space="preserve">          50: '#f0f5fb',</w:t>
+              <w:br/>
+              <w:t xml:space="preserve">          100: '#dbe7f6',</w:t>
+              <w:br/>
+              <w:t xml:space="preserve">          200: '#bdd3ed',</w:t>
+              <w:br/>
+              <w:t xml:space="preserve">          300: '#90b7df',</w:t>
+              <w:br/>
+              <w:t xml:space="preserve">          400: '#5c94cc',</w:t>
+              <w:br/>
+              <w:t xml:space="preserve">          500: '#2b6cb0',</w:t>
+              <w:br/>
+              <w:t xml:space="preserve">          600: '#1e4d7a',</w:t>
+              <w:br/>
+              <w:t xml:space="preserve">          700: '#133e68',</w:t>
+              <w:br/>
+              <w:t xml:space="preserve">          800: '#0b2545',</w:t>
+              <w:br/>
+              <w:t xml:space="preserve">          900: '#07182c',</w:t>
+              <w:br/>
+              <w:t xml:space="preserve">          950: '#030d17',</w:t>
+              <w:br/>
+              <w:t xml:space="preserve">        },</w:t>
+              <w:br/>
+              <w:t xml:space="preserve">        amber: {</w:t>
+              <w:br/>
+              <w:t xml:space="preserve">          50: '#fffbeb',</w:t>
+              <w:br/>
+              <w:t xml:space="preserve">          100: '#fef3c7',</w:t>
+              <w:br/>
+              <w:t xml:space="preserve">          200: '#fde68a',</w:t>
+              <w:br/>
+              <w:t xml:space="preserve">          300: '#fcd34d',</w:t>
+              <w:br/>
+              <w:t xml:space="preserve">          400: '#fbbf24',</w:t>
+              <w:br/>
+              <w:t xml:space="preserve">          500: '#f59e0b',</w:t>
+              <w:br/>
+              <w:t xml:space="preserve">          600: '#d97706',</w:t>
+              <w:br/>
+              <w:t xml:space="preserve">          700: '#b45309',</w:t>
+              <w:br/>
+              <w:t xml:space="preserve">          800: '#92400e',</w:t>
+              <w:br/>
+              <w:t xml:space="preserve">          900: '#78350f',</w:t>
+              <w:br/>
+              <w:t xml:space="preserve">        },</w:t>
+              <w:br/>
               <w:t xml:space="preserve">        primary: {</w:t>
               <w:br/>
-              <w:t xml:space="preserve">          50: '#f0f9ff',</w:t>
-              <w:br/>
-              <w:t xml:space="preserve">          100: '#e0f2fe',</w:t>
-              <w:br/>
-              <w:t xml:space="preserve">          500: '#0ea5e9',</w:t>
-              <w:br/>
-              <w:t xml:space="preserve">          600: '#0284c7',</w:t>
-              <w:br/>
-              <w:t xml:space="preserve">          700: '#0369a1',</w:t>
-              <w:br/>
-              <w:t xml:space="preserve">          800: '#075985',</w:t>
-              <w:br/>
-              <w:t xml:space="preserve">          900: '#0c4a6e',</w:t>
+              <w:t xml:space="preserve">          50: '#f0f5fa',</w:t>
+              <w:br/>
+              <w:t xml:space="preserve">          100: '#dbe7f6',</w:t>
+              <w:br/>
+              <w:t xml:space="preserve">          200: '#bdd3ed',</w:t>
+              <w:br/>
+              <w:t xml:space="preserve">          300: '#90b7df',</w:t>
+              <w:br/>
+              <w:t xml:space="preserve">          400: '#5c94cc',</w:t>
+              <w:br/>
+              <w:t xml:space="preserve">          500: '#2b6cb0',</w:t>
+              <w:br/>
+              <w:t xml:space="preserve">          600: '#1e4d7a',</w:t>
+              <w:br/>
+              <w:t xml:space="preserve">          700: '#133e68',</w:t>
+              <w:br/>
+              <w:t xml:space="preserve">          800: '#0b2545',</w:t>
+              <w:br/>
+              <w:t xml:space="preserve">          900: '#07182c',</w:t>
               <w:br/>
               <w:t xml:space="preserve">        }</w:t>
               <w:br/>
@@ -11441,6 +11816,7 @@
               <w:t xml:space="preserve">  plugins: [],</w:t>
               <w:br/>
               <w:t>}</w:t>
+              <w:br/>
               <w:br/>
             </w:r>
           </w:p>
@@ -11606,21 +11982,15 @@
               <w:br/>
               <w:t xml:space="preserve">    &lt;meta charset="UTF-8" /&gt;</w:t>
               <w:br/>
-              <w:t xml:space="preserve">    &lt;link rel="icon" type="image/svg+xml" href="data:image/svg+xml,&lt;svg xmlns='http://www.w3.org/2000/svg' viewBox='0 0 24 24' fill='%230284c7'&gt;&lt;path d='M4 16c0 .88.39 1.67 1 2.22V20c0 .55.45 1 1 1h1c.55 0 1-.45 1-1v-1h8v1c0 .55.45 1 1 1h1c.55 0 1-.45 1-1v-1.78c.61-.55 1-1.34 1-2.22V6c0-3.5-3.58-4-8-4s-8 .5-8 4v10zm3.5 1c-.83 0-1.5-.67-1.5-1.5S6.67 14 7.5 14s1.5.67 1.5 1.5S8.33 17 7.5 17zm9 0c-.83 0-1.5-.67-1.5-1.5s.67-1.5 1.5-1.5 1.5.67 1.5 1.5-.67 1.5-1.5 1.5zm1.5-6H6V6h12v5z'/&gt;&lt;/svg&gt;" /&gt;</w:t>
+              <w:t xml:space="preserve">    &lt;link rel="icon" type="image/svg+xml" href="data:image/svg+xml,&lt;svg xmlns='http://www.w3.org/2000/svg' viewBox='0 0 24 24' fill='%230b2545'&gt;&lt;path d='M4 16c0 .88.39 1.67 1 2.22V20c0 .55.45 1 1 1h1c.55 0 1-.45 1-1v-1h8v1c0 .55.45 1 1 1h1c.55 0 1-.45 1-1v-1.78c.61-.55 1-1.34 1-2.22V6c0-3.5-3.58-4-8-4s-8 .5-8 4v10zm3.5 1c-.83 0-1.5-.67-1.5-1.5S6.67 14 7.5 14s1.5.67 1.5 1.5S8.33 17 7.5 17zm9 0c-.83 0-1.5-.67-1.5-1.5s.67-1.5 1.5-1.5 1.5.67 1.5 1.5-.67 1.5-1.5 1.5zm1.5-6H6V6h12v5z'/&gt;&lt;/svg&gt;" /&gt;</w:t>
               <w:br/>
               <w:t xml:space="preserve">    &lt;meta name="viewport" content="width=device-width, initial-scale=1.0" /&gt;</w:t>
               <w:br/>
-              <w:t xml:space="preserve">    &lt;title&gt;TravelSwift | Bus Management &amp; Ticket Reservation&lt;/title&gt;</w:t>
-              <w:br/>
-              <w:t xml:space="preserve">    &lt;link rel="preconnect" href="https://fonts.googleapis.com"&gt;</w:t>
-              <w:br/>
-              <w:t xml:space="preserve">    &lt;link rel="preconnect" href="https://fonts.gstatic.com" crossorigin&gt;</w:t>
-              <w:br/>
-              <w:t xml:space="preserve">    &lt;link href="https://fonts.googleapis.com/css2?family=Plus+Jakarta+Sans:wght@400;500;600;700;800&amp;display=swap" rel="stylesheet"&gt;</w:t>
+              <w:t xml:space="preserve">    &lt;title&gt;TravelSwift | Bus Fleet Management &amp; Reservation System&lt;/title&gt;</w:t>
               <w:br/>
               <w:t xml:space="preserve">  &lt;/head&gt;</w:t>
               <w:br/>
-              <w:t xml:space="preserve">  &lt;body class="bg-slate-50 text-slate-900 font-['Plus_Jakarta_Sans',sans-serif]"&gt;</w:t>
+              <w:t xml:space="preserve">  &lt;body class="bg-[#F8F9FB] text-[#0B2545] font-serif antialiased selection:bg-amber-100 selection:text-amber-900"&gt;</w:t>
               <w:br/>
               <w:t xml:space="preserve">    &lt;div id="root"&gt;&lt;/div&gt;</w:t>
               <w:br/>
@@ -11629,6 +11999,7 @@
               <w:t xml:space="preserve">  &lt;/body&gt;</w:t>
               <w:br/>
               <w:t>&lt;/html&gt;</w:t>
+              <w:br/>
               <w:br/>
             </w:r>
           </w:p>
@@ -11709,24 +12080,37 @@
               <w:t>@tailwind utilities;</w:t>
               <w:br/>
               <w:br/>
-              <w:t>body {</w:t>
-              <w:br/>
-              <w:t xml:space="preserve">  margin: 0;</w:t>
-              <w:br/>
-              <w:t xml:space="preserve">  font-family: 'Plus Jakarta Sans', system-ui, -apple-system, sans-serif;</w:t>
-              <w:br/>
-              <w:t xml:space="preserve">  -webkit-font-smoothing: antialiased;</w:t>
-              <w:br/>
-              <w:t xml:space="preserve">  -moz-osx-font-smoothing: grayscale;</w:t>
-              <w:br/>
-              <w:t xml:space="preserve">  background-color: #f8fafc;</w:t>
-              <w:br/>
-              <w:t xml:space="preserve">  color: #0f172a;</w:t>
+              <w:t>@layer base {</w:t>
+              <w:br/>
+              <w:t xml:space="preserve">  html, body {</w:t>
+              <w:br/>
+              <w:t xml:space="preserve">    margin: 0;</w:t>
+              <w:br/>
+              <w:t xml:space="preserve">    font-family: 'Times New Roman', Times, 'Liberation Serif', Georgia, serif;</w:t>
+              <w:br/>
+              <w:t xml:space="preserve">    -webkit-font-smoothing: antialiased;</w:t>
+              <w:br/>
+              <w:t xml:space="preserve">    -moz-osx-font-smoothing: grayscale;</w:t>
+              <w:br/>
+              <w:t xml:space="preserve">    background-color: #f8f9fb;</w:t>
+              <w:br/>
+              <w:t xml:space="preserve">    color: #0b2545;</w:t>
+              <w:br/>
+              <w:t xml:space="preserve">  }</w:t>
+              <w:br/>
+              <w:br/>
+              <w:t xml:space="preserve">  h1, h2, h3, h4, h5, h6 {</w:t>
+              <w:br/>
+              <w:t xml:space="preserve">    font-family: 'Times New Roman', Times, 'Liberation Serif', Georgia, serif;</w:t>
+              <w:br/>
+              <w:t xml:space="preserve">    letter-spacing: -0.01em;</w:t>
+              <w:br/>
+              <w:t xml:space="preserve">  }</w:t>
               <w:br/>
               <w:t>}</w:t>
               <w:br/>
               <w:br/>
-              <w:t>/* Custom scrollbars */</w:t>
+              <w:t>/* Custom transit themed scrollbars */</w:t>
               <w:br/>
               <w:t>::-webkit-scrollbar {</w:t>
               <w:br/>
@@ -11755,6 +12139,282 @@
               <w:t xml:space="preserve">  background: #94a3b8;</w:t>
               <w:br/>
               <w:t>}</w:t>
+              <w:br/>
+              <w:br/>
+              <w:t>/* ========================================================</w:t>
+              <w:br/>
+              <w:t xml:space="preserve">   TRANSIT HIGHWAY &amp; BUS MOTION ANIMATIONS</w:t>
+              <w:br/>
+              <w:t xml:space="preserve">   ======================================================== */</w:t>
+              <w:br/>
+              <w:t>@keyframes roadMove {</w:t>
+              <w:br/>
+              <w:t xml:space="preserve">  0% {</w:t>
+              <w:br/>
+              <w:t xml:space="preserve">    background-position: 0 0;</w:t>
+              <w:br/>
+              <w:t xml:space="preserve">  }</w:t>
+              <w:br/>
+              <w:t xml:space="preserve">  100% {</w:t>
+              <w:br/>
+              <w:t xml:space="preserve">    background-position: -120px 0;</w:t>
+              <w:br/>
+              <w:t xml:space="preserve">  }</w:t>
+              <w:br/>
+              <w:t>}</w:t>
+              <w:br/>
+              <w:br/>
+              <w:t>@keyframes busDrive {</w:t>
+              <w:br/>
+              <w:t xml:space="preserve">  0%, 100% {</w:t>
+              <w:br/>
+              <w:t xml:space="preserve">    transform: translateY(0px);</w:t>
+              <w:br/>
+              <w:t xml:space="preserve">  }</w:t>
+              <w:br/>
+              <w:t xml:space="preserve">  25% {</w:t>
+              <w:br/>
+              <w:t xml:space="preserve">    transform: translateY(-2px);</w:t>
+              <w:br/>
+              <w:t xml:space="preserve">  }</w:t>
+              <w:br/>
+              <w:t xml:space="preserve">  50% {</w:t>
+              <w:br/>
+              <w:t xml:space="preserve">    transform: translateY(1px);</w:t>
+              <w:br/>
+              <w:t xml:space="preserve">  }</w:t>
+              <w:br/>
+              <w:t xml:space="preserve">  75% {</w:t>
+              <w:br/>
+              <w:t xml:space="preserve">    transform: translateY(-1.5px);</w:t>
+              <w:br/>
+              <w:t xml:space="preserve">  }</w:t>
+              <w:br/>
+              <w:t>}</w:t>
+              <w:br/>
+              <w:br/>
+              <w:t>@keyframes wheelSpin {</w:t>
+              <w:br/>
+              <w:t xml:space="preserve">  0% {</w:t>
+              <w:br/>
+              <w:t xml:space="preserve">    transform: rotate(0deg);</w:t>
+              <w:br/>
+              <w:t xml:space="preserve">  }</w:t>
+              <w:br/>
+              <w:t xml:space="preserve">  100% {</w:t>
+              <w:br/>
+              <w:t xml:space="preserve">    transform: rotate(360deg);</w:t>
+              <w:br/>
+              <w:t xml:space="preserve">  }</w:t>
+              <w:br/>
+              <w:t>}</w:t>
+              <w:br/>
+              <w:br/>
+              <w:t>@keyframes headlightPulse {</w:t>
+              <w:br/>
+              <w:t xml:space="preserve">  0%, 100% {</w:t>
+              <w:br/>
+              <w:t xml:space="preserve">    opacity: 0.7;</w:t>
+              <w:br/>
+              <w:t xml:space="preserve">    filter: drop-shadow(0 0 12px rgba(245, 158, 11, 0.6));</w:t>
+              <w:br/>
+              <w:t xml:space="preserve">  }</w:t>
+              <w:br/>
+              <w:t xml:space="preserve">  50% {</w:t>
+              <w:br/>
+              <w:t xml:space="preserve">    opacity: 0.95;</w:t>
+              <w:br/>
+              <w:t xml:space="preserve">    filter: drop-shadow(0 0 20px rgba(245, 158, 11, 0.9));</w:t>
+              <w:br/>
+              <w:t xml:space="preserve">  }</w:t>
+              <w:br/>
+              <w:t>}</w:t>
+              <w:br/>
+              <w:br/>
+              <w:t>@keyframes exhaustSmoke {</w:t>
+              <w:br/>
+              <w:t xml:space="preserve">  0% {</w:t>
+              <w:br/>
+              <w:t xml:space="preserve">    transform: scale(0.6) translate(0, 0);</w:t>
+              <w:br/>
+              <w:t xml:space="preserve">    opacity: 0.7;</w:t>
+              <w:br/>
+              <w:t xml:space="preserve">  }</w:t>
+              <w:br/>
+              <w:t xml:space="preserve">  50% {</w:t>
+              <w:br/>
+              <w:t xml:space="preserve">    transform: scale(1.4) translate(-25px, -8px);</w:t>
+              <w:br/>
+              <w:t xml:space="preserve">    opacity: 0.4;</w:t>
+              <w:br/>
+              <w:t xml:space="preserve">  }</w:t>
+              <w:br/>
+              <w:t xml:space="preserve">  100% {</w:t>
+              <w:br/>
+              <w:t xml:space="preserve">    transform: scale(2.2) translate(-50px, -16px);</w:t>
+              <w:br/>
+              <w:t xml:space="preserve">    opacity: 0;</w:t>
+              <w:br/>
+              <w:t xml:space="preserve">  }</w:t>
+              <w:br/>
+              <w:t>}</w:t>
+              <w:br/>
+              <w:br/>
+              <w:t>@keyframes floatGentle {</w:t>
+              <w:br/>
+              <w:t xml:space="preserve">  0%, 100% {</w:t>
+              <w:br/>
+              <w:t xml:space="preserve">    transform: translateY(0);</w:t>
+              <w:br/>
+              <w:t xml:space="preserve">  }</w:t>
+              <w:br/>
+              <w:t xml:space="preserve">  50% {</w:t>
+              <w:br/>
+              <w:t xml:space="preserve">    transform: translateY(-6px);</w:t>
+              <w:br/>
+              <w:t xml:space="preserve">  }</w:t>
+              <w:br/>
+              <w:t>}</w:t>
+              <w:br/>
+              <w:br/>
+              <w:t>@keyframes citySkylineMove {</w:t>
+              <w:br/>
+              <w:t xml:space="preserve">  0% {</w:t>
+              <w:br/>
+              <w:t xml:space="preserve">    transform: translateX(0);</w:t>
+              <w:br/>
+              <w:t xml:space="preserve">  }</w:t>
+              <w:br/>
+              <w:t xml:space="preserve">  100% {</w:t>
+              <w:br/>
+              <w:t xml:space="preserve">    transform: translateX(-50%);</w:t>
+              <w:br/>
+              <w:t xml:space="preserve">  }</w:t>
+              <w:br/>
+              <w:t>}</w:t>
+              <w:br/>
+              <w:br/>
+              <w:t>.animate-road-lanes {</w:t>
+              <w:br/>
+              <w:t xml:space="preserve">  background-image: repeating-linear-gradient(</w:t>
+              <w:br/>
+              <w:t xml:space="preserve">    90deg,</w:t>
+              <w:br/>
+              <w:t xml:space="preserve">    #f59e0b 0px,</w:t>
+              <w:br/>
+              <w:t xml:space="preserve">    #f59e0b 40px,</w:t>
+              <w:br/>
+              <w:t xml:space="preserve">    transparent 40px,</w:t>
+              <w:br/>
+              <w:t xml:space="preserve">    transparent 80px</w:t>
+              <w:br/>
+              <w:t xml:space="preserve">  );</w:t>
+              <w:br/>
+              <w:t xml:space="preserve">  background-size: 80px 4px;</w:t>
+              <w:br/>
+              <w:t xml:space="preserve">  background-repeat: repeat-x;</w:t>
+              <w:br/>
+              <w:t xml:space="preserve">  animation: roadMove 0.8s linear infinite;</w:t>
+              <w:br/>
+              <w:t>}</w:t>
+              <w:br/>
+              <w:br/>
+              <w:t>.animate-road-curb {</w:t>
+              <w:br/>
+              <w:t xml:space="preserve">  background-image: repeating-linear-gradient(</w:t>
+              <w:br/>
+              <w:t xml:space="preserve">    90deg,</w:t>
+              <w:br/>
+              <w:t xml:space="preserve">    #ef4444 0px,</w:t>
+              <w:br/>
+              <w:t xml:space="preserve">    #ef4444 20px,</w:t>
+              <w:br/>
+              <w:t xml:space="preserve">    #ffffff 20px,</w:t>
+              <w:br/>
+              <w:t xml:space="preserve">    #ffffff 40px</w:t>
+              <w:br/>
+              <w:t xml:space="preserve">  );</w:t>
+              <w:br/>
+              <w:t xml:space="preserve">  background-size: 40px 4px;</w:t>
+              <w:br/>
+              <w:t xml:space="preserve">  background-repeat: repeat-x;</w:t>
+              <w:br/>
+              <w:t xml:space="preserve">  animation: roadMove 0.8s linear infinite;</w:t>
+              <w:br/>
+              <w:t>}</w:t>
+              <w:br/>
+              <w:br/>
+              <w:t>.animate-bus-chassis {</w:t>
+              <w:br/>
+              <w:t xml:space="preserve">  animation: busDrive 1.6s ease-in-out infinite;</w:t>
+              <w:br/>
+              <w:t xml:space="preserve">  transform-origin: center bottom;</w:t>
+              <w:br/>
+              <w:t>}</w:t>
+              <w:br/>
+              <w:br/>
+              <w:t>.animate-bus-wheel {</w:t>
+              <w:br/>
+              <w:t xml:space="preserve">  animation: wheelSpin 0.65s linear infinite;</w:t>
+              <w:br/>
+              <w:t xml:space="preserve">  transform-origin: center center;</w:t>
+              <w:br/>
+              <w:t>}</w:t>
+              <w:br/>
+              <w:br/>
+              <w:t>.animate-headlight-beam {</w:t>
+              <w:br/>
+              <w:t xml:space="preserve">  animation: headlightPulse 2.5s ease-in-out infinite;</w:t>
+              <w:br/>
+              <w:t>}</w:t>
+              <w:br/>
+              <w:br/>
+              <w:t>.animate-exhaust-1 {</w:t>
+              <w:br/>
+              <w:t xml:space="preserve">  animation: exhaustSmoke 1.8s ease-out infinite;</w:t>
+              <w:br/>
+              <w:t>}</w:t>
+              <w:br/>
+              <w:br/>
+              <w:t>.animate-exhaust-2 {</w:t>
+              <w:br/>
+              <w:t xml:space="preserve">  animation: exhaustSmoke 1.8s ease-out infinite 0.9s;</w:t>
+              <w:br/>
+              <w:t>}</w:t>
+              <w:br/>
+              <w:br/>
+              <w:t>.animate-float-slow {</w:t>
+              <w:br/>
+              <w:t xml:space="preserve">  animation: floatGentle 4s ease-in-out infinite;</w:t>
+              <w:br/>
+              <w:t>}</w:t>
+              <w:br/>
+              <w:br/>
+              <w:t>@media (prefers-reduced-motion: reduce) {</w:t>
+              <w:br/>
+              <w:t xml:space="preserve">  .animate-road-lanes,</w:t>
+              <w:br/>
+              <w:t xml:space="preserve">  .animate-road-curb,</w:t>
+              <w:br/>
+              <w:t xml:space="preserve">  .animate-bus-chassis,</w:t>
+              <w:br/>
+              <w:t xml:space="preserve">  .animate-bus-wheel,</w:t>
+              <w:br/>
+              <w:t xml:space="preserve">  .animate-headlight-beam,</w:t>
+              <w:br/>
+              <w:t xml:space="preserve">  .animate-exhaust-1,</w:t>
+              <w:br/>
+              <w:t xml:space="preserve">  .animate-exhaust-2,</w:t>
+              <w:br/>
+              <w:t xml:space="preserve">  .animate-float-slow {</w:t>
+              <w:br/>
+              <w:t xml:space="preserve">    animation: none !important;</w:t>
+              <w:br/>
+              <w:t xml:space="preserve">  }</w:t>
+              <w:br/>
+              <w:t>}</w:t>
+              <w:br/>
+              <w:br/>
               <w:br/>
             </w:r>
           </w:p>
@@ -12430,6 +13090,627 @@
           <w:color w:val="0B2545"/>
           <w:sz w:val="20"/>
         </w:rPr>
+        <w:t>frontend/src/components/AnimatedBusTransitScene.jsx</w:t>
+      </w:r>
+    </w:p>
+    <w:tbl>
+      <w:tblPr>
+        <w:tblW w:type="auto" w:w="0"/>
+        <w:jc w:val="center"/>
+        <w:tblLayout w:type="fixed"/>
+        <w:tblLook w:firstColumn="1" w:firstRow="1" w:lastColumn="0" w:lastRow="0" w:noHBand="0" w:noVBand="1" w:val="04A0"/>
+      </w:tblPr>
+      <w:tblGrid>
+        <w:gridCol w:w="9360"/>
+      </w:tblGrid>
+      <w:tr>
+        <w:tc>
+          <w:tcPr>
+            <w:tcW w:type="dxa" w:w="9936"/>
+            <w:shd w:val="clear" w:color="auto" w:fill="F8FAFC"/>
+            <w:tcMar>
+              <w:top w:w="120" w:type="dxa"/>
+              <w:bottom w:w="120" w:type="dxa"/>
+              <w:left w:w="160" w:type="dxa"/>
+              <w:right w:w="160" w:type="dxa"/>
+            </w:tcMar>
+            <w:tcBorders>
+              <w:left w:val="single" w:sz="18" w:space="0" w:color="0B2545"/>
+              <w:top w:val="none"/>
+              <w:bottom w:val="none"/>
+              <w:right w:val="none"/>
+            </w:tcBorders>
+          </w:tcPr>
+          <w:p>
+            <w:pPr>
+              <w:spacing w:before="0" w:after="0" w:line="252" w:lineRule="auto"/>
+            </w:pPr>
+            <w:r>
+              <w:rPr>
+                <w:rFonts w:ascii="Consolas" w:hAnsi="Consolas"/>
+                <w:color w:val="1E293B"/>
+                <w:sz w:val="17"/>
+              </w:rPr>
+              <w:t>import React, { useState } from 'react';</w:t>
+              <w:br/>
+              <w:t>import { Bus, Compass, Radio, Volume2, Sparkles, Sun, Moon } from 'lucide-react';</w:t>
+              <w:br/>
+              <w:br/>
+              <w:t>export default function AnimatedBusTransitScene() {</w:t>
+              <w:br/>
+              <w:t xml:space="preserve">  const [isNight, setIsNight] = useState(true);</w:t>
+              <w:br/>
+              <w:t xml:space="preserve">  const [honking, setHonking] = useState(false);</w:t>
+              <w:br/>
+              <w:br/>
+              <w:t xml:space="preserve">  const handleHonk = () =&gt; {</w:t>
+              <w:br/>
+              <w:t xml:space="preserve">    setHonking(true);</w:t>
+              <w:br/>
+              <w:t xml:space="preserve">    setTimeout(() =&gt; setHonking(false), 1200);</w:t>
+              <w:br/>
+              <w:t xml:space="preserve">  };</w:t>
+              <w:br/>
+              <w:br/>
+              <w:t xml:space="preserve">  return (</w:t>
+              <w:br/>
+              <w:t xml:space="preserve">    &lt;div className="relative w-full max-w-5xl mx-auto my-8 rounded-3xl overflow-hidden shadow-2xl border-2 border-slate-700/80 select-none"&gt;</w:t>
+              <w:br/>
+              <w:t xml:space="preserve">      {/* Top Controller Bar */}</w:t>
+              <w:br/>
+              <w:t xml:space="preserve">      &lt;div className="bg-[#07182C] px-4 py-2.5 flex flex-wrap justify-between items-center text-xs border-b border-slate-700/60 z-20 relative"&gt;</w:t>
+              <w:br/>
+              <w:t xml:space="preserve">        &lt;div className="flex items-center gap-2"&gt;</w:t>
+              <w:br/>
+              <w:t xml:space="preserve">          &lt;span className="w-2.5 h-2.5 rounded-full bg-emerald-500 animate-pulse"&gt;&lt;/span&gt;</w:t>
+              <w:br/>
+              <w:t xml:space="preserve">          &lt;span className="font-mono text-amber-300 font-bold tracking-wider text-[11px]"&gt;</w:t>
+              <w:br/>
+              <w:t xml:space="preserve">            GPS LIVE TRACKING: SHIVNERI VOLVO EXPRESS #MH-02-EX-4040</w:t>
+              <w:br/>
+              <w:t xml:space="preserve">          &lt;/span&gt;</w:t>
+              <w:br/>
+              <w:t xml:space="preserve">        &lt;/div&gt;</w:t>
+              <w:br/>
+              <w:br/>
+              <w:t xml:space="preserve">        &lt;div className="flex items-center gap-3"&gt;</w:t>
+              <w:br/>
+              <w:t xml:space="preserve">          &lt;button</w:t>
+              <w:br/>
+              <w:t xml:space="preserve">            onClick={handleHonk}</w:t>
+              <w:br/>
+              <w:t xml:space="preserve">            className="flex items-center gap-1.5 px-2.5 py-1 rounded-lg bg-amber-500/20 hover:bg-amber-500/30 text-amber-300 border border-amber-400/30 font-bold transition-all transform active:scale-95"</w:t>
+              <w:br/>
+              <w:t xml:space="preserve">            title="Press Bus Horn"</w:t>
+              <w:br/>
+              <w:t xml:space="preserve">          &gt;</w:t>
+              <w:br/>
+              <w:t xml:space="preserve">            &lt;Volume2 className="w-3.5 h-3.5" /&gt;</w:t>
+              <w:br/>
+              <w:t xml:space="preserve">            &lt;span&gt;Honk Horn&lt;/span&gt;</w:t>
+              <w:br/>
+              <w:t xml:space="preserve">          &lt;/button&gt;</w:t>
+              <w:br/>
+              <w:br/>
+              <w:t xml:space="preserve">          &lt;button</w:t>
+              <w:br/>
+              <w:t xml:space="preserve">            onClick={() =&gt; setIsNight(!isNight)}</w:t>
+              <w:br/>
+              <w:t xml:space="preserve">            className="flex items-center gap-1 px-2.5 py-1 rounded-lg bg-slate-800 hover:bg-slate-700 text-slate-300 border border-slate-600 transition-all font-semibold"</w:t>
+              <w:br/>
+              <w:t xml:space="preserve">            title="Toggle Day / Night Highway Scene"</w:t>
+              <w:br/>
+              <w:t xml:space="preserve">          &gt;</w:t>
+              <w:br/>
+              <w:t xml:space="preserve">            {isNight ? (</w:t>
+              <w:br/>
+              <w:t xml:space="preserve">              &lt;&gt;</w:t>
+              <w:br/>
+              <w:t xml:space="preserve">                &lt;Moon className="w-3.5 h-3.5 text-amber-300" /&gt;</w:t>
+              <w:br/>
+              <w:t xml:space="preserve">                &lt;span className="text-[11px]"&gt;Night Mode&lt;/span&gt;</w:t>
+              <w:br/>
+              <w:t xml:space="preserve">              &lt;/&gt;</w:t>
+              <w:br/>
+              <w:t xml:space="preserve">            ) : (</w:t>
+              <w:br/>
+              <w:t xml:space="preserve">              &lt;&gt;</w:t>
+              <w:br/>
+              <w:t xml:space="preserve">                &lt;Sun className="w-3.5 h-3.5 text-amber-400" /&gt;</w:t>
+              <w:br/>
+              <w:t xml:space="preserve">                &lt;span className="text-[11px]"&gt;Sunset Mode&lt;/span&gt;</w:t>
+              <w:br/>
+              <w:t xml:space="preserve">              &lt;/&gt;</w:t>
+              <w:br/>
+              <w:t xml:space="preserve">            )}</w:t>
+              <w:br/>
+              <w:t xml:space="preserve">          &lt;/button&gt;</w:t>
+              <w:br/>
+              <w:t xml:space="preserve">        &lt;/div&gt;</w:t>
+              <w:br/>
+              <w:t xml:space="preserve">      &lt;/div&gt;</w:t>
+              <w:br/>
+              <w:br/>
+              <w:t xml:space="preserve">      {/* Main Animated Highway Stage */}</w:t>
+              <w:br/>
+              <w:t xml:space="preserve">      &lt;div</w:t>
+              <w:br/>
+              <w:t xml:space="preserve">        className={`relative h-64 sm:h-72 overflow-hidden transition-colors duration-700 ${</w:t>
+              <w:br/>
+              <w:t xml:space="preserve">          isNight</w:t>
+              <w:br/>
+              <w:t xml:space="preserve">            ? 'bg-gradient-to-b from-[#030B17] via-[#071A33] to-[#0A2545]'</w:t>
+              <w:br/>
+              <w:t xml:space="preserve">            : 'bg-gradient-to-b from-[#2B1055] via-[#7597DE] to-[#D97706]'</w:t>
+              <w:br/>
+              <w:t xml:space="preserve">        }`}</w:t>
+              <w:br/>
+              <w:t xml:space="preserve">      &gt;</w:t>
+              <w:br/>
+              <w:t xml:space="preserve">        {/* Distant Mountains &amp; City Skyline Silhouette */}</w:t>
+              <w:br/>
+              <w:t xml:space="preserve">        &lt;div className="absolute inset-x-0 bottom-24 h-32 opacity-25 pointer-events-none"&gt;</w:t>
+              <w:br/>
+              <w:t xml:space="preserve">          &lt;svg viewBox="0 0 1200 120" preserveAspectRatio="none" className="w-full h-full fill-[#051326]"&gt;</w:t>
+              <w:br/>
+              <w:t xml:space="preserve">            {/* Hills */}</w:t>
+              <w:br/>
+              <w:t xml:space="preserve">            &lt;path d="M0 80 Q 150 20 300 80 T 600 60 T 900 70 T 1200 50 L 1200 120 L 0 120 Z" /&gt;</w:t>
+              <w:br/>
+              <w:t xml:space="preserve">            {/* City Silhouette Buildings */}</w:t>
+              <w:br/>
+              <w:t xml:space="preserve">            &lt;rect x="180" y="45" width="25" height="75" /&gt;</w:t>
+              <w:br/>
+              <w:t xml:space="preserve">            &lt;rect x="210" y="30" width="35" height="90" /&gt;</w:t>
+              <w:br/>
+              <w:t xml:space="preserve">            &lt;rect x="250" y="55" width="20" height="65" /&gt;</w:t>
+              <w:br/>
+              <w:t xml:space="preserve">            &lt;rect x="520" y="40" width="30" height="80" /&gt;</w:t>
+              <w:br/>
+              <w:t xml:space="preserve">            &lt;rect x="555" y="25" width="40" height="95" /&gt;</w:t>
+              <w:br/>
+              <w:t xml:space="preserve">            &lt;rect x="600" y="50" width="25" height="70" /&gt;</w:t>
+              <w:br/>
+              <w:t xml:space="preserve">            &lt;rect x="850" y="35" width="35" height="85" /&gt;</w:t>
+              <w:br/>
+              <w:t xml:space="preserve">            &lt;rect x="890" y="20" width="45" height="100" /&gt;</w:t>
+              <w:br/>
+              <w:t xml:space="preserve">          &lt;/svg&gt;</w:t>
+              <w:br/>
+              <w:t xml:space="preserve">        &lt;/div&gt;</w:t>
+              <w:br/>
+              <w:br/>
+              <w:t xml:space="preserve">        {/* Twinkling Stars in Night Mode */}</w:t>
+              <w:br/>
+              <w:t xml:space="preserve">        {isNight &amp;&amp; (</w:t>
+              <w:br/>
+              <w:t xml:space="preserve">          &lt;div className="absolute inset-0 opacity-40 pointer-events-none"&gt;</w:t>
+              <w:br/>
+              <w:t xml:space="preserve">            &lt;span className="absolute top-4 left-1/4 w-1 h-1 bg-white rounded-full animate-ping"&gt;&lt;/span&gt;</w:t>
+              <w:br/>
+              <w:t xml:space="preserve">            &lt;span className="absolute top-10 left-2/3 w-1.5 h-1.5 bg-amber-200 rounded-full animate-pulse"&gt;&lt;/span&gt;</w:t>
+              <w:br/>
+              <w:t xml:space="preserve">            &lt;span className="absolute top-6 left-1/2 w-1 h-1 bg-white rounded-full"&gt;&lt;/span&gt;</w:t>
+              <w:br/>
+              <w:t xml:space="preserve">            &lt;span className="absolute top-12 left-1/6 w-1 h-1 bg-amber-100 rounded-full animate-ping"&gt;&lt;/span&gt;</w:t>
+              <w:br/>
+              <w:t xml:space="preserve">            &lt;span className="absolute top-16 left-5/6 w-1 h-1 bg-white rounded-full animate-pulse"&gt;&lt;/span&gt;</w:t>
+              <w:br/>
+              <w:t xml:space="preserve">          &lt;/div&gt;</w:t>
+              <w:br/>
+              <w:t xml:space="preserve">        )}</w:t>
+              <w:br/>
+              <w:br/>
+              <w:t xml:space="preserve">        {/* Floating Telemetry Widget */}</w:t>
+              <w:br/>
+              <w:t xml:space="preserve">        &lt;div className="absolute top-3 left-4 z-10 hidden sm:flex items-center gap-2 px-3 py-1.5 rounded-xl bg-black/40 backdrop-blur-md border border-white/10 text-white text-[11px] font-mono"&gt;</w:t>
+              <w:br/>
+              <w:t xml:space="preserve">          &lt;Radio className="w-3.5 h-3.5 text-amber-400 animate-pulse" /&gt;</w:t>
+              <w:br/>
+              <w:t xml:space="preserve">          &lt;span&gt;SPEED: &lt;strong className="text-amber-300"&gt;84 KM/H&lt;/strong&gt;&lt;/span&gt;</w:t>
+              <w:br/>
+              <w:t xml:space="preserve">          &lt;span className="text-slate-500"&gt;•&lt;/span&gt;</w:t>
+              <w:br/>
+              <w:t xml:space="preserve">          &lt;span&gt;CORRIDOR: &lt;strong className="text-amber-300"&gt;MUMBAI-PUNE EXPWY&lt;/strong&gt;&lt;/span&gt;</w:t>
+              <w:br/>
+              <w:t xml:space="preserve">        &lt;/div&gt;</w:t>
+              <w:br/>
+              <w:br/>
+              <w:t xml:space="preserve">        {/* Honk Speech Balloon */}</w:t>
+              <w:br/>
+              <w:t xml:space="preserve">        {honking &amp;&amp; (</w:t>
+              <w:br/>
+              <w:t xml:space="preserve">          &lt;div className="absolute top-8 left-1/2 -translate-x-1/2 z-30 px-4 py-1.5 bg-amber-400 text-slate-950 font-black text-sm rounded-full shadow-xl border-2 border-slate-900 animate-bounce"&gt;</w:t>
+              <w:br/>
+              <w:t xml:space="preserve">            🔊 BEEP BEEP! PEEP! 🚍</w:t>
+              <w:br/>
+              <w:t xml:space="preserve">          &lt;/div&gt;</w:t>
+              <w:br/>
+              <w:t xml:space="preserve">        )}</w:t>
+              <w:br/>
+              <w:br/>
+              <w:t xml:space="preserve">        {/* Animated Highway Road Floor */}</w:t>
+              <w:br/>
+              <w:t xml:space="preserve">        &lt;div className="absolute inset-x-0 bottom-0 h-28 bg-[#18212F] border-t-4 border-slate-600"&gt;</w:t>
+              <w:br/>
+              <w:t xml:space="preserve">          {/* Road Asphalt Texture */}</w:t>
+              <w:br/>
+              <w:t xml:space="preserve">          &lt;div className="absolute inset-0 bg-[#121924]"&gt;&lt;/div&gt;</w:t>
+              <w:br/>
+              <w:br/>
+              <w:t xml:space="preserve">          {/* Red/White Road Curb */}</w:t>
+              <w:br/>
+              <w:t xml:space="preserve">          &lt;div className="absolute top-0 inset-x-0 h-1.5 animate-road-curb"&gt;&lt;/div&gt;</w:t>
+              <w:br/>
+              <w:br/>
+              <w:t xml:space="preserve">          {/* Center Streaming Dashed Lanes */}</w:t>
+              <w:br/>
+              <w:t xml:space="preserve">          &lt;div className="absolute top-12 inset-x-0 h-1 animate-road-lanes"&gt;&lt;/div&gt;</w:t>
+              <w:br/>
+              <w:br/>
+              <w:t xml:space="preserve">          {/* Bottom Road Curb */}</w:t>
+              <w:br/>
+              <w:t xml:space="preserve">          &lt;div className="absolute bottom-1 inset-x-0 h-1 opacity-50 animate-road-lanes"&gt;&lt;/div&gt;</w:t>
+              <w:br/>
+              <w:t xml:space="preserve">        &lt;/div&gt;</w:t>
+              <w:br/>
+              <w:br/>
+              <w:t xml:space="preserve">        {/* Headlight Golden Road Projection Beam */}</w:t>
+              <w:br/>
+              <w:t xml:space="preserve">        &lt;div className="absolute bottom-5 left-1/2 -translate-x-4 w-[280px] sm:w-[360px] h-24 bg-gradient-to-r from-amber-300/40 via-amber-200/20 to-transparent blur-md clip-headlight animate-headlight-beam pointer-events-none z-10 transform origin-left rotate-2"&gt;&lt;/div&gt;</w:t>
+              <w:br/>
+              <w:br/>
+              <w:t xml:space="preserve">        {/* THE LUXURY VOLVO COACH (Animated Driving Bus) */}</w:t>
+              <w:br/>
+              <w:t xml:space="preserve">        &lt;div className="absolute bottom-6 left-1/2 -translate-x-1/2 sm:-translate-x-40 z-20 animate-bus-chassis"&gt;</w:t>
+              <w:br/>
+              <w:t xml:space="preserve">          {/* Main Bus SVG Illustration */}</w:t>
+              <w:br/>
+              <w:t xml:space="preserve">          &lt;svg</w:t>
+              <w:br/>
+              <w:t xml:space="preserve">            className="w-80 sm:w-96 h-auto drop-shadow-[0_12px_24px_rgba(0,0,0,0.8)]"</w:t>
+              <w:br/>
+              <w:t xml:space="preserve">            viewBox="0 0 380 140"</w:t>
+              <w:br/>
+              <w:t xml:space="preserve">            fill="none"</w:t>
+              <w:br/>
+              <w:t xml:space="preserve">            xmlns="http://www.w3.org/2000/svg"</w:t>
+              <w:br/>
+              <w:t xml:space="preserve">          &gt;</w:t>
+              <w:br/>
+              <w:t xml:space="preserve">            {/* Bus Shadow on Road */}</w:t>
+              <w:br/>
+              <w:t xml:space="preserve">            &lt;ellipse cx="190" cy="132" rx="170" ry="8" fill="#000000" opacity="0.6" /&gt;</w:t>
+              <w:br/>
+              <w:br/>
+              <w:t xml:space="preserve">            {/* Rear Exhaust Smoke */}</w:t>
+              <w:br/>
+              <w:t xml:space="preserve">            &lt;circle cx="16" cy="115" r="5" fill="#94A3B8" className="animate-exhaust-1" /&gt;</w:t>
+              <w:br/>
+              <w:t xml:space="preserve">            &lt;circle cx="12" cy="118" r="6" fill="#CBD5E1" className="animate-exhaust-2" /&gt;</w:t>
+              <w:br/>
+              <w:br/>
+              <w:t xml:space="preserve">            {/* Main Coach Body (Deep Midnight Transit Navy) */}</w:t>
+              <w:br/>
+              <w:t xml:space="preserve">            &lt;path</w:t>
+              <w:br/>
+              <w:t xml:space="preserve">              d="M30 35 C 30 20, 45 15, 70 15 L 335 15 C 355 15, 370 25, 375 55 L 378 100 C 378 112, 368 116, 355 116 L 35 116 C 25 116, 20 110, 20 98 L 22 45 C 22 38, 25 35, 30 35 Z"</w:t>
+              <w:br/>
+              <w:t xml:space="preserve">              fill="#0B2545"</w:t>
+              <w:br/>
+              <w:t xml:space="preserve">              stroke="#1E4D7A"</w:t>
+              <w:br/>
+              <w:t xml:space="preserve">              strokeWidth="2"</w:t>
+              <w:br/>
+              <w:t xml:space="preserve">            /&gt;</w:t>
+              <w:br/>
+              <w:br/>
+              <w:t xml:space="preserve">            {/* Aerodynamic Front Roof Curved Spoiler */}</w:t>
+              <w:br/>
+              <w:t xml:space="preserve">            &lt;path</w:t>
+              <w:br/>
+              <w:t xml:space="preserve">              d="M320 15 L 360 22 C 372 26, 376 38, 376 52 L 340 50 Z"</w:t>
+              <w:br/>
+              <w:t xml:space="preserve">              fill="#133E68"</w:t>
+              <w:br/>
+              <w:t xml:space="preserve">            /&gt;</w:t>
+              <w:br/>
+              <w:br/>
+              <w:t xml:space="preserve">            {/* Golden Dynamic Highway Swoosh Livery */}</w:t>
+              <w:br/>
+              <w:t xml:space="preserve">            &lt;path</w:t>
+              <w:br/>
+              <w:t xml:space="preserve">              d="M35 88 Q 180 88, 260 70 T 375 75 L 376 92 Q 280 86, 200 102 L 35 102 Z"</w:t>
+              <w:br/>
+              <w:t xml:space="preserve">              fill="url(#goldLiveryGradient)"</w:t>
+              <w:br/>
+              <w:t xml:space="preserve">            /&gt;</w:t>
+              <w:br/>
+              <w:br/>
+              <w:t xml:space="preserve">            {/* Digital Destination Board (LED Amber Glow) */}</w:t>
+              <w:br/>
+              <w:t xml:space="preserve">            &lt;rect x="290" y="24" width="70" height="12" rx="3" fill="#030712" stroke="#B45309" strokeWidth="1" /&gt;</w:t>
+              <w:br/>
+              <w:t xml:space="preserve">            &lt;text x="295" y="33" fill="#FBBF24" fontSize="7" fontFamily="monospace" fontWeight="bold"&gt;</w:t>
+              <w:br/>
+              <w:t xml:space="preserve">              MUMBAI-PUNE</w:t>
+              <w:br/>
+              <w:t xml:space="preserve">            &lt;/text&gt;</w:t>
+              <w:br/>
+              <w:br/>
+              <w:t xml:space="preserve">            {/* Front Large Windshield */}</w:t>
+              <w:br/>
+              <w:t xml:space="preserve">            &lt;path</w:t>
+              <w:br/>
+              <w:t xml:space="preserve">              d="M330 38 L 372 44 C 374 54, 373 66, 370 70 L 328 70 Z"</w:t>
+              <w:br/>
+              <w:t xml:space="preserve">              fill="#38BDF8"</w:t>
+              <w:br/>
+              <w:t xml:space="preserve">              opacity="0.75"</w:t>
+              <w:br/>
+              <w:t xml:space="preserve">              stroke="#07182C"</w:t>
+              <w:br/>
+              <w:t xml:space="preserve">              strokeWidth="1.5"</w:t>
+              <w:br/>
+              <w:t xml:space="preserve">            /&gt;</w:t>
+              <w:br/>
+              <w:t xml:space="preserve">            {/* Driver Silhouette */}</w:t>
+              <w:br/>
+              <w:t xml:space="preserve">            &lt;circle cx="345" cy="54" r="5" fill="#0B2545" /&gt;</w:t>
+              <w:br/>
+              <w:t xml:space="preserve">            &lt;rect x="340" y="59" width="10" height="8" rx="2" fill="#0B2545" /&gt;</w:t>
+              <w:br/>
+              <w:br/>
+              <w:t xml:space="preserve">            {/* Passenger Panoramic Tinted Windows Row (Upper &amp; Lower Deck View) */}</w:t>
+              <w:br/>
+              <w:t xml:space="preserve">            &lt;g opacity="0.9"&gt;</w:t>
+              <w:br/>
+              <w:t xml:space="preserve">              {/* Window 1 */}</w:t>
+              <w:br/>
+              <w:t xml:space="preserve">              &lt;rect x="40" y="32" width="38" height="28" rx="3" fill="#FEF08A" opacity="0.35" stroke="#1E3A5F" strokeWidth="1.5" /&gt;</w:t>
+              <w:br/>
+              <w:t xml:space="preserve">              &lt;circle cx="56" cy="44" r="4" fill="#0B2545" opacity="0.7" /&gt;</w:t>
+              <w:br/>
+              <w:t xml:space="preserve">              &lt;rect x="52" y="48" width="8" height="8" rx="2" fill="#0B2545" opacity="0.7" /&gt;</w:t>
+              <w:br/>
+              <w:br/>
+              <w:t xml:space="preserve">              {/* Window 2 */}</w:t>
+              <w:br/>
+              <w:t xml:space="preserve">              &lt;rect x="84" y="32" width="42" height="28" rx="3" fill="#FEF08A" opacity="0.4" stroke="#1E3A5F" strokeWidth="1.5" /&gt;</w:t>
+              <w:br/>
+              <w:t xml:space="preserve">              &lt;circle cx="102" cy="44" r="4" fill="#0B2545" opacity="0.7" /&gt;</w:t>
+              <w:br/>
+              <w:t xml:space="preserve">              &lt;rect x="98" y="48" width="8" height="8" rx="2" fill="#0B2545" opacity="0.7" /&gt;</w:t>
+              <w:br/>
+              <w:br/>
+              <w:t xml:space="preserve">              {/* Window 3 */}</w:t>
+              <w:br/>
+              <w:t xml:space="preserve">              &lt;rect x="132" y="32" width="42" height="28" rx="3" fill="#FEF08A" opacity="0.35" stroke="#1E3A5F" strokeWidth="1.5" /&gt;</w:t>
+              <w:br/>
+              <w:t xml:space="preserve">              &lt;circle cx="150" cy="44" r="4" fill="#0B2545" opacity="0.7" /&gt;</w:t>
+              <w:br/>
+              <w:t xml:space="preserve">              &lt;rect x="146" y="48" width="8" height="8" rx="2" fill="#0B2545" opacity="0.7" /&gt;</w:t>
+              <w:br/>
+              <w:br/>
+              <w:t xml:space="preserve">              {/* Window 4 */}</w:t>
+              <w:br/>
+              <w:t xml:space="preserve">              &lt;rect x="180" y="32" width="42" height="28" rx="3" fill="#FEF08A" opacity="0.4" stroke="#1E3A5F" strokeWidth="1.5" /&gt;</w:t>
+              <w:br/>
+              <w:t xml:space="preserve">              &lt;circle cx="198" cy="44" r="4" fill="#0B2545" opacity="0.7" /&gt;</w:t>
+              <w:br/>
+              <w:t xml:space="preserve">              &lt;rect x="194" y="48" width="8" height="8" rx="2" fill="#0B2545" opacity="0.7" /&gt;</w:t>
+              <w:br/>
+              <w:br/>
+              <w:t xml:space="preserve">              {/* Window 5 */}</w:t>
+              <w:br/>
+              <w:t xml:space="preserve">              &lt;rect x="228" y="32" width="42" height="28" rx="3" fill="#FEF08A" opacity="0.35" stroke="#1E3A5F" strokeWidth="1.5" /&gt;</w:t>
+              <w:br/>
+              <w:t xml:space="preserve">              &lt;circle cx="246" cy="44" r="4" fill="#0B2545" opacity="0.7" /&gt;</w:t>
+              <w:br/>
+              <w:t xml:space="preserve">              &lt;rect x="242" y="48" width="8" height="8" rx="2" fill="#0B2545" opacity="0.7" /&gt;</w:t>
+              <w:br/>
+              <w:br/>
+              <w:t xml:space="preserve">              {/* Window 6 (Door Window) */}</w:t>
+              <w:br/>
+              <w:t xml:space="preserve">              &lt;rect x="276" y="32" width="44" height="28" rx="3" fill="#FEF08A" opacity="0.3" stroke="#1E3A5F" strokeWidth="1.5" /&gt;</w:t>
+              <w:br/>
+              <w:t xml:space="preserve">            &lt;/g&gt;</w:t>
+              <w:br/>
+              <w:br/>
+              <w:t xml:space="preserve">            {/* TravelSwift Brand Livery Badge on Side */}</w:t>
+              <w:br/>
+              <w:t xml:space="preserve">            &lt;text x="145" y="82" fill="#FFFFFF" fontSize="11" fontFamily="Georgia, serif" fontWeight="bold" letterSpacing="1"&gt;</w:t>
+              <w:br/>
+              <w:t xml:space="preserve">              TRAVELSWIFT</w:t>
+              <w:br/>
+              <w:t xml:space="preserve">            &lt;/text&gt;</w:t>
+              <w:br/>
+              <w:t xml:space="preserve">            &lt;text x="146" y="93" fill="#FDE68A" fontSize="7" fontFamily="Georgia, serif" fontWeight="bold"&gt;</w:t>
+              <w:br/>
+              <w:t xml:space="preserve">              VIP LUXURY SLEEPER</w:t>
+              <w:br/>
+              <w:t xml:space="preserve">            &lt;/text&gt;</w:t>
+              <w:br/>
+              <w:br/>
+              <w:t xml:space="preserve">            {/* Projector LED Headlights */}</w:t>
+              <w:br/>
+              <w:t xml:space="preserve">            &lt;circle cx="376" cy="100" r="4.5" fill="#FEF08A" stroke="#F59E0B" strokeWidth="1.5" /&gt;</w:t>
+              <w:br/>
+              <w:t xml:space="preserve">            &lt;circle cx="373" cy="105" r="3" fill="#FEF08A" stroke="#F59E0B" strokeWidth="1" /&gt;</w:t>
+              <w:br/>
+              <w:br/>
+              <w:t xml:space="preserve">            {/* Taillights */}</w:t>
+              <w:br/>
+              <w:t xml:space="preserve">            &lt;rect x="20" y="92" width="4" height="12" rx="1" fill="#EF4444" stroke="#B91C1C" strokeWidth="0.5" /&gt;</w:t>
+              <w:br/>
+              <w:t xml:space="preserve">            &lt;rect x="20" y="78" width="4" height="8" rx="1" fill="#F59E0B" /&gt;</w:t>
+              <w:br/>
+              <w:br/>
+              <w:t xml:space="preserve">            {/* Front Wheel Arch */}</w:t>
+              <w:br/>
+              <w:t xml:space="preserve">            &lt;path d="M 285 116 A 22 22 0 0 1 333 116 Z" fill="#051326" /&gt;</w:t>
+              <w:br/>
+              <w:br/>
+              <w:t xml:space="preserve">            {/* Rear Multi-Axle Wheel Arches (Twin Wheels) */}</w:t>
+              <w:br/>
+              <w:t xml:space="preserve">            &lt;path d="M 55 116 A 22 22 0 0 1 103 116 Z" fill="#051326" /&gt;</w:t>
+              <w:br/>
+              <w:t xml:space="preserve">            &lt;path d="M 107 116 A 22 22 0 0 1 155 116 Z" fill="#051326" /&gt;</w:t>
+              <w:br/>
+              <w:br/>
+              <w:t xml:space="preserve">            {/* ================= WHEEL 1 (Front Steering Wheel) ================= */}</w:t>
+              <w:br/>
+              <w:t xml:space="preserve">            &lt;g transform="translate(309, 116)"&gt;</w:t>
+              <w:br/>
+              <w:t xml:space="preserve">              {/* Tire */}</w:t>
+              <w:br/>
+              <w:t xml:space="preserve">              &lt;circle cx="0" cy="0" r="18" fill="#1E293B" stroke="#0F172A" strokeWidth="3" /&gt;</w:t>
+              <w:br/>
+              <w:t xml:space="preserve">              {/* Alloy Rim */}</w:t>
+              <w:br/>
+              <w:t xml:space="preserve">              &lt;circle cx="0" cy="0" r="12" fill="#CBD5E1" stroke="#64748B" strokeWidth="1.5" /&gt;</w:t>
+              <w:br/>
+              <w:t xml:space="preserve">              {/* Center Hub */}</w:t>
+              <w:br/>
+              <w:t xml:space="preserve">              &lt;circle cx="0" cy="0" r="4" fill="#0B2545" /&gt;</w:t>
+              <w:br/>
+              <w:t xml:space="preserve">              {/* Spokes (Spinning) */}</w:t>
+              <w:br/>
+              <w:t xml:space="preserve">              &lt;g className="animate-bus-wheel"&gt;</w:t>
+              <w:br/>
+              <w:t xml:space="preserve">                &lt;line x1="-10" y1="0" x2="10" y2="0" stroke="#475569" strokeWidth="2" /&gt;</w:t>
+              <w:br/>
+              <w:t xml:space="preserve">                &lt;line x1="0" y1="-10" x2="0" y2="10" stroke="#475569" strokeWidth="2" /&gt;</w:t>
+              <w:br/>
+              <w:t xml:space="preserve">                &lt;line x1="-7" y1="-7" x2="7" y2="7" stroke="#475569" strokeWidth="2" /&gt;</w:t>
+              <w:br/>
+              <w:t xml:space="preserve">                &lt;line x1="-7" y1="7" x2="7" y2="-7" stroke="#475569" strokeWidth="2" /&gt;</w:t>
+              <w:br/>
+              <w:t xml:space="preserve">              &lt;/g&gt;</w:t>
+              <w:br/>
+              <w:t xml:space="preserve">            &lt;/g&gt;</w:t>
+              <w:br/>
+              <w:br/>
+              <w:t xml:space="preserve">            {/* ================= WHEEL 2 (Rear Middle Axle) ================= */}</w:t>
+              <w:br/>
+              <w:t xml:space="preserve">            &lt;g transform="translate(131, 116)"&gt;</w:t>
+              <w:br/>
+              <w:t xml:space="preserve">              &lt;circle cx="0" cy="0" r="18" fill="#1E293B" stroke="#0F172A" strokeWidth="3" /&gt;</w:t>
+              <w:br/>
+              <w:t xml:space="preserve">              &lt;circle cx="0" cy="0" r="12" fill="#CBD5E1" stroke="#64748B" strokeWidth="1.5" /&gt;</w:t>
+              <w:br/>
+              <w:t xml:space="preserve">              &lt;circle cx="0" cy="0" r="4" fill="#0B2545" /&gt;</w:t>
+              <w:br/>
+              <w:t xml:space="preserve">              &lt;g className="animate-bus-wheel"&gt;</w:t>
+              <w:br/>
+              <w:t xml:space="preserve">                &lt;line x1="-10" y1="0" x2="10" y2="0" stroke="#475569" strokeWidth="2" /&gt;</w:t>
+              <w:br/>
+              <w:t xml:space="preserve">                &lt;line x1="0" y1="-10" x2="0" y2="10" stroke="#475569" strokeWidth="2" /&gt;</w:t>
+              <w:br/>
+              <w:t xml:space="preserve">                &lt;line x1="-7" y1="-7" x2="7" y2="7" stroke="#475569" strokeWidth="2" /&gt;</w:t>
+              <w:br/>
+              <w:t xml:space="preserve">                &lt;line x1="-7" y1="7" x2="7" y2="-7" stroke="#475569" strokeWidth="2" /&gt;</w:t>
+              <w:br/>
+              <w:t xml:space="preserve">              &lt;/g&gt;</w:t>
+              <w:br/>
+              <w:t xml:space="preserve">            &lt;/g&gt;</w:t>
+              <w:br/>
+              <w:br/>
+              <w:t xml:space="preserve">            {/* ================= WHEEL 3 (Rear Drive Axle) ================= */}</w:t>
+              <w:br/>
+              <w:t xml:space="preserve">            &lt;g transform="translate(79, 116)"&gt;</w:t>
+              <w:br/>
+              <w:t xml:space="preserve">              &lt;circle cx="0" cy="0" r="18" fill="#1E293B" stroke="#0F172A" strokeWidth="3" /&gt;</w:t>
+              <w:br/>
+              <w:t xml:space="preserve">              &lt;circle cx="0" cy="0" r="12" fill="#CBD5E1" stroke="#64748B" strokeWidth="1.5" /&gt;</w:t>
+              <w:br/>
+              <w:t xml:space="preserve">              &lt;circle cx="0" cy="0" r="4" fill="#0B2545" /&gt;</w:t>
+              <w:br/>
+              <w:t xml:space="preserve">              &lt;g className="animate-bus-wheel"&gt;</w:t>
+              <w:br/>
+              <w:t xml:space="preserve">                &lt;line x1="-10" y1="0" x2="10" y2="0" stroke="#475569" strokeWidth="2" /&gt;</w:t>
+              <w:br/>
+              <w:t xml:space="preserve">                &lt;line x1="0" y1="-10" x2="0" y2="10" stroke="#475569" strokeWidth="2" /&gt;</w:t>
+              <w:br/>
+              <w:t xml:space="preserve">                &lt;line x1="-7" y1="-7" x2="7" y2="7" stroke="#475569" strokeWidth="2" /&gt;</w:t>
+              <w:br/>
+              <w:t xml:space="preserve">                &lt;line x1="-7" y1="7" x2="7" y2="-7" stroke="#475569" strokeWidth="2" /&gt;</w:t>
+              <w:br/>
+              <w:t xml:space="preserve">              &lt;/g&gt;</w:t>
+              <w:br/>
+              <w:t xml:space="preserve">            &lt;/g&gt;</w:t>
+              <w:br/>
+              <w:br/>
+              <w:t xml:space="preserve">            {/* Gradients */}</w:t>
+              <w:br/>
+              <w:t xml:space="preserve">            &lt;defs&gt;</w:t>
+              <w:br/>
+              <w:t xml:space="preserve">              &lt;linearGradient id="goldLiveryGradient" x1="0%" y1="0%" x2="100%" y2="0%"&gt;</w:t>
+              <w:br/>
+              <w:t xml:space="preserve">                &lt;stop offset="0%" stopColor="#B45309" /&gt;</w:t>
+              <w:br/>
+              <w:t xml:space="preserve">                &lt;stop offset="50%" stopColor="#F59E0B" /&gt;</w:t>
+              <w:br/>
+              <w:t xml:space="preserve">                &lt;stop offset="100%" stopColor="#FDE68A" /&gt;</w:t>
+              <w:br/>
+              <w:t xml:space="preserve">              &lt;/linearGradient&gt;</w:t>
+              <w:br/>
+              <w:t xml:space="preserve">            &lt;/defs&gt;</w:t>
+              <w:br/>
+              <w:t xml:space="preserve">          &lt;/svg&gt;</w:t>
+              <w:br/>
+              <w:t xml:space="preserve">        &lt;/div&gt;</w:t>
+              <w:br/>
+              <w:br/>
+              <w:t xml:space="preserve">        {/* Floating Mini Live Status Pill (Right Corner) */}</w:t>
+              <w:br/>
+              <w:t xml:space="preserve">        &lt;div className="absolute bottom-3 right-4 hidden sm:flex items-center gap-2 px-3 py-1.5 rounded-xl bg-black/50 backdrop-blur-md border border-amber-400/30 text-amber-300 text-[11px] font-mono z-20"&gt;</w:t>
+              <w:br/>
+              <w:t xml:space="preserve">          &lt;Sparkles className="w-3.5 h-3.5 text-amber-400 animate-spin-slow" /&gt;</w:t>
+              <w:br/>
+              <w:t xml:space="preserve">          &lt;span&gt;PASSENGERS ONBOARD: &lt;strong&gt;34 / 36&lt;/strong&gt;&lt;/span&gt;</w:t>
+              <w:br/>
+              <w:t xml:space="preserve">        &lt;/div&gt;</w:t>
+              <w:br/>
+              <w:t xml:space="preserve">      &lt;/div&gt;</w:t>
+              <w:br/>
+              <w:t xml:space="preserve">    &lt;/div&gt;</w:t>
+              <w:br/>
+              <w:t xml:space="preserve">  );</w:t>
+              <w:br/>
+              <w:t>}</w:t>
+              <w:br/>
+            </w:r>
+          </w:p>
+        </w:tc>
+      </w:tr>
+    </w:tbl>
+    <w:p>
+      <w:pPr>
+        <w:spacing w:after="120"/>
+      </w:pPr>
+    </w:p>
+    <w:p>
+      <w:pPr>
+        <w:keepNext/>
+        <w:spacing w:before="160" w:after="40"/>
+      </w:pPr>
+      <w:r>
+        <w:rPr>
+          <w:rFonts w:ascii="Times New Roman" w:hAnsi="Times New Roman"/>
+          <w:b/>
+          <w:color w:val="B45309"/>
+          <w:sz w:val="20"/>
+        </w:rPr>
+        <w:t xml:space="preserve">📄 Source File: </w:t>
+      </w:r>
+      <w:r>
+        <w:rPr>
+          <w:rFonts w:ascii="Times New Roman" w:hAnsi="Times New Roman"/>
+          <w:b/>
+          <w:color w:val="0B2545"/>
+          <w:sz w:val="20"/>
+        </w:rPr>
         <w:t>frontend/src/components/Navbar.jsx</w:t>
       </w:r>
     </w:p>
@@ -12500,7 +13781,7 @@
               <w:br/>
               <w:t xml:space="preserve">  return (</w:t>
               <w:br/>
-              <w:t xml:space="preserve">    &lt;nav className="bg-white border-b border-slate-200 sticky top-0 z-50 shadow-sm"&gt;</w:t>
+              <w:t xml:space="preserve">    &lt;nav className="bg-white border-b border-slate-200/90 sticky top-0 z-50 shadow-sm"&gt;</w:t>
               <w:br/>
               <w:t xml:space="preserve">      &lt;div className="max-w-7xl mx-auto px-4 sm:px-6 lg:px-8"&gt;</w:t>
               <w:br/>
@@ -12510,23 +13791,23 @@
               <w:br/>
               <w:t xml:space="preserve">          &lt;Link to="/" className="flex items-center gap-2 group"&gt;</w:t>
               <w:br/>
-              <w:t xml:space="preserve">            &lt;div className="w-10 h-10 rounded-xl bg-gradient-to-tr from-sky-600 to-indigo-600 flex items-center justify-center text-white shadow-md shadow-sky-500/20 group-hover:scale-105 transition-transform"&gt;</w:t>
-              <w:br/>
-              <w:t xml:space="preserve">              &lt;Bus className="w-6 h-6" /&gt;</w:t>
+              <w:t xml:space="preserve">            &lt;div className="w-10 h-10 rounded-xl bg-gradient-to-tr from-[#0B2545] to-[#1E4D7A] flex items-center justify-center text-amber-400 shadow-md shadow-navy-900/20 border border-amber-500/30 group-hover:scale-105 transition-transform"&gt;</w:t>
+              <w:br/>
+              <w:t xml:space="preserve">              &lt;Bus className="w-5 h-5" /&gt;</w:t>
               <w:br/>
               <w:t xml:space="preserve">            &lt;/div&gt;</w:t>
               <w:br/>
               <w:t xml:space="preserve">            &lt;div&gt;</w:t>
               <w:br/>
-              <w:t xml:space="preserve">              &lt;span className="text-xl font-bold tracking-tight bg-gradient-to-r from-sky-700 via-indigo-600 to-blue-800 bg-clip-text text-transparent"&gt;</w:t>
+              <w:t xml:space="preserve">              &lt;span className="text-xl font-bold tracking-tight text-[#0B2545]"&gt;</w:t>
               <w:br/>
               <w:t xml:space="preserve">                TravelSwift</w:t>
               <w:br/>
               <w:t xml:space="preserve">              &lt;/span&gt;</w:t>
               <w:br/>
-              <w:t xml:space="preserve">              &lt;span className="hidden sm:inline-block ml-1.5 text-[10px] font-semibold uppercase tracking-wider bg-sky-50 text-sky-700 px-1.5 py-0.5 rounded border border-sky-200"&gt;</w:t>
-              <w:br/>
-              <w:t xml:space="preserve">                Bus Express</w:t>
+              <w:t xml:space="preserve">              &lt;span className="hidden sm:inline-block ml-1.5 text-[10px] font-bold uppercase tracking-wider bg-amber-50 text-amber-800 px-1.5 py-0.5 rounded border border-amber-300"&gt;</w:t>
+              <w:br/>
+              <w:t xml:space="preserve">                Express Transit</w:t>
               <w:br/>
               <w:t xml:space="preserve">              &lt;/span&gt;</w:t>
               <w:br/>
@@ -12539,7 +13820,7 @@
               <w:br/>
               <w:t xml:space="preserve">          &lt;div className="hidden md:flex items-center gap-6"&gt;</w:t>
               <w:br/>
-              <w:t xml:space="preserve">            &lt;Link to="/" className="text-sm font-medium text-slate-700 hover:text-sky-600 transition-colors"&gt;</w:t>
+              <w:t xml:space="preserve">            &lt;Link to="/" className="text-sm font-semibold text-slate-700 hover:text-[#B45309] transition-colors"&gt;</w:t>
               <w:br/>
               <w:t xml:space="preserve">              Find Buses</w:t>
               <w:br/>
@@ -12548,9 +13829,9 @@
               <w:br/>
               <w:t xml:space="preserve">            {user &amp;&amp; (</w:t>
               <w:br/>
-              <w:t xml:space="preserve">              &lt;Link to="/my-bookings" className="flex items-center gap-1.5 text-sm font-medium text-slate-700 hover:text-sky-600 transition-colors"&gt;</w:t>
-              <w:br/>
-              <w:t xml:space="preserve">                &lt;Ticket className="w-4 h-4 text-sky-500" /&gt;</w:t>
+              <w:t xml:space="preserve">              &lt;Link to="/my-bookings" className="flex items-center gap-1.5 text-sm font-semibold text-slate-700 hover:text-[#B45309] transition-colors"&gt;</w:t>
+              <w:br/>
+              <w:t xml:space="preserve">                &lt;Ticket className="w-4 h-4 text-amber-600" /&gt;</w:t>
               <w:br/>
               <w:t xml:space="preserve">                My Bookings</w:t>
               <w:br/>
@@ -12561,9 +13842,9 @@
               <w:br/>
               <w:t xml:space="preserve">            {isAdmin &amp;&amp; (</w:t>
               <w:br/>
-              <w:t xml:space="preserve">              &lt;Link to="/admin" className="flex items-center gap-1.5 text-xs font-semibold px-2.5 py-1.5 rounded-lg bg-amber-50 text-amber-700 border border-amber-200 hover:bg-amber-100 transition-colors"&gt;</w:t>
-              <w:br/>
-              <w:t xml:space="preserve">                &lt;ShieldCheck className="w-4 h-4 text-amber-600" /&gt;</w:t>
+              <w:t xml:space="preserve">              &lt;Link to="/admin" className="flex items-center gap-1.5 text-xs font-bold px-3 py-1.5 rounded-lg bg-amber-50 text-amber-800 border border-amber-300 hover:bg-amber-100 transition-colors"&gt;</w:t>
+              <w:br/>
+              <w:t xml:space="preserve">                &lt;ShieldCheck className="w-4 h-4 text-amber-700" /&gt;</w:t>
               <w:br/>
               <w:t xml:space="preserve">                Admin Panel</w:t>
               <w:br/>
@@ -12578,13 +13859,13 @@
               <w:br/>
               <w:t xml:space="preserve">                &lt;div className="flex items-center gap-2 text-sm text-slate-800"&gt;</w:t>
               <w:br/>
-              <w:t xml:space="preserve">                  &lt;div className="w-8 h-8 rounded-full bg-slate-100 border border-slate-300 flex items-center justify-center text-slate-600 font-semibold text-xs"&gt;</w:t>
+              <w:t xml:space="preserve">                  &lt;div className="w-8 h-8 rounded-full bg-navy-50 border border-navy-200 flex items-center justify-center text-[#0B2545] font-bold text-xs"&gt;</w:t>
               <w:br/>
               <w:t xml:space="preserve">                    {user.fullName ? user.fullName.charAt(0).toUpperCase() : 'U'}</w:t>
               <w:br/>
               <w:t xml:space="preserve">                  &lt;/div&gt;</w:t>
               <w:br/>
-              <w:t xml:space="preserve">                  &lt;span className="font-semibold text-slate-700 max-w-[120px] truncate"&gt;{user.fullName}&lt;/span&gt;</w:t>
+              <w:t xml:space="preserve">                  &lt;span className="font-bold text-[#0B2545] max-w-[130px] truncate"&gt;{user.fullName}&lt;/span&gt;</w:t>
               <w:br/>
               <w:t xml:space="preserve">                &lt;/div&gt;</w:t>
               <w:br/>
@@ -12592,7 +13873,7 @@
               <w:br/>
               <w:t xml:space="preserve">                  onClick={handleLogout}</w:t>
               <w:br/>
-              <w:t xml:space="preserve">                  className="flex items-center gap-1 text-xs font-medium text-rose-600 hover:text-rose-700 hover:bg-rose-50 px-2.5 py-1.5 rounded-lg transition-colors border border-transparent hover:border-rose-200"</w:t>
+              <w:t xml:space="preserve">                  className="flex items-center gap-1 text-xs font-semibold text-rose-600 hover:text-rose-700 hover:bg-rose-50 px-2.5 py-1.5 rounded-lg transition-colors border border-transparent hover:border-rose-200"</w:t>
               <w:br/>
               <w:t xml:space="preserve">                &gt;</w:t>
               <w:br/>
@@ -12612,7 +13893,7 @@
               <w:br/>
               <w:t xml:space="preserve">                  to="/login"</w:t>
               <w:br/>
-              <w:t xml:space="preserve">                  className="text-sm font-semibold text-slate-700 hover:text-sky-600 px-3 py-1.5 rounded-lg transition-colors"</w:t>
+              <w:t xml:space="preserve">                  className="text-sm font-bold text-slate-700 hover:text-[#B45309] px-3 py-1.5 rounded-lg transition-colors"</w:t>
               <w:br/>
               <w:t xml:space="preserve">                &gt;</w:t>
               <w:br/>
@@ -12624,7 +13905,7 @@
               <w:br/>
               <w:t xml:space="preserve">                  to="/register"</w:t>
               <w:br/>
-              <w:t xml:space="preserve">                  className="text-sm font-semibold text-white bg-sky-600 hover:bg-sky-700 px-4 py-2 rounded-xl shadow-sm transition-all shadow-sky-600/20 hover:shadow-md"</w:t>
+              <w:t xml:space="preserve">                  className="text-sm font-bold text-white bg-[#0B2545] hover:bg-[#134074] border border-[#0B2545] px-4 py-2 rounded-xl shadow-sm transition-all shadow-navy-900/20 hover:shadow-md"</w:t>
               <w:br/>
               <w:t xml:space="preserve">                &gt;</w:t>
               <w:br/>
@@ -12674,7 +13955,7 @@
               <w:br/>
               <w:t xml:space="preserve">            onClick={() =&gt; setMobileMenuOpen(false)}</w:t>
               <w:br/>
-              <w:t xml:space="preserve">            className="block py-2 text-sm font-medium text-slate-700"</w:t>
+              <w:t xml:space="preserve">            className="block py-2 text-sm font-semibold text-slate-700"</w:t>
               <w:br/>
               <w:t xml:space="preserve">          &gt;</w:t>
               <w:br/>
@@ -12690,7 +13971,7 @@
               <w:br/>
               <w:t xml:space="preserve">              onClick={() =&gt; setMobileMenuOpen(false)}</w:t>
               <w:br/>
-              <w:t xml:space="preserve">              className="block py-2 text-sm font-medium text-slate-700"</w:t>
+              <w:t xml:space="preserve">              className="block py-2 text-sm font-semibold text-slate-700"</w:t>
               <w:br/>
               <w:t xml:space="preserve">            &gt;</w:t>
               <w:br/>
@@ -12708,7 +13989,7 @@
               <w:br/>
               <w:t xml:space="preserve">              onClick={() =&gt; setMobileMenuOpen(false)}</w:t>
               <w:br/>
-              <w:t xml:space="preserve">              className="block py-2 text-sm font-semibold text-amber-700"</w:t>
+              <w:t xml:space="preserve">              className="block py-2 text-sm font-bold text-amber-800"</w:t>
               <w:br/>
               <w:t xml:space="preserve">            &gt;</w:t>
               <w:br/>
@@ -12724,7 +14005,7 @@
               <w:br/>
               <w:t xml:space="preserve">              &lt;div className="flex items-center justify-between"&gt;</w:t>
               <w:br/>
-              <w:t xml:space="preserve">                &lt;span className="text-sm font-semibold text-slate-700"&gt;{user.fullName}&lt;/span&gt;</w:t>
+              <w:t xml:space="preserve">                &lt;span className="text-sm font-bold text-slate-700"&gt;{user.fullName}&lt;/span&gt;</w:t>
               <w:br/>
               <w:t xml:space="preserve">                &lt;button</w:t>
               <w:br/>
@@ -12750,7 +14031,7 @@
               <w:br/>
               <w:t xml:space="preserve">                  onClick={() =&gt; setMobileMenuOpen(false)}</w:t>
               <w:br/>
-              <w:t xml:space="preserve">                  className="block w-full text-center py-2 text-sm font-medium border border-slate-300 rounded-lg text-slate-700"</w:t>
+              <w:t xml:space="preserve">                  className="block w-full text-center py-2 text-sm font-semibold border border-slate-300 rounded-lg text-slate-700"</w:t>
               <w:br/>
               <w:t xml:space="preserve">                &gt;</w:t>
               <w:br/>
@@ -12764,7 +14045,7 @@
               <w:br/>
               <w:t xml:space="preserve">                  onClick={() =&gt; setMobileMenuOpen(false)}</w:t>
               <w:br/>
-              <w:t xml:space="preserve">                  className="block w-full text-center py-2 text-sm font-medium bg-sky-600 text-white rounded-lg"</w:t>
+              <w:t xml:space="preserve">                  className="block w-full text-center py-2 text-sm font-bold bg-[#0B2545] text-white rounded-lg"</w:t>
               <w:br/>
               <w:t xml:space="preserve">                &gt;</w:t>
               <w:br/>
@@ -12869,7 +14150,7 @@
               <w:br/>
               <w:t xml:space="preserve">  return (</w:t>
               <w:br/>
-              <w:t xml:space="preserve">    &lt;footer className="bg-slate-900 text-slate-400 text-sm mt-20 border-t border-slate-800"&gt;</w:t>
+              <w:t xml:space="preserve">    &lt;footer className="bg-[#07182C] text-slate-300 text-sm mt-20 border-t border-[#0B2545]"&gt;</w:t>
               <w:br/>
               <w:t xml:space="preserve">      &lt;div className="max-w-7xl mx-auto px-4 sm:px-6 lg:px-8 py-12"&gt;</w:t>
               <w:br/>
@@ -12881,17 +14162,17 @@
               <w:br/>
               <w:t xml:space="preserve">            &lt;div className="flex items-center gap-2 text-white"&gt;</w:t>
               <w:br/>
-              <w:t xml:space="preserve">              &lt;div className="w-8 h-8 rounded-lg bg-sky-500 flex items-center justify-center text-white font-bold"&gt;</w:t>
+              <w:t xml:space="preserve">              &lt;div className="w-8 h-8 rounded-lg bg-[#0B2545] border border-amber-400/40 flex items-center justify-center text-amber-300 font-bold shadow-sm"&gt;</w:t>
               <w:br/>
               <w:t xml:space="preserve">                &lt;Bus className="w-5 h-5" /&gt;</w:t>
               <w:br/>
               <w:t xml:space="preserve">              &lt;/div&gt;</w:t>
               <w:br/>
-              <w:t xml:space="preserve">              &lt;span className="text-lg font-bold"&gt;TravelSwift&lt;/span&gt;</w:t>
+              <w:t xml:space="preserve">              &lt;span className="text-xl font-bold tracking-tight text-white"&gt;TravelSwift&lt;/span&gt;</w:t>
               <w:br/>
               <w:t xml:space="preserve">            &lt;/div&gt;</w:t>
               <w:br/>
-              <w:t xml:space="preserve">            &lt;p className="text-xs text-slate-400 leading-relaxed"&gt;</w:t>
+              <w:t xml:space="preserve">            &lt;p className="text-xs text-slate-400 leading-relaxed font-serif"&gt;</w:t>
               <w:br/>
               <w:t xml:space="preserve">              India's premier digital bus ticketing platform. Safe, reliable, and real-time intercity transit reservations.</w:t>
               <w:br/>
@@ -12904,17 +14185,17 @@
               <w:br/>
               <w:t xml:space="preserve">          &lt;div&gt;</w:t>
               <w:br/>
-              <w:t xml:space="preserve">            &lt;h4 className="text-white font-semibold mb-3 text-xs uppercase tracking-wider"&gt;Top Routes&lt;/h4&gt;</w:t>
+              <w:t xml:space="preserve">            &lt;h4 className="text-amber-400 font-bold mb-3 text-xs uppercase tracking-wider"&gt;Top Express Corridors&lt;/h4&gt;</w:t>
               <w:br/>
               <w:t xml:space="preserve">            &lt;ul className="space-y-2 text-xs"&gt;</w:t>
               <w:br/>
-              <w:t xml:space="preserve">              &lt;li&gt;&lt;span className="hover:text-white transition-colors cursor-pointer"&gt;Mumbai to Pune Express&lt;/span&gt;&lt;/li&gt;</w:t>
-              <w:br/>
-              <w:t xml:space="preserve">              &lt;li&gt;&lt;span className="hover:text-white transition-colors cursor-pointer"&gt;Pune to Goa Sleeper&lt;/span&gt;&lt;/li&gt;</w:t>
-              <w:br/>
-              <w:t xml:space="preserve">              &lt;li&gt;&lt;span className="hover:text-white transition-colors cursor-pointer"&gt;Mumbai to Nashik Volvo&lt;/span&gt;&lt;/li&gt;</w:t>
-              <w:br/>
-              <w:t xml:space="preserve">              &lt;li&gt;&lt;span className="hover:text-white transition-colors cursor-pointer"&gt;Pune to Bangalore Multi-Axle&lt;/span&gt;&lt;/li&gt;</w:t>
+              <w:t xml:space="preserve">              &lt;li&gt;&lt;span className="hover:text-amber-300 transition-colors cursor-pointer"&gt;Mumbai to Pune Express&lt;/span&gt;&lt;/li&gt;</w:t>
+              <w:br/>
+              <w:t xml:space="preserve">              &lt;li&gt;&lt;span className="hover:text-amber-300 transition-colors cursor-pointer"&gt;Pune to Goa Sleeper&lt;/span&gt;&lt;/li&gt;</w:t>
+              <w:br/>
+              <w:t xml:space="preserve">              &lt;li&gt;&lt;span className="hover:text-amber-300 transition-colors cursor-pointer"&gt;Mumbai to Nashik Volvo&lt;/span&gt;&lt;/li&gt;</w:t>
+              <w:br/>
+              <w:t xml:space="preserve">              &lt;li&gt;&lt;span className="hover:text-amber-300 transition-colors cursor-pointer"&gt;Pune to Bangalore Multi-Axle&lt;/span&gt;&lt;/li&gt;</w:t>
               <w:br/>
               <w:t xml:space="preserve">            &lt;/ul&gt;</w:t>
               <w:br/>
@@ -12925,15 +14206,15 @@
               <w:br/>
               <w:t xml:space="preserve">          &lt;div&gt;</w:t>
               <w:br/>
-              <w:t xml:space="preserve">            &lt;h4 className="text-white font-semibold mb-3 text-xs uppercase tracking-wider"&gt;Guarantees&lt;/h4&gt;</w:t>
+              <w:t xml:space="preserve">            &lt;h4 className="text-amber-400 font-bold mb-3 text-xs uppercase tracking-wider"&gt;Transit Guarantees&lt;/h4&gt;</w:t>
               <w:br/>
               <w:t xml:space="preserve">            &lt;ul className="space-y-2 text-xs"&gt;</w:t>
               <w:br/>
-              <w:t xml:space="preserve">              &lt;li className="flex items-center gap-2"&gt;&lt;Shield className="w-3.5 h-3.5 text-sky-400" /&gt; 100% Anti-Double-Booking&lt;/li&gt;</w:t>
-              <w:br/>
-              <w:t xml:space="preserve">              &lt;li className="flex items-center gap-2"&gt;&lt;Award className="w-3.5 h-3.5 text-sky-400" /&gt; Verified Operators Only&lt;/li&gt;</w:t>
-              <w:br/>
-              <w:t xml:space="preserve">              &lt;li className="flex items-center gap-2"&gt;&lt;Headphones className="w-3.5 h-3.5 text-sky-400" /&gt; 24x7 Customer Support&lt;/li&gt;</w:t>
+              <w:t xml:space="preserve">              &lt;li className="flex items-center gap-2"&gt;&lt;Shield className="w-3.5 h-3.5 text-amber-400" /&gt; 100% Anti-Double-Booking&lt;/li&gt;</w:t>
+              <w:br/>
+              <w:t xml:space="preserve">              &lt;li className="flex items-center gap-2"&gt;&lt;Award className="w-3.5 h-3.5 text-amber-400" /&gt; Verified Operators Only&lt;/li&gt;</w:t>
+              <w:br/>
+              <w:t xml:space="preserve">              &lt;li className="flex items-center gap-2"&gt;&lt;Headphones className="w-3.5 h-3.5 text-amber-400" /&gt; 24x7 Customer Support&lt;/li&gt;</w:t>
               <w:br/>
               <w:t xml:space="preserve">            &lt;/ul&gt;</w:t>
               <w:br/>
@@ -12944,9 +14225,9 @@
               <w:br/>
               <w:t xml:space="preserve">          &lt;div&gt;</w:t>
               <w:br/>
-              <w:t xml:space="preserve">            &lt;h4 className="text-white font-semibold mb-3 text-xs uppercase tracking-wider"&gt;Academic Project&lt;/h4&gt;</w:t>
-              <w:br/>
-              <w:t xml:space="preserve">            &lt;p className="text-xs text-slate-400 leading-relaxed"&gt;</w:t>
+              <w:t xml:space="preserve">            &lt;h4 className="text-amber-400 font-bold mb-3 text-xs uppercase tracking-wider"&gt;Academic Project&lt;/h4&gt;</w:t>
+              <w:br/>
+              <w:t xml:space="preserve">            &lt;p className="text-xs text-slate-400 leading-relaxed font-serif"&gt;</w:t>
               <w:br/>
               <w:t xml:space="preserve">              University of Mumbai NEP 2020&lt;br /&gt;</w:t>
               <w:br/>
@@ -12969,7 +14250,7 @@
               <w:br/>
               <w:t xml:space="preserve">          &lt;p className="flex items-center gap-1"&gt;</w:t>
               <w:br/>
-              <w:t xml:space="preserve">            Engineered with &lt;Heart className="w-3 h-3 text-rose-500 fill-rose-500" /&gt; using Spring Boot 3 &amp; React 18</w:t>
+              <w:t xml:space="preserve">            Engineered with &lt;Heart className="w-3 h-3 text-amber-500 fill-amber-500" /&gt; using Spring Boot 3 &amp; React 18</w:t>
               <w:br/>
               <w:t xml:space="preserve">          &lt;/p&gt;</w:t>
               <w:br/>
@@ -13236,9 +14517,9 @@
               <w:br/>
               <w:t xml:space="preserve">      &lt;div className="py-12 flex flex-col items-center justify-center gap-2"&gt;</w:t>
               <w:br/>
-              <w:t xml:space="preserve">        &lt;div className="w-8 h-8 border-4 border-sky-600 border-t-transparent rounded-full animate-spin"&gt;&lt;/div&gt;</w:t>
-              <w:br/>
-              <w:t xml:space="preserve">        &lt;p className="text-xs text-slate-500"&gt;Loading seat layout...&lt;/p&gt;</w:t>
+              <w:t xml:space="preserve">        &lt;div className="w-8 h-8 border-4 border-[#0B2545] border-t-transparent rounded-full animate-spin"&gt;&lt;/div&gt;</w:t>
+              <w:br/>
+              <w:t xml:space="preserve">        &lt;p className="text-xs text-slate-500 font-serif"&gt;Loading bus deck layout...&lt;/p&gt;</w:t>
               <w:br/>
               <w:t xml:space="preserve">      &lt;/div&gt;</w:t>
               <w:br/>
@@ -13288,9 +14569,9 @@
               <w:br/>
               <w:t xml:space="preserve">        &lt;div&gt;</w:t>
               <w:br/>
-              <w:t xml:space="preserve">          &lt;h3 className="text-base font-bold text-slate-900"&gt;Select Your Seats&lt;/h3&gt;</w:t>
-              <w:br/>
-              <w:t xml:space="preserve">          &lt;p className="text-xs text-slate-500"&gt;Click on available seats to reserve&lt;/p&gt;</w:t>
+              <w:t xml:space="preserve">          &lt;h3 className="text-lg font-bold text-[#0B2545]"&gt;Select Your Preferred Seats&lt;/h3&gt;</w:t>
+              <w:br/>
+              <w:t xml:space="preserve">          &lt;p className="text-xs text-slate-500"&gt;Real-time seat matrix with instant reservation locking&lt;/p&gt;</w:t>
               <w:br/>
               <w:t xml:space="preserve">        &lt;/div&gt;</w:t>
               <w:br/>
@@ -13305,9 +14586,9 @@
               <w:br/>
               <w:t xml:space="preserve">              onClick={() =&gt; setActiveDeck('LOWER')}</w:t>
               <w:br/>
-              <w:t xml:space="preserve">              className={`px-3 py-1.5 text-xs font-semibold rounded-lg transition-all ${</w:t>
-              <w:br/>
-              <w:t xml:space="preserve">                activeDeck === 'LOWER' ? 'bg-white text-sky-700 shadow-sm' : 'text-slate-600 hover:text-slate-900'</w:t>
+              <w:t xml:space="preserve">              className={`px-3 py-1.5 text-xs font-bold rounded-lg transition-all ${</w:t>
+              <w:br/>
+              <w:t xml:space="preserve">                activeDeck === 'LOWER' ? 'bg-[#0B2545] text-amber-300 shadow-sm' : 'text-slate-600 hover:text-[#0B2545]'</w:t>
               <w:br/>
               <w:t xml:space="preserve">              }`}</w:t>
               <w:br/>
@@ -13321,9 +14602,9 @@
               <w:br/>
               <w:t xml:space="preserve">              onClick={() =&gt; setActiveDeck('UPPER')}</w:t>
               <w:br/>
-              <w:t xml:space="preserve">              className={`px-3 py-1.5 text-xs font-semibold rounded-lg transition-all ${</w:t>
-              <w:br/>
-              <w:t xml:space="preserve">                activeDeck === 'UPPER' ? 'bg-white text-sky-700 shadow-sm' : 'text-slate-600 hover:text-slate-900'</w:t>
+              <w:t xml:space="preserve">              className={`px-3 py-1.5 text-xs font-bold rounded-lg transition-all ${</w:t>
+              <w:br/>
+              <w:t xml:space="preserve">                activeDeck === 'UPPER' ? 'bg-[#0B2545] text-amber-300 shadow-sm' : 'text-slate-600 hover:text-[#0B2545]'</w:t>
               <w:br/>
               <w:t xml:space="preserve">              }`}</w:t>
               <w:br/>
@@ -13348,17 +14629,17 @@
               <w:br/>
               <w:t xml:space="preserve">        &lt;div className="flex justify-between items-center mb-6 pb-3 border-b border-dashed border-slate-300"&gt;</w:t>
               <w:br/>
-              <w:t xml:space="preserve">          &lt;div className="text-[11px] font-bold uppercase tracking-wider text-slate-400"&gt;</w:t>
-              <w:br/>
-              <w:t xml:space="preserve">            {activeDeck} DECK</w:t>
+              <w:t xml:space="preserve">          &lt;div className="text-[11px] font-bold uppercase tracking-wider text-slate-500"&gt;</w:t>
+              <w:br/>
+              <w:t xml:space="preserve">            {activeDeck} DECK CABIN</w:t>
               <w:br/>
               <w:t xml:space="preserve">          &lt;/div&gt;</w:t>
               <w:br/>
-              <w:t xml:space="preserve">          &lt;div className="flex items-center gap-1.5 text-slate-500 text-xs font-medium"&gt;</w:t>
-              <w:br/>
-              <w:t xml:space="preserve">            &lt;span className="text-[10px] font-semibold uppercase text-slate-400"&gt;Driver&lt;/span&gt;</w:t>
-              <w:br/>
-              <w:t xml:space="preserve">            &lt;div className="w-8 h-8 rounded-full bg-slate-200 border border-slate-300 flex items-center justify-center text-slate-700"&gt;</w:t>
+              <w:t xml:space="preserve">          &lt;div className="flex items-center gap-1.5 text-slate-600 text-xs font-medium"&gt;</w:t>
+              <w:br/>
+              <w:t xml:space="preserve">            &lt;span className="text-[10px] font-bold uppercase text-slate-400"&gt;Driver&lt;/span&gt;</w:t>
+              <w:br/>
+              <w:t xml:space="preserve">            &lt;div className="w-8 h-8 rounded-full bg-slate-200 border border-slate-300 flex items-center justify-center text-[#0B2545]"&gt;</w:t>
               <w:br/>
               <w:t xml:space="preserve">              &lt;Compass className="w-4 h-4 animate-spin-slow" /&gt;</w:t>
               <w:br/>
@@ -13415,9 +14696,9 @@
               <w:br/>
               <w:t xml:space="preserve">                            : isSelected</w:t>
               <w:br/>
-              <w:t xml:space="preserve">                            ? 'bg-sky-600 text-white border-2 border-sky-700 shadow-md shadow-sky-600/30 scale-105'</w:t>
-              <w:br/>
-              <w:t xml:space="preserve">                            : 'bg-white text-slate-700 border-2 border-emerald-400 hover:border-emerald-600 hover:bg-emerald-50'</w:t>
+              <w:t xml:space="preserve">                            ? 'bg-[#0B2545] text-amber-300 border-2 border-amber-500 shadow-md shadow-navy-900/30 scale-105'</w:t>
+              <w:br/>
+              <w:t xml:space="preserve">                            : 'bg-white text-slate-800 border-2 border-emerald-500 hover:border-emerald-600 hover:bg-emerald-50'</w:t>
               <w:br/>
               <w:t xml:space="preserve">                        }`}</w:t>
               <w:br/>
@@ -13476,9 +14757,9 @@
               <w:br/>
               <w:t xml:space="preserve">                            : isSelected</w:t>
               <w:br/>
-              <w:t xml:space="preserve">                            ? 'bg-sky-600 text-white border-2 border-sky-700 shadow-md shadow-sky-600/30 scale-105'</w:t>
-              <w:br/>
-              <w:t xml:space="preserve">                            : 'bg-white text-slate-700 border-2 border-emerald-400 hover:border-emerald-600 hover:bg-emerald-50'</w:t>
+              <w:t xml:space="preserve">                            ? 'bg-[#0B2545] text-amber-300 border-2 border-amber-500 shadow-md shadow-navy-900/30 scale-105'</w:t>
+              <w:br/>
+              <w:t xml:space="preserve">                            : 'bg-white text-slate-800 border-2 border-emerald-500 hover:border-emerald-600 hover:bg-emerald-50'</w:t>
               <w:br/>
               <w:t xml:space="preserve">                        }`}</w:t>
               <w:br/>
@@ -13513,17 +14794,17 @@
               <w:br/>
               <w:t xml:space="preserve">        &lt;div className="flex items-center gap-2"&gt;</w:t>
               <w:br/>
-              <w:t xml:space="preserve">          &lt;div className="w-4 h-4 rounded border-2 border-emerald-400 bg-white"&gt;&lt;/div&gt;</w:t>
-              <w:br/>
-              <w:t xml:space="preserve">          &lt;span&gt;Available&lt;/span&gt;</w:t>
+              <w:t xml:space="preserve">          &lt;div className="w-4 h-4 rounded border-2 border-emerald-500 bg-white"&gt;&lt;/div&gt;</w:t>
+              <w:br/>
+              <w:t xml:space="preserve">          &lt;span className="font-semibold text-slate-700"&gt;Available&lt;/span&gt;</w:t>
               <w:br/>
               <w:t xml:space="preserve">        &lt;/div&gt;</w:t>
               <w:br/>
               <w:t xml:space="preserve">        &lt;div className="flex items-center gap-2"&gt;</w:t>
               <w:br/>
-              <w:t xml:space="preserve">          &lt;div className="w-4 h-4 rounded bg-sky-600 text-white flex items-center justify-center text-[10px]"&gt;✓&lt;/div&gt;</w:t>
-              <w:br/>
-              <w:t xml:space="preserve">          &lt;span className="font-semibold text-sky-700"&gt;Selected&lt;/span&gt;</w:t>
+              <w:t xml:space="preserve">          &lt;div className="w-4 h-4 rounded bg-[#0B2545] text-amber-300 border border-amber-500 flex items-center justify-center text-[10px] font-bold"&gt;✓&lt;/div&gt;</w:t>
+              <w:br/>
+              <w:t xml:space="preserve">          &lt;span className="font-bold text-[#0B2545]"&gt;Selected&lt;/span&gt;</w:t>
               <w:br/>
               <w:t xml:space="preserve">        &lt;/div&gt;</w:t>
               <w:br/>
@@ -13531,7 +14812,7 @@
               <w:br/>
               <w:t xml:space="preserve">          &lt;div className="w-4 h-4 rounded bg-slate-200 border border-slate-300"&gt;&lt;/div&gt;</w:t>
               <w:br/>
-              <w:t xml:space="preserve">          &lt;span&gt;Booked&lt;/span&gt;</w:t>
+              <w:t xml:space="preserve">          &lt;span&gt;Reserved&lt;/span&gt;</w:t>
               <w:br/>
               <w:t xml:space="preserve">        &lt;/div&gt;</w:t>
               <w:br/>
@@ -13621,7 +14902,43 @@
               <w:br/>
               <w:t>import api from '../services/api';</w:t>
               <w:br/>
-              <w:t>import { Search, MapPin, Calendar, ArrowRightLeft, ShieldCheck, Clock, Award, Sparkles } from 'lucide-react';</w:t>
+              <w:t>import AnimatedBusTransitScene from '../components/AnimatedBusTransitScene';</w:t>
+              <w:br/>
+              <w:t>import {</w:t>
+              <w:br/>
+              <w:t xml:space="preserve">  Search,</w:t>
+              <w:br/>
+              <w:t xml:space="preserve">  MapPin,</w:t>
+              <w:br/>
+              <w:t xml:space="preserve">  Calendar,</w:t>
+              <w:br/>
+              <w:t xml:space="preserve">  ArrowRightLeft,</w:t>
+              <w:br/>
+              <w:t xml:space="preserve">  ShieldCheck,</w:t>
+              <w:br/>
+              <w:t xml:space="preserve">  Clock,</w:t>
+              <w:br/>
+              <w:t xml:space="preserve">  Award,</w:t>
+              <w:br/>
+              <w:t xml:space="preserve">  Sparkles,</w:t>
+              <w:br/>
+              <w:t xml:space="preserve">  Star,</w:t>
+              <w:br/>
+              <w:t xml:space="preserve">  Users,</w:t>
+              <w:br/>
+              <w:t xml:space="preserve">  CheckCircle2,</w:t>
+              <w:br/>
+              <w:t xml:space="preserve">  Navigation,</w:t>
+              <w:br/>
+              <w:t xml:space="preserve">  ArrowRight,</w:t>
+              <w:br/>
+              <w:t xml:space="preserve">  Bus,</w:t>
+              <w:br/>
+              <w:t xml:space="preserve">  ThumbsUp,</w:t>
+              <w:br/>
+              <w:t xml:space="preserve">  Map</w:t>
+              <w:br/>
+              <w:t>} from 'lucide-react';</w:t>
               <w:br/>
               <w:br/>
               <w:t>export default function HomePage() {</w:t>
@@ -13683,56 +15000,266 @@
               <w:t xml:space="preserve">  };</w:t>
               <w:br/>
               <w:br/>
+              <w:t xml:space="preserve">  const handleSelectCityDestination = (cityName) =&gt; {</w:t>
+              <w:br/>
+              <w:t xml:space="preserve">    setDestination(cityName);</w:t>
+              <w:br/>
+              <w:t xml:space="preserve">    // Smooth scroll up to search box</w:t>
+              <w:br/>
+              <w:t xml:space="preserve">    window.scrollTo({ top: 320, behavior: 'smooth' });</w:t>
+              <w:br/>
+              <w:t xml:space="preserve">  };</w:t>
+              <w:br/>
+              <w:br/>
               <w:t xml:space="preserve">  const popularRoutes = [</w:t>
               <w:br/>
-              <w:t xml:space="preserve">    { from: 'Mumbai', to: 'Pune', time: '3h 10m', price: '₹450' },</w:t>
-              <w:br/>
-              <w:t xml:space="preserve">    { from: 'Pune', to: 'Mumbai', time: '3h 10m', price: '₹320' },</w:t>
-              <w:br/>
-              <w:t xml:space="preserve">    { from: 'Mumbai', to: 'Goa', time: '11h 00m', price: '₹1150' },</w:t>
-              <w:br/>
-              <w:t xml:space="preserve">    { from: 'Mumbai', to: 'Nashik', time: '3h 30m', price: '₹420' },</w:t>
+              <w:t xml:space="preserve">    { from: 'Mumbai', to: 'Pune', time: '3h 10m', price: '₹450', operator: 'Shivneri Volvo' },</w:t>
+              <w:br/>
+              <w:t xml:space="preserve">    { from: 'Pune', to: 'Mumbai', time: '3h 10m', price: '₹320', operator: 'Express Multi-Axle' },</w:t>
+              <w:br/>
+              <w:t xml:space="preserve">    { from: 'Mumbai', to: 'Goa', time: '11h 00m', price: '₹1150', operator: 'Luxury Sleeper' },</w:t>
+              <w:br/>
+              <w:t xml:space="preserve">    { from: 'Mumbai', to: 'Nashik', time: '3h 30m', price: '₹420', operator: 'AC Executive' },</w:t>
               <w:br/>
               <w:t xml:space="preserve">  ];</w:t>
               <w:br/>
               <w:br/>
+              <w:t xml:space="preserve">  const popularCities = [</w:t>
+              <w:br/>
+              <w:t xml:space="preserve">    {</w:t>
+              <w:br/>
+              <w:t xml:space="preserve">      name: 'Mumbai',</w:t>
+              <w:br/>
+              <w:t xml:space="preserve">      tagline: 'Financial Capital &amp; Coastal Marine Drive',</w:t>
+              <w:br/>
+              <w:t xml:space="preserve">      busesCount: '48+ Daily Buses',</w:t>
+              <w:br/>
+              <w:t xml:space="preserve">      minFare: '₹350',</w:t>
+              <w:br/>
+              <w:t xml:space="preserve">      image: 'https://images.unsplash.com/photo-1570168007204-dfb528c6958f?auto=format&amp;fit=crop&amp;w=800&amp;q=80',</w:t>
+              <w:br/>
+              <w:t xml:space="preserve">      boardingPoints: 'Dadar • Borivali • Sion • Andheri',</w:t>
+              <w:br/>
+              <w:t xml:space="preserve">      highlight: 'Express Sea Link Corridor'</w:t>
+              <w:br/>
+              <w:t xml:space="preserve">    },</w:t>
+              <w:br/>
+              <w:t xml:space="preserve">    {</w:t>
+              <w:br/>
+              <w:t xml:space="preserve">      name: 'Pune',</w:t>
+              <w:br/>
+              <w:t xml:space="preserve">      tagline: 'Oxford of the East &amp; IT Tech Corridor',</w:t>
+              <w:br/>
+              <w:t xml:space="preserve">      busesCount: '65+ Daily Buses',</w:t>
+              <w:br/>
+              <w:t xml:space="preserve">      minFare: '₹320',</w:t>
+              <w:br/>
+              <w:t xml:space="preserve">      image: 'https://images.unsplash.com/photo-1598899134739-24c46f58b8c0?auto=format&amp;fit=crop&amp;w=800&amp;q=80',</w:t>
+              <w:br/>
+              <w:t xml:space="preserve">      boardingPoints: 'Swargate • Wakad • Hinjewadi • Viman Nagar',</w:t>
+              <w:br/>
+              <w:t xml:space="preserve">      highlight: 'High-Speed Expressway'</w:t>
+              <w:br/>
+              <w:t xml:space="preserve">    },</w:t>
+              <w:br/>
+              <w:t xml:space="preserve">    {</w:t>
+              <w:br/>
+              <w:t xml:space="preserve">      name: 'Goa',</w:t>
+              <w:br/>
+              <w:t xml:space="preserve">      tagline: 'Sun-Kissed Beaches &amp; Sunset Coastline',</w:t>
+              <w:br/>
+              <w:t xml:space="preserve">      busesCount: '24+ Daily Buses',</w:t>
+              <w:br/>
+              <w:t xml:space="preserve">      minFare: '₹950',</w:t>
+              <w:br/>
+              <w:t xml:space="preserve">      image: 'https://images.unsplash.com/photo-1512343879784-a960bf40e7f2?auto=format&amp;fit=crop&amp;w=800&amp;q=80',</w:t>
+              <w:br/>
+              <w:t xml:space="preserve">      boardingPoints: 'Panaji • Mapusa • Margao • Calangute',</w:t>
+              <w:br/>
+              <w:t xml:space="preserve">      highlight: 'Overnight Luxury AC Sleeper'</w:t>
+              <w:br/>
+              <w:t xml:space="preserve">    },</w:t>
+              <w:br/>
+              <w:t xml:space="preserve">    {</w:t>
+              <w:br/>
+              <w:t xml:space="preserve">      name: 'Nashik',</w:t>
+              <w:br/>
+              <w:t xml:space="preserve">      tagline: 'Scenic Vineyards &amp; Sacred Godavari Ghats',</w:t>
+              <w:br/>
+              <w:t xml:space="preserve">      busesCount: '32+ Daily Buses',</w:t>
+              <w:br/>
+              <w:t xml:space="preserve">      minFare: '₹400',</w:t>
+              <w:br/>
+              <w:t xml:space="preserve">      image: 'https://images.unsplash.com/photo-1506744038136-46273834b3fb?auto=format&amp;fit=crop&amp;w=800&amp;q=80',</w:t>
+              <w:br/>
+              <w:t xml:space="preserve">      boardingPoints: 'CBS • Dwarka Circle • Mumbai Naka',</w:t>
+              <w:br/>
+              <w:t xml:space="preserve">      highlight: 'Western Ghats Scenic Route'</w:t>
+              <w:br/>
+              <w:t xml:space="preserve">    },</w:t>
+              <w:br/>
+              <w:t xml:space="preserve">    {</w:t>
+              <w:br/>
+              <w:t xml:space="preserve">      name: 'Mahabaleshwar',</w:t>
+              <w:br/>
+              <w:t xml:space="preserve">      tagline: 'Misty Hill Station &amp; Valley Viewpoints',</w:t>
+              <w:br/>
+              <w:t xml:space="preserve">      busesCount: '18+ Daily Buses',</w:t>
+              <w:br/>
+              <w:t xml:space="preserve">      minFare: '₹550',</w:t>
+              <w:br/>
+              <w:t xml:space="preserve">      image: 'https://images.unsplash.com/photo-1464822759023-fed622ff2c3b?auto=format&amp;fit=crop&amp;w=800&amp;q=80',</w:t>
+              <w:br/>
+              <w:t xml:space="preserve">      boardingPoints: 'Venna Lake • Market Stand • Panchgani',</w:t>
+              <w:br/>
+              <w:t xml:space="preserve">      highlight: 'Ghats Panoramic Coach'</w:t>
+              <w:br/>
+              <w:t xml:space="preserve">    },</w:t>
+              <w:br/>
+              <w:t xml:space="preserve">    {</w:t>
+              <w:br/>
+              <w:t xml:space="preserve">      name: 'Shirdi',</w:t>
+              <w:br/>
+              <w:t xml:space="preserve">      tagline: 'Devotional Pilgrimage &amp; Temple Corridor',</w:t>
+              <w:br/>
+              <w:t xml:space="preserve">      busesCount: '30+ Daily Buses',</w:t>
+              <w:br/>
+              <w:t xml:space="preserve">      minFare: '₹450',</w:t>
+              <w:br/>
+              <w:t xml:space="preserve">      image: 'https://images.unsplash.com/photo-1596176530529-78163a4f7af2?auto=format&amp;fit=crop&amp;w=800&amp;q=80',</w:t>
+              <w:br/>
+              <w:t xml:space="preserve">      boardingPoints: 'Temple Gate 2 • Shirdi Express Stand',</w:t>
+              <w:br/>
+              <w:t xml:space="preserve">      highlight: 'Direct Superfast Shuttles'</w:t>
+              <w:br/>
+              <w:t xml:space="preserve">    }</w:t>
+              <w:br/>
+              <w:t xml:space="preserve">  ];</w:t>
+              <w:br/>
+              <w:br/>
+              <w:t xml:space="preserve">  const passengerReviews = [</w:t>
+              <w:br/>
+              <w:t xml:space="preserve">    {</w:t>
+              <w:br/>
+              <w:t xml:space="preserve">      name: 'Priya Deshmukh',</w:t>
+              <w:br/>
+              <w:t xml:space="preserve">      role: 'Senior Tech Consultant, Pune',</w:t>
+              <w:br/>
+              <w:t xml:space="preserve">      route: 'Pune (Wakad) ➔ Mumbai (Dadar)',</w:t>
+              <w:br/>
+              <w:t xml:space="preserve">      rating: 5,</w:t>
+              <w:br/>
+              <w:t xml:space="preserve">      avatar: 'https://images.unsplash.com/photo-1573496359142-b8d87734a5a2?auto=format&amp;fit=crop&amp;w=240&amp;q=80',</w:t>
+              <w:br/>
+              <w:t xml:space="preserve">      comment: 'As a weekly commuter between Hinjewadi and Mumbai, TravelSwift has been an absolute lifesaver. The real-time seat lock eliminates all double-booking surprises, and the Shivneri Volvo coaches are spotlessly clean!',</w:t>
+              <w:br/>
+              <w:t xml:space="preserve">      badge: 'Weekly Verified Commuter'</w:t>
+              <w:br/>
+              <w:t xml:space="preserve">    },</w:t>
+              <w:br/>
+              <w:t xml:space="preserve">    {</w:t>
+              <w:br/>
+              <w:t xml:space="preserve">      name: 'Aarav Mehta',</w:t>
+              <w:br/>
+              <w:t xml:space="preserve">      role: 'University Student &amp; Traveler, Mumbai',</w:t>
+              <w:br/>
+              <w:t xml:space="preserve">      route: 'Mumbai ➔ Goa (Calangute)',</w:t>
+              <w:br/>
+              <w:t xml:space="preserve">      rating: 5,</w:t>
+              <w:br/>
+              <w:t xml:space="preserve">      avatar: 'https://images.unsplash.com/photo-1539571696357-5a69c17a67c6?auto=format&amp;fit=crop&amp;w=240&amp;q=80',</w:t>
+              <w:br/>
+              <w:t xml:space="preserve">      comment: 'Booked an AC sleeper bus for our college weekend trip to Goa. The 2D seat selector made choosing our lower deck berths effortless, and the instant PDF boarding pass with QR code got us onboard in 10 seconds.',</w:t>
+              <w:br/>
+              <w:t xml:space="preserve">      badge: 'Verified Passenger'</w:t>
+              <w:br/>
+              <w:t xml:space="preserve">    },</w:t>
+              <w:br/>
+              <w:t xml:space="preserve">    {</w:t>
+              <w:br/>
+              <w:t xml:space="preserve">      name: 'Ananya Sen',</w:t>
+              <w:br/>
+              <w:t xml:space="preserve">      role: 'Content Strategist &amp; Solo Explorer',</w:t>
+              <w:br/>
+              <w:t xml:space="preserve">      route: 'Mumbai ➔ Nashik Valley',</w:t>
+              <w:br/>
+              <w:t xml:space="preserve">      rating: 5,</w:t>
+              <w:br/>
+              <w:t xml:space="preserve">      avatar: 'https://images.unsplash.com/photo-1534528741775-53994a69daeb?auto=format&amp;fit=crop&amp;w=240&amp;q=80',</w:t>
+              <w:br/>
+              <w:t xml:space="preserve">      comment: 'As a solo female traveler, safe women-friendly seating and reliable GPS tracking are crucial for me. My night journey was so comfortable and peaceful. I recommend TravelSwift to all my friends!',</w:t>
+              <w:br/>
+              <w:t xml:space="preserve">      badge: 'Solo Woman Traveler'</w:t>
+              <w:br/>
+              <w:t xml:space="preserve">    },</w:t>
+              <w:br/>
+              <w:t xml:space="preserve">    {</w:t>
+              <w:br/>
+              <w:t xml:space="preserve">      name: 'Rajesh &amp; Sunita Kulkarni',</w:t>
+              <w:br/>
+              <w:t xml:space="preserve">      role: 'Family Commuters, Nashik',</w:t>
+              <w:br/>
+              <w:t xml:space="preserve">      route: 'Nashik ➔ Mumbai Express',</w:t>
+              <w:br/>
+              <w:t xml:space="preserve">      rating: 5,</w:t>
+              <w:br/>
+              <w:t xml:space="preserve">      avatar: 'https://images.unsplash.com/photo-1507003211169-0a1dd7228f2d?auto=format&amp;fit=crop&amp;w=240&amp;q=80',</w:t>
+              <w:br/>
+              <w:t xml:space="preserve">      comment: 'Traveled with my elderly parents to Mumbai. Punctual departure, smooth highway driving, comfortable ergonomic seats, and instant digital receipts. Outstanding full-stack transit platform!',</w:t>
+              <w:br/>
+              <w:t xml:space="preserve">      badge: 'Family Traveler'</w:t>
+              <w:br/>
+              <w:t xml:space="preserve">    }</w:t>
+              <w:br/>
+              <w:t xml:space="preserve">  ];</w:t>
+              <w:br/>
+              <w:br/>
               <w:t xml:space="preserve">  return (</w:t>
               <w:br/>
-              <w:t xml:space="preserve">    &lt;div className="min-h-screen"&gt;</w:t>
-              <w:br/>
-              <w:t xml:space="preserve">      {/* Hero Section */}</w:t>
-              <w:br/>
-              <w:t xml:space="preserve">      &lt;section className="relative overflow-hidden bg-gradient-to-b from-sky-900 via-indigo-950 to-slate-900 text-white pt-16 pb-28"&gt;</w:t>
-              <w:br/>
-              <w:t xml:space="preserve">        {/* Decorative Grid BG */}</w:t>
-              <w:br/>
-              <w:t xml:space="preserve">        &lt;div className="absolute inset-0 opacity-10 bg-[radial-gradient(#38bdf8_1px,transparent_1px)] [background-size:16px_16px]"&gt;&lt;/div&gt;</w:t>
+              <w:t xml:space="preserve">    &lt;div className="min-h-screen bg-[#F8F9FB]"&gt;</w:t>
+              <w:br/>
+              <w:t xml:space="preserve">      {/* ========================================================</w:t>
+              <w:br/>
+              <w:t xml:space="preserve">          1. HERO SECTION WITH SEARCH ENGINE</w:t>
+              <w:br/>
+              <w:t xml:space="preserve">         ======================================================== */}</w:t>
+              <w:br/>
+              <w:t xml:space="preserve">      &lt;section className="relative overflow-hidden bg-gradient-to-b from-[#07182C] via-[#0B2545] to-[#133E68] text-white pt-14 pb-24"&gt;</w:t>
+              <w:br/>
+              <w:t xml:space="preserve">        {/* Decorative Grid &amp; Starlight */}</w:t>
+              <w:br/>
+              <w:t xml:space="preserve">        &lt;div className="absolute inset-0 opacity-10 bg-[radial-gradient(#f59e0b_1px,transparent_1px)] [background-size:20px_20px] pointer-events-none"&gt;&lt;/div&gt;</w:t>
               <w:br/>
               <w:br/>
               <w:t xml:space="preserve">        &lt;div className="relative max-w-6xl mx-auto px-4 sm:px-6 lg:px-8 text-center"&gt;</w:t>
               <w:br/>
-              <w:t xml:space="preserve">          &lt;div className="inline-flex items-center gap-2 px-3 py-1 rounded-full bg-sky-500/10 border border-sky-400/20 text-sky-300 text-xs font-semibold mb-6"&gt;</w:t>
-              <w:br/>
-              <w:t xml:space="preserve">            &lt;Sparkles className="w-3.5 h-3.5" /&gt; India's Smartest Bus Reservation Network</w:t>
+              <w:t xml:space="preserve">          {/* Animated Top Pill */}</w:t>
+              <w:br/>
+              <w:t xml:space="preserve">          &lt;div className="inline-flex items-center gap-2 px-4 py-1.5 rounded-full bg-amber-400/15 border border-amber-400/30 text-amber-300 text-xs font-bold mb-6 tracking-wide shadow-sm animate-float-slow"&gt;</w:t>
+              <w:br/>
+              <w:t xml:space="preserve">            &lt;Sparkles className="w-3.5 h-3.5 text-amber-400" /&gt;</w:t>
+              <w:br/>
+              <w:t xml:space="preserve">            &lt;span&gt;India's Premier Smart Bus Fleet &amp; Instant Reservation Network&lt;/span&gt;</w:t>
               <w:br/>
               <w:t xml:space="preserve">          &lt;/div&gt;</w:t>
               <w:br/>
-              <w:t xml:space="preserve">          &lt;h1 className="text-4xl sm:text-6xl font-extrabold tracking-tight max-w-3xl mx-auto leading-tight"&gt;</w:t>
-              <w:br/>
-              <w:t xml:space="preserve">            Seamless Intercity Travel at Your Fingertips</w:t>
+              <w:br/>
+              <w:t xml:space="preserve">          &lt;h1 className="text-4xl sm:text-6xl font-bold tracking-tight max-w-4xl mx-auto leading-tight drop-shadow-sm font-serif"&gt;</w:t>
+              <w:br/>
+              <w:t xml:space="preserve">            Seamless Intercity Bus Journeys, Guaranteed Seats</w:t>
               <w:br/>
               <w:t xml:space="preserve">          &lt;/h1&gt;</w:t>
               <w:br/>
-              <w:t xml:space="preserve">          &lt;p className="mt-4 text-base sm:text-lg text-slate-300 max-w-2xl mx-auto"&gt;</w:t>
-              <w:br/>
-              <w:t xml:space="preserve">            Book premium AC, Sleeper, and Luxury Volvo buses across major corridors with real-time seat lock and instant e-tickets.</w:t>
+              <w:t xml:space="preserve">          &lt;p className="mt-4 text-base sm:text-lg text-slate-200 max-w-2xl mx-auto leading-relaxed font-serif"&gt;</w:t>
+              <w:br/>
+              <w:t xml:space="preserve">            Reserve premium Volvo Multi-Axle, AC Sleeper, and Luxury Intercity coaches with real-time ACID seat lock, instant verified PNR, and zero booking conflicts.</w:t>
               <w:br/>
               <w:t xml:space="preserve">          &lt;/p&gt;</w:t>
               <w:br/>
               <w:br/>
               <w:t xml:space="preserve">          {/* Search Box Card */}</w:t>
               <w:br/>
-              <w:t xml:space="preserve">          &lt;div className="mt-10 max-w-4xl mx-auto bg-white rounded-3xl shadow-2xl p-4 sm:p-6 text-slate-800 border border-slate-100"&gt;</w:t>
+              <w:t xml:space="preserve">          &lt;div className="mt-10 max-w-4xl mx-auto bg-white rounded-3xl shadow-2xl p-4 sm:p-6 text-slate-800 border-2 border-slate-200/90 text-left"&gt;</w:t>
               <w:br/>
               <w:t xml:space="preserve">            &lt;form onSubmit={handleSearch} className="grid grid-cols-1 md:grid-cols-12 gap-3 items-center"&gt;</w:t>
               <w:br/>
@@ -13740,15 +15267,15 @@
               <w:br/>
               <w:t xml:space="preserve">              &lt;div className="md:col-span-4 text-left"&gt;</w:t>
               <w:br/>
-              <w:t xml:space="preserve">                &lt;label className="block text-xs font-bold text-slate-500 uppercase tracking-wider mb-1"&gt;</w:t>
-              <w:br/>
-              <w:t xml:space="preserve">                  From (Origin)</w:t>
+              <w:t xml:space="preserve">                &lt;label className="block text-xs font-bold text-[#0B2545] uppercase tracking-wider mb-1"&gt;</w:t>
+              <w:br/>
+              <w:t xml:space="preserve">                  From (Origin City)</w:t>
               <w:br/>
               <w:t xml:space="preserve">                &lt;/label&gt;</w:t>
               <w:br/>
               <w:t xml:space="preserve">                &lt;div className="relative"&gt;</w:t>
               <w:br/>
-              <w:t xml:space="preserve">                  &lt;MapPin className="w-5 h-5 absolute left-3.5 top-3.5 text-sky-600" /&gt;</w:t>
+              <w:t xml:space="preserve">                  &lt;MapPin className="w-5 h-5 absolute left-3.5 top-3.5 text-[#0B2545]" /&gt;</w:t>
               <w:br/>
               <w:t xml:space="preserve">                  &lt;input</w:t>
               <w:br/>
@@ -13762,7 +15289,7 @@
               <w:br/>
               <w:t xml:space="preserve">                    placeholder="e.g. Mumbai"</w:t>
               <w:br/>
-              <w:t xml:space="preserve">                    className="w-full pl-11 pr-4 py-3 bg-slate-50 border border-slate-200 rounded-xl font-semibold text-slate-900 focus:outline-none focus:ring-2 focus:ring-sky-500"</w:t>
+              <w:t xml:space="preserve">                    className="w-full pl-11 pr-4 py-3 bg-slate-50 border border-slate-300 rounded-xl font-bold text-[#0B2545] focus:outline-none focus:ring-2 focus:ring-[#0B2545]"</w:t>
               <w:br/>
               <w:t xml:space="preserve">                  /&gt;</w:t>
               <w:br/>
@@ -13781,7 +15308,7 @@
               <w:br/>
               <w:t xml:space="preserve">                  onClick={handleSwap}</w:t>
               <w:br/>
-              <w:t xml:space="preserve">                  className="w-10 h-10 rounded-full bg-slate-100 hover:bg-sky-50 text-slate-600 hover:text-sky-600 border border-slate-200 flex items-center justify-center transition-transform hover:rotate-180"</w:t>
+              <w:t xml:space="preserve">                  className="w-10 h-10 rounded-full bg-slate-100 hover:bg-amber-50 text-slate-600 hover:text-amber-800 border border-slate-300 flex items-center justify-center transition-transform hover:rotate-180"</w:t>
               <w:br/>
               <w:t xml:space="preserve">                  title="Swap Origin and Destination"</w:t>
               <w:br/>
@@ -13798,15 +15325,15 @@
               <w:br/>
               <w:t xml:space="preserve">              &lt;div className="md:col-span-4 text-left"&gt;</w:t>
               <w:br/>
-              <w:t xml:space="preserve">                &lt;label className="block text-xs font-bold text-slate-500 uppercase tracking-wider mb-1"&gt;</w:t>
-              <w:br/>
-              <w:t xml:space="preserve">                  To (Destination)</w:t>
+              <w:t xml:space="preserve">                &lt;label className="block text-xs font-bold text-[#0B2545] uppercase tracking-wider mb-1"&gt;</w:t>
+              <w:br/>
+              <w:t xml:space="preserve">                  To (Destination City)</w:t>
               <w:br/>
               <w:t xml:space="preserve">                &lt;/label&gt;</w:t>
               <w:br/>
               <w:t xml:space="preserve">                &lt;div className="relative"&gt;</w:t>
               <w:br/>
-              <w:t xml:space="preserve">                  &lt;MapPin className="w-5 h-5 absolute left-3.5 top-3.5 text-indigo-600" /&gt;</w:t>
+              <w:t xml:space="preserve">                  &lt;MapPin className="w-5 h-5 absolute left-3.5 top-3.5 text-amber-700" /&gt;</w:t>
               <w:br/>
               <w:t xml:space="preserve">                  &lt;input</w:t>
               <w:br/>
@@ -13820,7 +15347,7 @@
               <w:br/>
               <w:t xml:space="preserve">                    placeholder="e.g. Pune"</w:t>
               <w:br/>
-              <w:t xml:space="preserve">                    className="w-full pl-11 pr-4 py-3 bg-slate-50 border border-slate-200 rounded-xl font-semibold text-slate-900 focus:outline-none focus:ring-2 focus:ring-sky-500"</w:t>
+              <w:t xml:space="preserve">                    className="w-full pl-11 pr-4 py-3 bg-slate-50 border border-slate-300 rounded-xl font-bold text-[#0B2545] focus:outline-none focus:ring-2 focus:ring-[#0B2545]"</w:t>
               <w:br/>
               <w:t xml:space="preserve">                  /&gt;</w:t>
               <w:br/>
@@ -13833,7 +15360,7 @@
               <w:br/>
               <w:t xml:space="preserve">              &lt;div className="md:col-span-3 text-left"&gt;</w:t>
               <w:br/>
-              <w:t xml:space="preserve">                &lt;label className="block text-xs font-bold text-slate-500 uppercase tracking-wider mb-1"&gt;</w:t>
+              <w:t xml:space="preserve">                &lt;label className="block text-xs font-bold text-[#0B2545] uppercase tracking-wider mb-1"&gt;</w:t>
               <w:br/>
               <w:t xml:space="preserve">                  Date of Journey</w:t>
               <w:br/>
@@ -13841,7 +15368,7 @@
               <w:br/>
               <w:t xml:space="preserve">                &lt;div className="relative"&gt;</w:t>
               <w:br/>
-              <w:t xml:space="preserve">                  &lt;Calendar className="w-5 h-5 absolute left-3.5 top-3.5 text-slate-400" /&gt;</w:t>
+              <w:t xml:space="preserve">                  &lt;Calendar className="w-5 h-5 absolute left-3.5 top-3.5 text-slate-500" /&gt;</w:t>
               <w:br/>
               <w:t xml:space="preserve">                  &lt;input</w:t>
               <w:br/>
@@ -13853,7 +15380,7 @@
               <w:br/>
               <w:t xml:space="preserve">                    onChange={(e) =&gt; setDate(e.target.value)}</w:t>
               <w:br/>
-              <w:t xml:space="preserve">                    className="w-full pl-11 pr-4 py-3 bg-slate-50 border border-slate-200 rounded-xl font-semibold text-slate-900 focus:outline-none focus:ring-2 focus:ring-sky-500"</w:t>
+              <w:t xml:space="preserve">                    className="w-full pl-11 pr-4 py-3 bg-slate-50 border border-slate-300 rounded-xl font-bold text-[#0B2545] focus:outline-none focus:ring-2 focus:ring-[#0B2545]"</w:t>
               <w:br/>
               <w:t xml:space="preserve">                  /&gt;</w:t>
               <w:br/>
@@ -13870,13 +15397,13 @@
               <w:br/>
               <w:t xml:space="preserve">                  type="submit"</w:t>
               <w:br/>
-              <w:t xml:space="preserve">                  className="w-full py-4 bg-gradient-to-r from-sky-600 via-indigo-600 to-sky-700 hover:from-sky-700 hover:to-indigo-700 text-white font-bold rounded-2xl shadow-lg shadow-sky-600/30 flex items-center justify-center gap-2 text-base transition-all transform hover:-translate-y-0.5"</w:t>
+              <w:t xml:space="preserve">                  className="w-full py-4 bg-gradient-to-r from-[#0B2545] via-[#133E68] to-[#B45309] hover:from-[#07182C] hover:to-[#92400E] text-amber-300 font-bold rounded-2xl shadow-lg shadow-navy-900/30 flex items-center justify-center gap-2 text-base transition-all transform hover:-translate-y-0.5 border border-amber-400/30"</w:t>
               <w:br/>
               <w:t xml:space="preserve">                &gt;</w:t>
               <w:br/>
-              <w:t xml:space="preserve">                  &lt;Search className="w-5 h-5" /&gt;</w:t>
-              <w:br/>
-              <w:t xml:space="preserve">                  Search Buses</w:t>
+              <w:t xml:space="preserve">                  &lt;Search className="w-5 h-5 text-amber-300" /&gt;</w:t>
+              <w:br/>
+              <w:t xml:space="preserve">                  Search Buses &amp; Check Live Availability</w:t>
               <w:br/>
               <w:t xml:space="preserve">                &lt;/button&gt;</w:t>
               <w:br/>
@@ -13886,30 +15413,57 @@
               <w:br/>
               <w:t xml:space="preserve">          &lt;/div&gt;</w:t>
               <w:br/>
+              <w:br/>
+              <w:t xml:space="preserve">          {/* ========================================================</w:t>
+              <w:br/>
+              <w:t xml:space="preserve">              2. ATTRACTIVE ANIMATED BUS TRANSIT SCENE</w:t>
+              <w:br/>
+              <w:t xml:space="preserve">             ======================================================== */}</w:t>
+              <w:br/>
+              <w:t xml:space="preserve">          &lt;div className="mt-12"&gt;</w:t>
+              <w:br/>
+              <w:t xml:space="preserve">            &lt;div className="text-center mb-2"&gt;</w:t>
+              <w:br/>
+              <w:t xml:space="preserve">              &lt;span className="text-[11px] font-bold uppercase tracking-widest text-amber-300 bg-amber-500/10 px-3 py-1 rounded-full border border-amber-400/20"&gt;</w:t>
+              <w:br/>
+              <w:t xml:space="preserve">                LIVE HIGHWAY SIMULATOR</w:t>
+              <w:br/>
+              <w:t xml:space="preserve">              &lt;/span&gt;</w:t>
+              <w:br/>
+              <w:t xml:space="preserve">            &lt;/div&gt;</w:t>
+              <w:br/>
+              <w:t xml:space="preserve">            &lt;AnimatedBusTransitScene /&gt;</w:t>
+              <w:br/>
+              <w:t xml:space="preserve">          &lt;/div&gt;</w:t>
+              <w:br/>
               <w:t xml:space="preserve">        &lt;/div&gt;</w:t>
               <w:br/>
               <w:t xml:space="preserve">      &lt;/section&gt;</w:t>
               <w:br/>
               <w:br/>
-              <w:t xml:space="preserve">      {/* Popular Routes Section */}</w:t>
-              <w:br/>
-              <w:t xml:space="preserve">      &lt;section className="max-w-6xl mx-auto px-4 sm:px-6 lg:px-8 -mt-12 relative z-10"&gt;</w:t>
-              <w:br/>
-              <w:t xml:space="preserve">        &lt;div className="bg-white rounded-3xl p-6 sm:p-8 shadow-xl border border-slate-200/80"&gt;</w:t>
-              <w:br/>
-              <w:t xml:space="preserve">          &lt;div className="flex items-center justify-between mb-6"&gt;</w:t>
+              <w:t xml:space="preserve">      {/* ========================================================</w:t>
+              <w:br/>
+              <w:t xml:space="preserve">          3. TRENDING POPULAR CORRIDORS</w:t>
+              <w:br/>
+              <w:t xml:space="preserve">         ======================================================== */}</w:t>
+              <w:br/>
+              <w:t xml:space="preserve">      &lt;section className="max-w-6xl mx-auto px-4 sm:px-6 lg:px-8 -mt-10 relative z-10"&gt;</w:t>
+              <w:br/>
+              <w:t xml:space="preserve">        &lt;div className="bg-white rounded-3xl p-6 sm:p-8 shadow-xl border border-slate-200"&gt;</w:t>
+              <w:br/>
+              <w:t xml:space="preserve">          &lt;div className="flex items-center justify-between mb-6 pb-2 border-b border-slate-100"&gt;</w:t>
               <w:br/>
               <w:t xml:space="preserve">            &lt;div&gt;</w:t>
               <w:br/>
-              <w:t xml:space="preserve">              &lt;h2 className="text-lg font-bold text-slate-900"&gt;Trending Express Routes&lt;/h2&gt;</w:t>
-              <w:br/>
-              <w:t xml:space="preserve">              &lt;p className="text-xs text-slate-500"&gt;Popular bus routes with daily guaranteed departures&lt;/p&gt;</w:t>
+              <w:t xml:space="preserve">              &lt;h2 className="text-xl font-bold text-[#0B2545]"&gt;Trending Express Corridors&lt;/h2&gt;</w:t>
+              <w:br/>
+              <w:t xml:space="preserve">              &lt;p className="text-xs text-slate-500"&gt;Fastest transit routes with daily scheduled departures&lt;/p&gt;</w:t>
               <w:br/>
               <w:t xml:space="preserve">            &lt;/div&gt;</w:t>
               <w:br/>
-              <w:t xml:space="preserve">            &lt;span className="text-xs font-bold text-sky-600 bg-sky-50 px-2.5 py-1 rounded-full border border-sky-100"&gt;</w:t>
-              <w:br/>
-              <w:t xml:space="preserve">              Live Fares</w:t>
+              <w:t xml:space="preserve">            &lt;span className="text-xs font-bold text-amber-800 bg-amber-50 px-3 py-1 rounded-full border border-amber-200"&gt;</w:t>
+              <w:br/>
+              <w:t xml:space="preserve">              Guaranteed Departures</w:t>
               <w:br/>
               <w:t xml:space="preserve">            &lt;/span&gt;</w:t>
               <w:br/>
@@ -13934,15 +15488,15 @@
               <w:br/>
               <w:t xml:space="preserve">                }}</w:t>
               <w:br/>
-              <w:t xml:space="preserve">                className="group p-4 rounded-2xl bg-slate-50 hover:bg-sky-50/60 border border-slate-200 hover:border-sky-300 transition-all cursor-pointer shadow-sm hover:shadow"</w:t>
+              <w:t xml:space="preserve">                className="group p-4 rounded-2xl bg-slate-50/80 hover:bg-amber-50/50 border border-slate-200 hover:border-amber-400 transition-all cursor-pointer shadow-sm hover:shadow"</w:t>
               <w:br/>
               <w:t xml:space="preserve">              &gt;</w:t>
               <w:br/>
               <w:t xml:space="preserve">                &lt;div className="flex justify-between items-center mb-2"&gt;</w:t>
               <w:br/>
-              <w:t xml:space="preserve">                  &lt;span className="text-xs font-semibold text-slate-400"&gt;{r.time}&lt;/span&gt;</w:t>
-              <w:br/>
-              <w:t xml:space="preserve">                  &lt;span className="text-xs font-bold text-emerald-600 bg-emerald-50 px-2 py-0.5 rounded-md"&gt;</w:t>
+              <w:t xml:space="preserve">                  &lt;span className="text-xs font-semibold text-slate-500"&gt;{r.time}&lt;/span&gt;</w:t>
+              <w:br/>
+              <w:t xml:space="preserve">                  &lt;span className="text-xs font-bold text-emerald-700 bg-emerald-50 px-2 py-0.5 rounded-md border border-emerald-200"&gt;</w:t>
               <w:br/>
               <w:t xml:space="preserve">                    from {r.price}</w:t>
               <w:br/>
@@ -13950,15 +15504,17 @@
               <w:br/>
               <w:t xml:space="preserve">                &lt;/div&gt;</w:t>
               <w:br/>
-              <w:t xml:space="preserve">                &lt;div className="text-sm font-bold text-slate-900 group-hover:text-sky-700 transition-colors"&gt;</w:t>
+              <w:t xml:space="preserve">                &lt;div className="text-base font-bold text-[#0B2545] group-hover:text-amber-800 transition-colors"&gt;</w:t>
               <w:br/>
               <w:t xml:space="preserve">                  {r.from} ➔ {r.to}</w:t>
               <w:br/>
               <w:t xml:space="preserve">                &lt;/div&gt;</w:t>
               <w:br/>
-              <w:t xml:space="preserve">                &lt;div className="text-[11px] text-slate-500 mt-1 flex items-center gap-1"&gt;</w:t>
-              <w:br/>
-              <w:t xml:space="preserve">                  Click to check buses ➔</w:t>
+              <w:t xml:space="preserve">                &lt;div className="text-[11px] text-slate-500 mt-1 flex items-center gap-1 group-hover:text-amber-700"&gt;</w:t>
+              <w:br/>
+              <w:t xml:space="preserve">                  &lt;Bus className="w-3.5 h-3.5 text-amber-600" /&gt;</w:t>
+              <w:br/>
+              <w:t xml:space="preserve">                  &lt;span&gt;{r.operator}&lt;/span&gt;</w:t>
               <w:br/>
               <w:t xml:space="preserve">                &lt;/div&gt;</w:t>
               <w:br/>
@@ -13973,21 +15529,341 @@
               <w:t xml:space="preserve">      &lt;/section&gt;</w:t>
               <w:br/>
               <w:br/>
-              <w:t xml:space="preserve">      {/* Feature Highlights */}</w:t>
+              <w:t xml:space="preserve">      {/* ========================================================</w:t>
+              <w:br/>
+              <w:t xml:space="preserve">          4. SHOWCASE POPULAR CITIES &amp; DESTINATIONS</w:t>
+              <w:br/>
+              <w:t xml:space="preserve">         ======================================================== */}</w:t>
               <w:br/>
               <w:t xml:space="preserve">      &lt;section className="max-w-6xl mx-auto px-4 sm:px-6 lg:px-8 py-20"&gt;</w:t>
               <w:br/>
               <w:t xml:space="preserve">        &lt;div className="text-center max-w-2xl mx-auto mb-14"&gt;</w:t>
               <w:br/>
-              <w:t xml:space="preserve">          &lt;h2 className="text-2xl sm:text-3xl font-extrabold text-slate-900"&gt;</w:t>
+              <w:t xml:space="preserve">          &lt;div className="inline-flex items-center gap-2 px-3.5 py-1 rounded-full bg-amber-50 border border-amber-300 text-amber-800 text-xs font-bold mb-3"&gt;</w:t>
+              <w:br/>
+              <w:t xml:space="preserve">            &lt;Map className="w-3.5 h-3.5 text-amber-700" /&gt;</w:t>
+              <w:br/>
+              <w:t xml:space="preserve">            &lt;span&gt;CONNECTING 150+ CITIES &amp; TRANSIT HUBS&lt;/span&gt;</w:t>
+              <w:br/>
+              <w:t xml:space="preserve">          &lt;/div&gt;</w:t>
+              <w:br/>
+              <w:t xml:space="preserve">          &lt;h2 className="text-3xl sm:text-4xl font-bold text-[#0B2545] font-serif"&gt;</w:t>
+              <w:br/>
+              <w:t xml:space="preserve">            Explore Top Connected Cities &amp; Hubs</w:t>
+              <w:br/>
+              <w:t xml:space="preserve">          &lt;/h2&gt;</w:t>
+              <w:br/>
+              <w:t xml:space="preserve">          &lt;p className="mt-2 text-sm text-slate-600 font-serif"&gt;</w:t>
+              <w:br/>
+              <w:t xml:space="preserve">            Direct Volvo, Sleeper, and Multi-Axle luxury bus departures connecting business capitals, heritage towns, and coastal retreats.</w:t>
+              <w:br/>
+              <w:t xml:space="preserve">          &lt;/p&gt;</w:t>
+              <w:br/>
+              <w:t xml:space="preserve">        &lt;/div&gt;</w:t>
+              <w:br/>
+              <w:br/>
+              <w:t xml:space="preserve">        &lt;div className="grid grid-cols-1 sm:grid-cols-2 lg:grid-cols-3 gap-6"&gt;</w:t>
+              <w:br/>
+              <w:t xml:space="preserve">          {popularCities.map((city, idx) =&gt; (</w:t>
+              <w:br/>
+              <w:t xml:space="preserve">            &lt;div</w:t>
+              <w:br/>
+              <w:t xml:space="preserve">              key={idx}</w:t>
+              <w:br/>
+              <w:t xml:space="preserve">              className="group bg-white rounded-3xl overflow-hidden border border-slate-200 shadow-sm hover:shadow-xl hover:border-amber-400 transition-all transform hover:-translate-y-1"</w:t>
+              <w:br/>
+              <w:t xml:space="preserve">            &gt;</w:t>
+              <w:br/>
+              <w:t xml:space="preserve">              {/* City Photo Banner */}</w:t>
+              <w:br/>
+              <w:t xml:space="preserve">              &lt;div className="relative h-48 overflow-hidden"&gt;</w:t>
+              <w:br/>
+              <w:t xml:space="preserve">                &lt;img</w:t>
+              <w:br/>
+              <w:t xml:space="preserve">                  src={city.image}</w:t>
+              <w:br/>
+              <w:t xml:space="preserve">                  alt={city.name}</w:t>
+              <w:br/>
+              <w:t xml:space="preserve">                  className="w-full h-full object-cover group-hover:scale-105 transition-transform duration-500"</w:t>
+              <w:br/>
+              <w:t xml:space="preserve">                /&gt;</w:t>
+              <w:br/>
+              <w:t xml:space="preserve">                &lt;div className="absolute inset-0 bg-gradient-to-t from-black/80 via-black/30 to-transparent"&gt;&lt;/div&gt;</w:t>
+              <w:br/>
+              <w:br/>
+              <w:t xml:space="preserve">                {/* City Name Badge */}</w:t>
+              <w:br/>
+              <w:t xml:space="preserve">                &lt;div className="absolute bottom-3 left-4 right-4 flex justify-between items-end"&gt;</w:t>
+              <w:br/>
+              <w:t xml:space="preserve">                  &lt;div&gt;</w:t>
+              <w:br/>
+              <w:t xml:space="preserve">                    &lt;span className="text-[10px] font-bold uppercase tracking-wider text-amber-300 bg-black/40 px-2 py-0.5 rounded backdrop-blur-md"&gt;</w:t>
+              <w:br/>
+              <w:t xml:space="preserve">                      {city.highlight}</w:t>
+              <w:br/>
+              <w:t xml:space="preserve">                    &lt;/span&gt;</w:t>
+              <w:br/>
+              <w:t xml:space="preserve">                    &lt;h3 className="text-2xl font-bold text-white mt-0.5"&gt;{city.name}&lt;/h3&gt;</w:t>
+              <w:br/>
+              <w:t xml:space="preserve">                  &lt;/div&gt;</w:t>
+              <w:br/>
+              <w:t xml:space="preserve">                  &lt;div className="text-right"&gt;</w:t>
+              <w:br/>
+              <w:t xml:space="preserve">                    &lt;span className="text-[10px] text-slate-300 block"&gt;Fares starting&lt;/span&gt;</w:t>
+              <w:br/>
+              <w:t xml:space="preserve">                    &lt;span className="text-lg font-bold text-amber-300"&gt;{city.minFare}&lt;/span&gt;</w:t>
+              <w:br/>
+              <w:t xml:space="preserve">                  &lt;/div&gt;</w:t>
+              <w:br/>
+              <w:t xml:space="preserve">                &lt;/div&gt;</w:t>
+              <w:br/>
+              <w:t xml:space="preserve">              &lt;/div&gt;</w:t>
+              <w:br/>
+              <w:br/>
+              <w:t xml:space="preserve">              {/* City Info Card Body */}</w:t>
+              <w:br/>
+              <w:t xml:space="preserve">              &lt;div className="p-5 space-y-3"&gt;</w:t>
+              <w:br/>
+              <w:t xml:space="preserve">                &lt;p className="text-xs text-slate-600 font-serif line-clamp-1"&gt;{city.tagline}&lt;/p&gt;</w:t>
+              <w:br/>
+              <w:br/>
+              <w:t xml:space="preserve">                &lt;div className="pt-2 border-t border-slate-100 space-y-1.5 text-xs text-slate-500"&gt;</w:t>
+              <w:br/>
+              <w:t xml:space="preserve">                  &lt;div className="flex items-center gap-1.5"&gt;</w:t>
+              <w:br/>
+              <w:t xml:space="preserve">                    &lt;Bus className="w-3.5 h-3.5 text-[#0B2545]" /&gt;</w:t>
+              <w:br/>
+              <w:t xml:space="preserve">                    &lt;span className="font-semibold text-[#0B2545]"&gt;{city.busesCount}&lt;/span&gt;</w:t>
+              <w:br/>
+              <w:t xml:space="preserve">                  &lt;/div&gt;</w:t>
+              <w:br/>
+              <w:t xml:space="preserve">                  &lt;div className="flex items-start gap-1.5 text-[11px]"&gt;</w:t>
+              <w:br/>
+              <w:t xml:space="preserve">                    &lt;MapPin className="w-3.5 h-3.5 text-amber-700 shrink-0 mt-0.5" /&gt;</w:t>
+              <w:br/>
+              <w:t xml:space="preserve">                    &lt;span className="truncate"&gt;{city.boardingPoints}&lt;/span&gt;</w:t>
+              <w:br/>
+              <w:t xml:space="preserve">                  &lt;/div&gt;</w:t>
+              <w:br/>
+              <w:t xml:space="preserve">                &lt;/div&gt;</w:t>
+              <w:br/>
+              <w:br/>
+              <w:t xml:space="preserve">                {/* Action button: Pre-fill destination */}</w:t>
+              <w:br/>
+              <w:t xml:space="preserve">                &lt;button</w:t>
+              <w:br/>
+              <w:t xml:space="preserve">                  onClick={() =&gt; handleSelectCityDestination(city.name)}</w:t>
+              <w:br/>
+              <w:t xml:space="preserve">                  className="w-full mt-2 py-2.5 px-3 rounded-xl bg-slate-50 hover:bg-[#0B2545] text-[#0B2545] hover:text-amber-300 font-bold text-xs border border-slate-200 hover:border-[#0B2545] transition-all flex items-center justify-center gap-1.5 shadow-sm"</w:t>
+              <w:br/>
+              <w:t xml:space="preserve">                &gt;</w:t>
+              <w:br/>
+              <w:t xml:space="preserve">                  &lt;span&gt;Book Buses to {city.name}&lt;/span&gt;</w:t>
+              <w:br/>
+              <w:t xml:space="preserve">                  &lt;ArrowRight className="w-3.5 h-3.5" /&gt;</w:t>
+              <w:br/>
+              <w:t xml:space="preserve">                &lt;/button&gt;</w:t>
+              <w:br/>
+              <w:t xml:space="preserve">              &lt;/div&gt;</w:t>
+              <w:br/>
+              <w:t xml:space="preserve">            &lt;/div&gt;</w:t>
+              <w:br/>
+              <w:t xml:space="preserve">          ))}</w:t>
+              <w:br/>
+              <w:t xml:space="preserve">        &lt;/div&gt;</w:t>
+              <w:br/>
+              <w:t xml:space="preserve">      &lt;/section&gt;</w:t>
+              <w:br/>
+              <w:br/>
+              <w:t xml:space="preserve">      {/* ========================================================</w:t>
+              <w:br/>
+              <w:t xml:space="preserve">          5. PASSENGERS &amp; COMMUTERS COMMUNITY TESTIMONIALS</w:t>
+              <w:br/>
+              <w:t xml:space="preserve">         ======================================================== */}</w:t>
+              <w:br/>
+              <w:t xml:space="preserve">      &lt;section className="bg-gradient-to-b from-white to-slate-100/70 py-20 border-y border-slate-200"&gt;</w:t>
+              <w:br/>
+              <w:t xml:space="preserve">        &lt;div className="max-w-6xl mx-auto px-4 sm:px-6 lg:px-8"&gt;</w:t>
+              <w:br/>
+              <w:t xml:space="preserve">          &lt;div className="text-center max-w-2xl mx-auto mb-14"&gt;</w:t>
+              <w:br/>
+              <w:t xml:space="preserve">            &lt;div className="inline-flex items-center gap-2 px-3.5 py-1 rounded-full bg-emerald-50 border border-emerald-300 text-emerald-800 text-xs font-bold mb-3"&gt;</w:t>
+              <w:br/>
+              <w:t xml:space="preserve">              &lt;Users className="w-3.5 h-3.5 text-emerald-600" /&gt;</w:t>
+              <w:br/>
+              <w:t xml:space="preserve">              &lt;span&gt;VOICES OF 500,000+ COMMUTERS&lt;/span&gt;</w:t>
+              <w:br/>
+              <w:t xml:space="preserve">            &lt;/div&gt;</w:t>
+              <w:br/>
+              <w:t xml:space="preserve">            &lt;h2 className="text-3xl sm:text-4xl font-bold text-[#0B2545] font-serif"&gt;</w:t>
+              <w:br/>
+              <w:t xml:space="preserve">              Trusted by Daily Commuters &amp; Vacationers</w:t>
+              <w:br/>
+              <w:t xml:space="preserve">            &lt;/h2&gt;</w:t>
+              <w:br/>
+              <w:t xml:space="preserve">            &lt;p className="mt-2 text-sm text-slate-600 font-serif"&gt;</w:t>
+              <w:br/>
+              <w:t xml:space="preserve">              Real reviews from business professionals, students, families, and solo travelers enjoying seamless bus reservations.</w:t>
+              <w:br/>
+              <w:t xml:space="preserve">            &lt;/p&gt;</w:t>
+              <w:br/>
+              <w:t xml:space="preserve">          &lt;/div&gt;</w:t>
+              <w:br/>
+              <w:br/>
+              <w:t xml:space="preserve">          &lt;div className="grid grid-cols-1 md:grid-cols-2 gap-6"&gt;</w:t>
+              <w:br/>
+              <w:t xml:space="preserve">            {passengerReviews.map((rev, idx) =&gt; (</w:t>
+              <w:br/>
+              <w:t xml:space="preserve">              &lt;div</w:t>
+              <w:br/>
+              <w:t xml:space="preserve">                key={idx}</w:t>
+              <w:br/>
+              <w:t xml:space="preserve">                className="bg-white p-6 rounded-3xl border border-slate-200 shadow-sm hover:shadow-md transition-shadow space-y-4"</w:t>
+              <w:br/>
+              <w:t xml:space="preserve">              &gt;</w:t>
+              <w:br/>
+              <w:t xml:space="preserve">                {/* Header: Passenger Avatar &amp; Info */}</w:t>
+              <w:br/>
+              <w:t xml:space="preserve">                &lt;div className="flex items-center justify-between"&gt;</w:t>
+              <w:br/>
+              <w:t xml:space="preserve">                  &lt;div className="flex items-center gap-3"&gt;</w:t>
+              <w:br/>
+              <w:t xml:space="preserve">                    &lt;img</w:t>
+              <w:br/>
+              <w:t xml:space="preserve">                      src={rev.avatar}</w:t>
+              <w:br/>
+              <w:t xml:space="preserve">                      alt={rev.name}</w:t>
+              <w:br/>
+              <w:t xml:space="preserve">                      className="w-12 h-12 rounded-full object-cover border-2 border-amber-400 shadow-sm"</w:t>
+              <w:br/>
+              <w:t xml:space="preserve">                    /&gt;</w:t>
+              <w:br/>
+              <w:t xml:space="preserve">                    &lt;div&gt;</w:t>
+              <w:br/>
+              <w:t xml:space="preserve">                      &lt;h4 className="font-bold text-base text-[#0B2545]"&gt;{rev.name}&lt;/h4&gt;</w:t>
+              <w:br/>
+              <w:t xml:space="preserve">                      &lt;p className="text-xs text-slate-500"&gt;{rev.role}&lt;/p&gt;</w:t>
+              <w:br/>
+              <w:t xml:space="preserve">                    &lt;/div&gt;</w:t>
+              <w:br/>
+              <w:t xml:space="preserve">                  &lt;/div&gt;</w:t>
+              <w:br/>
+              <w:br/>
+              <w:t xml:space="preserve">                  &lt;span className="text-[10px] font-bold px-2.5 py-1 rounded-full bg-emerald-50 text-emerald-800 border border-emerald-200 flex items-center gap-1"&gt;</w:t>
+              <w:br/>
+              <w:t xml:space="preserve">                    &lt;CheckCircle2 className="w-3 h-3 text-emerald-600" /&gt;</w:t>
+              <w:br/>
+              <w:t xml:space="preserve">                    &lt;span&gt;{rev.badge}&lt;/span&gt;</w:t>
+              <w:br/>
+              <w:t xml:space="preserve">                  &lt;/span&gt;</w:t>
+              <w:br/>
+              <w:t xml:space="preserve">                &lt;/div&gt;</w:t>
+              <w:br/>
+              <w:br/>
+              <w:t xml:space="preserve">                {/* Rating &amp; Route */}</w:t>
+              <w:br/>
+              <w:t xml:space="preserve">                &lt;div className="flex items-center justify-between text-xs pt-2 border-t border-slate-100"&gt;</w:t>
+              <w:br/>
+              <w:t xml:space="preserve">                  &lt;div className="flex text-amber-500"&gt;</w:t>
+              <w:br/>
+              <w:t xml:space="preserve">                    {[...Array(rev.rating)].map((_, i) =&gt; (</w:t>
+              <w:br/>
+              <w:t xml:space="preserve">                      &lt;Star key={i} className="w-4 h-4 fill-amber-400 text-amber-400" /&gt;</w:t>
+              <w:br/>
+              <w:t xml:space="preserve">                    ))}</w:t>
+              <w:br/>
+              <w:t xml:space="preserve">                  &lt;/div&gt;</w:t>
+              <w:br/>
+              <w:t xml:space="preserve">                  &lt;span className="text-xs font-semibold text-slate-500 font-mono"&gt;</w:t>
+              <w:br/>
+              <w:t xml:space="preserve">                    {rev.route}</w:t>
+              <w:br/>
+              <w:t xml:space="preserve">                  &lt;/span&gt;</w:t>
+              <w:br/>
+              <w:t xml:space="preserve">                &lt;/div&gt;</w:t>
+              <w:br/>
+              <w:br/>
+              <w:t xml:space="preserve">                {/* Review Text */}</w:t>
+              <w:br/>
+              <w:t xml:space="preserve">                &lt;p className="text-xs text-slate-700 leading-relaxed font-serif italic"&gt;</w:t>
+              <w:br/>
+              <w:t xml:space="preserve">                  "{rev.comment}"</w:t>
+              <w:br/>
+              <w:t xml:space="preserve">                &lt;/p&gt;</w:t>
+              <w:br/>
+              <w:t xml:space="preserve">              &lt;/div&gt;</w:t>
+              <w:br/>
+              <w:t xml:space="preserve">            ))}</w:t>
+              <w:br/>
+              <w:t xml:space="preserve">          &lt;/div&gt;</w:t>
+              <w:br/>
+              <w:br/>
+              <w:t xml:space="preserve">          {/* Social Proof Counters Banner */}</w:t>
+              <w:br/>
+              <w:t xml:space="preserve">          &lt;div className="mt-14 bg-[#0B2545] text-white rounded-3xl p-8 shadow-xl border border-amber-400/30"&gt;</w:t>
+              <w:br/>
+              <w:t xml:space="preserve">            &lt;div className="grid grid-cols-2 md:grid-cols-4 gap-6 text-center divide-y md:divide-y-0 md:divide-x divide-slate-700/80"&gt;</w:t>
+              <w:br/>
+              <w:t xml:space="preserve">              &lt;div className="p-2"&gt;</w:t>
+              <w:br/>
+              <w:t xml:space="preserve">                &lt;div className="text-3xl sm:text-4xl font-bold text-amber-300 font-serif"&gt;500,000+&lt;/div&gt;</w:t>
+              <w:br/>
+              <w:t xml:space="preserve">                &lt;p className="text-xs text-slate-300 mt-1 font-semibold"&gt;Happy Commuters&lt;/p&gt;</w:t>
+              <w:br/>
+              <w:t xml:space="preserve">              &lt;/div&gt;</w:t>
+              <w:br/>
+              <w:t xml:space="preserve">              &lt;div className="p-2 pt-4 md:pt-2"&gt;</w:t>
+              <w:br/>
+              <w:t xml:space="preserve">                &lt;div className="text-3xl sm:text-4xl font-bold text-amber-300 font-serif"&gt;1,200+&lt;/div&gt;</w:t>
+              <w:br/>
+              <w:t xml:space="preserve">                &lt;p className="text-xs text-slate-300 mt-1 font-semibold"&gt;Daily Bus Trips&lt;/p&gt;</w:t>
+              <w:br/>
+              <w:t xml:space="preserve">              &lt;/div&gt;</w:t>
+              <w:br/>
+              <w:t xml:space="preserve">              &lt;div className="p-2 pt-4 md:pt-2"&gt;</w:t>
+              <w:br/>
+              <w:t xml:space="preserve">                &lt;div className="text-3xl sm:text-4xl font-bold text-amber-300 font-serif"&gt;99.2%&lt;/div&gt;</w:t>
+              <w:br/>
+              <w:t xml:space="preserve">                &lt;p className="text-xs text-slate-300 mt-1 font-semibold"&gt;On-Time Departures&lt;/p&gt;</w:t>
+              <w:br/>
+              <w:t xml:space="preserve">              &lt;/div&gt;</w:t>
+              <w:br/>
+              <w:t xml:space="preserve">              &lt;div className="p-2 pt-4 md:pt-2"&gt;</w:t>
+              <w:br/>
+              <w:t xml:space="preserve">                &lt;div className="text-3xl sm:text-4xl font-bold text-emerald-400 font-serif"&gt;100%&lt;/div&gt;</w:t>
+              <w:br/>
+              <w:t xml:space="preserve">                &lt;p className="text-xs text-slate-300 mt-1 font-semibold"&gt;Pessimistic Lock Guarantee&lt;/p&gt;</w:t>
+              <w:br/>
+              <w:t xml:space="preserve">              &lt;/div&gt;</w:t>
+              <w:br/>
+              <w:t xml:space="preserve">            &lt;/div&gt;</w:t>
+              <w:br/>
+              <w:t xml:space="preserve">          &lt;/div&gt;</w:t>
+              <w:br/>
+              <w:t xml:space="preserve">        &lt;/div&gt;</w:t>
+              <w:br/>
+              <w:t xml:space="preserve">      &lt;/section&gt;</w:t>
+              <w:br/>
+              <w:br/>
+              <w:t xml:space="preserve">      {/* ========================================================</w:t>
+              <w:br/>
+              <w:t xml:space="preserve">          6. ARCHITECTURE &amp; GUARANTEE HIGHLIGHTS</w:t>
+              <w:br/>
+              <w:t xml:space="preserve">         ======================================================== */}</w:t>
+              <w:br/>
+              <w:t xml:space="preserve">      &lt;section className="max-w-6xl mx-auto px-4 sm:px-6 lg:px-8 py-20"&gt;</w:t>
+              <w:br/>
+              <w:t xml:space="preserve">        &lt;div className="text-center max-w-2xl mx-auto mb-14"&gt;</w:t>
+              <w:br/>
+              <w:t xml:space="preserve">          &lt;h2 className="text-2xl sm:text-3xl font-bold text-[#0B2545] font-serif"&gt;</w:t>
               <w:br/>
               <w:t xml:space="preserve">            Why Travelers Choose TravelSwift</w:t>
               <w:br/>
               <w:t xml:space="preserve">          &lt;/h2&gt;</w:t>
               <w:br/>
-              <w:t xml:space="preserve">          &lt;p className="mt-2 text-sm text-slate-600"&gt;</w:t>
-              <w:br/>
-              <w:t xml:space="preserve">            Engineered with modern full-stack Java architecture for high reliability and zero booking conflicts.</w:t>
+              <w:t xml:space="preserve">          &lt;p className="mt-2 text-sm text-slate-600 font-serif"&gt;</w:t>
+              <w:br/>
+              <w:t xml:space="preserve">            Engineered with modern full-stack Java architecture for high reliability, zero booking conflicts, and instant ticketing.</w:t>
               <w:br/>
               <w:t xml:space="preserve">          &lt;/p&gt;</w:t>
               <w:br/>
@@ -13998,15 +15874,15 @@
               <w:br/>
               <w:t xml:space="preserve">          &lt;div className="p-6 bg-white rounded-2xl border border-slate-200 shadow-sm hover:shadow-md transition-shadow"&gt;</w:t>
               <w:br/>
-              <w:t xml:space="preserve">            &lt;div className="w-12 h-12 rounded-2xl bg-sky-50 text-sky-600 flex items-center justify-center mb-4"&gt;</w:t>
-              <w:br/>
-              <w:t xml:space="preserve">              &lt;ShieldCheck className="w-6 h-6" /&gt;</w:t>
+              <w:t xml:space="preserve">            &lt;div className="w-12 h-12 rounded-2xl bg-navy-50 text-[#0B2545] flex items-center justify-center mb-4 border border-navy-200"&gt;</w:t>
+              <w:br/>
+              <w:t xml:space="preserve">              &lt;ShieldCheck className="w-6 h-6 text-[#0B2545]" /&gt;</w:t>
               <w:br/>
               <w:t xml:space="preserve">            &lt;/div&gt;</w:t>
               <w:br/>
-              <w:t xml:space="preserve">            &lt;h3 className="text-base font-bold text-slate-900 mb-2"&gt;ACID Double-Booking Protection&lt;/h3&gt;</w:t>
-              <w:br/>
-              <w:t xml:space="preserve">            &lt;p className="text-xs text-slate-600 leading-relaxed"&gt;</w:t>
+              <w:t xml:space="preserve">            &lt;h3 className="text-lg font-bold text-[#0B2545] mb-2 font-serif"&gt;ACID Double-Booking Protection&lt;/h3&gt;</w:t>
+              <w:br/>
+              <w:t xml:space="preserve">            &lt;p className="text-xs text-slate-600 leading-relaxed font-serif"&gt;</w:t>
               <w:br/>
               <w:t xml:space="preserve">              Equipped with database transactions and pessimistic seat locking to mathematically ensure no two passengers are ever assigned the same seat.</w:t>
               <w:br/>
@@ -14017,17 +15893,17 @@
               <w:br/>
               <w:t xml:space="preserve">          &lt;div className="p-6 bg-white rounded-2xl border border-slate-200 shadow-sm hover:shadow-md transition-shadow"&gt;</w:t>
               <w:br/>
-              <w:t xml:space="preserve">            &lt;div className="w-12 h-12 rounded-2xl bg-indigo-50 text-indigo-600 flex items-center justify-center mb-4"&gt;</w:t>
-              <w:br/>
-              <w:t xml:space="preserve">              &lt;Clock className="w-6 h-6" /&gt;</w:t>
+              <w:t xml:space="preserve">            &lt;div className="w-12 h-12 rounded-2xl bg-amber-50 text-amber-700 flex items-center justify-center mb-4 border border-amber-200"&gt;</w:t>
+              <w:br/>
+              <w:t xml:space="preserve">              &lt;Clock className="w-6 h-6 text-amber-700" /&gt;</w:t>
               <w:br/>
               <w:t xml:space="preserve">            &lt;/div&gt;</w:t>
               <w:br/>
-              <w:t xml:space="preserve">            &lt;h3 className="text-base font-bold text-slate-900 mb-2"&gt;Real-Time Seat Matrices&lt;/h3&gt;</w:t>
-              <w:br/>
-              <w:t xml:space="preserve">            &lt;p className="text-xs text-slate-600 leading-relaxed"&gt;</w:t>
-              <w:br/>
-              <w:t xml:space="preserve">              Interactive 2D Lower and Upper deck visual layouts showing real-time booked, available, and women-reserved seats.</w:t>
+              <w:t xml:space="preserve">            &lt;h3 className="text-lg font-bold text-[#0B2545] mb-2 font-serif"&gt;Real-Time Seat Matrices&lt;/h3&gt;</w:t>
+              <w:br/>
+              <w:t xml:space="preserve">            &lt;p className="text-xs text-slate-600 leading-relaxed font-serif"&gt;</w:t>
+              <w:br/>
+              <w:t xml:space="preserve">              Interactive 2D Lower and Upper deck visual layouts showing real-time booked, available, and premium window seats.</w:t>
               <w:br/>
               <w:t xml:space="preserve">            &lt;/p&gt;</w:t>
               <w:br/>
@@ -14036,15 +15912,15 @@
               <w:br/>
               <w:t xml:space="preserve">          &lt;div className="p-6 bg-white rounded-2xl border border-slate-200 shadow-sm hover:shadow-md transition-shadow"&gt;</w:t>
               <w:br/>
-              <w:t xml:space="preserve">            &lt;div className="w-12 h-12 rounded-2xl bg-emerald-50 text-emerald-600 flex items-center justify-center mb-4"&gt;</w:t>
-              <w:br/>
-              <w:t xml:space="preserve">              &lt;Award className="w-6 h-6" /&gt;</w:t>
+              <w:t xml:space="preserve">            &lt;div className="w-12 h-12 rounded-2xl bg-emerald-50 text-emerald-700 flex items-center justify-center mb-4 border border-emerald-200"&gt;</w:t>
+              <w:br/>
+              <w:t xml:space="preserve">              &lt;Award className="w-6 h-6 text-emerald-700" /&gt;</w:t>
               <w:br/>
               <w:t xml:space="preserve">            &lt;/div&gt;</w:t>
               <w:br/>
-              <w:t xml:space="preserve">            &lt;h3 className="text-base font-bold text-slate-900 mb-2"&gt;Instant PNR &amp; PDF E-Tickets&lt;/h3&gt;</w:t>
-              <w:br/>
-              <w:t xml:space="preserve">            &lt;p className="text-xs text-slate-600 leading-relaxed"&gt;</w:t>
+              <w:t xml:space="preserve">            &lt;h3 className="text-lg font-bold text-[#0B2545] mb-2 font-serif"&gt;Instant PNR &amp; PDF E-Tickets&lt;/h3&gt;</w:t>
+              <w:br/>
+              <w:t xml:space="preserve">            &lt;p className="text-xs text-slate-600 leading-relaxed font-serif"&gt;</w:t>
               <w:br/>
               <w:t xml:space="preserve">              Automatic alphanumeric PNR code assignment with one-click printable vouchers, boarding gate manifests, and automated refunds.</w:t>
               <w:br/>
@@ -14312,17 +16188,17 @@
               <w:br/>
               <w:t xml:space="preserve">        &lt;div&gt;</w:t>
               <w:br/>
-              <w:t xml:space="preserve">          &lt;div className="flex items-center gap-2 text-xs font-bold text-sky-700 bg-sky-50 px-2.5 py-1 rounded-full w-fit mb-2 border border-sky-200"&gt;</w:t>
-              <w:br/>
-              <w:t xml:space="preserve">            &lt;Sparkles className="w-3.5 h-3.5" /&gt; Showing Available Schedules</w:t>
+              <w:t xml:space="preserve">          &lt;div className="flex items-center gap-2 text-xs font-bold text-amber-800 bg-amber-50 px-3 py-1 rounded-full w-fit mb-2 border border-amber-300"&gt;</w:t>
+              <w:br/>
+              <w:t xml:space="preserve">            &lt;Sparkles className="w-3.5 h-3.5 text-amber-600" /&gt; Showing Available Schedules</w:t>
               <w:br/>
               <w:t xml:space="preserve">          &lt;/div&gt;</w:t>
               <w:br/>
-              <w:t xml:space="preserve">          &lt;h1 className="text-2xl font-extrabold text-slate-900 flex items-center gap-3"&gt;</w:t>
+              <w:t xml:space="preserve">          &lt;h1 className="text-3xl font-bold text-[#0B2545] flex items-center gap-3"&gt;</w:t>
               <w:br/>
               <w:t xml:space="preserve">            &lt;span&gt;{source}&lt;/span&gt;</w:t>
               <w:br/>
-              <w:t xml:space="preserve">            &lt;span className="text-slate-400"&gt;➔&lt;/span&gt;</w:t>
+              <w:t xml:space="preserve">            &lt;span className="text-amber-600 font-normal"&gt;➔&lt;/span&gt;</w:t>
               <w:br/>
               <w:t xml:space="preserve">            &lt;span&gt;{destination}&lt;/span&gt;</w:t>
               <w:br/>
@@ -14330,7 +16206,7 @@
               <w:br/>
               <w:t xml:space="preserve">          &lt;p className="text-xs text-slate-500 mt-1"&gt;</w:t>
               <w:br/>
-              <w:t xml:space="preserve">            Travel Date: &lt;span className="font-semibold text-slate-800"&gt;{new Date(date).toLocaleDateString('en-IN', { weekday: 'long', year: 'numeric', month: 'short', day: 'numeric' })}&lt;/span&gt;</w:t>
+              <w:t xml:space="preserve">            Travel Date: &lt;span className="font-bold text-[#0B2545]"&gt;{new Date(date).toLocaleDateString('en-IN', { weekday: 'long', year: 'numeric', month: 'short', day: 'numeric' })}&lt;/span&gt;</w:t>
               <w:br/>
               <w:t xml:space="preserve">          &lt;/p&gt;</w:t>
               <w:br/>
@@ -14343,7 +16219,7 @@
               <w:br/>
               <w:t xml:space="preserve">          onClick={() =&gt; navigate('/')}</w:t>
               <w:br/>
-              <w:t xml:space="preserve">          className="text-xs font-semibold text-sky-600 hover:text-sky-700 border border-sky-300 hover:bg-sky-50 px-4 py-2 rounded-xl transition-all"</w:t>
+              <w:t xml:space="preserve">          className="text-xs font-bold text-[#0B2545] hover:text-amber-800 border border-slate-300 hover:border-amber-400 hover:bg-amber-50 px-4 py-2.5 rounded-xl transition-all shadow-sm"</w:t>
               <w:br/>
               <w:t xml:space="preserve">        &gt;</w:t>
               <w:br/>
@@ -14364,9 +16240,9 @@
               <w:br/>
               <w:t xml:space="preserve">          &lt;div className="bg-white rounded-2xl border border-slate-200 p-5 shadow-sm space-y-5"&gt;</w:t>
               <w:br/>
-              <w:t xml:space="preserve">            &lt;div className="flex items-center gap-2 font-bold text-sm text-slate-900 pb-3 border-b border-slate-100"&gt;</w:t>
-              <w:br/>
-              <w:t xml:space="preserve">              &lt;Filter className="w-4 h-4 text-sky-600" /&gt;</w:t>
+              <w:t xml:space="preserve">            &lt;div className="flex items-center gap-2 font-bold text-base text-[#0B2545] pb-3 border-b border-slate-100"&gt;</w:t>
+              <w:br/>
+              <w:t xml:space="preserve">              &lt;Filter className="w-4 h-4 text-amber-600" /&gt;</w:t>
               <w:br/>
               <w:t xml:space="preserve">              Filter &amp; Sort</w:t>
               <w:br/>
@@ -14377,7 +16253,7 @@
               <w:br/>
               <w:t xml:space="preserve">            &lt;div&gt;</w:t>
               <w:br/>
-              <w:t xml:space="preserve">              &lt;label className="block text-xs font-bold text-slate-500 uppercase tracking-wider mb-2"&gt;Sort By&lt;/label&gt;</w:t>
+              <w:t xml:space="preserve">              &lt;label className="block text-xs font-bold text-[#0B2545] uppercase tracking-wider mb-2"&gt;Sort By&lt;/label&gt;</w:t>
               <w:br/>
               <w:t xml:space="preserve">              &lt;select</w:t>
               <w:br/>
@@ -14385,7 +16261,7 @@
               <w:br/>
               <w:t xml:space="preserve">                onChange={(e) =&gt; setSortBy(e.target.value)}</w:t>
               <w:br/>
-              <w:t xml:space="preserve">                className="w-full text-xs font-medium bg-slate-50 border border-slate-200 rounded-xl p-2.5 focus:outline-none focus:ring-2 focus:ring-sky-500"</w:t>
+              <w:t xml:space="preserve">                className="w-full text-xs font-bold bg-slate-50 border border-slate-300 rounded-xl p-2.5 text-[#0B2545] focus:outline-none focus:ring-2 focus:ring-[#0B2545]"</w:t>
               <w:br/>
               <w:t xml:space="preserve">              &gt;</w:t>
               <w:br/>
@@ -14404,7 +16280,7 @@
               <w:br/>
               <w:t xml:space="preserve">            &lt;div&gt;</w:t>
               <w:br/>
-              <w:t xml:space="preserve">              &lt;label className="block text-xs font-bold text-slate-500 uppercase tracking-wider mb-2"&gt;Bus Type&lt;/label&gt;</w:t>
+              <w:t xml:space="preserve">              &lt;label className="block text-xs font-bold text-[#0B2545] uppercase tracking-wider mb-2"&gt;Bus Type&lt;/label&gt;</w:t>
               <w:br/>
               <w:t xml:space="preserve">              &lt;div className="space-y-2 text-xs"&gt;</w:t>
               <w:br/>
@@ -14420,7 +16296,7 @@
               <w:br/>
               <w:t xml:space="preserve">                ].map((item) =&gt; (</w:t>
               <w:br/>
-              <w:t xml:space="preserve">                  &lt;label key={item.val} className="flex items-center gap-2 cursor-pointer text-slate-700 hover:text-slate-900"&gt;</w:t>
+              <w:t xml:space="preserve">                  &lt;label key={item.val} className="flex items-center gap-2 cursor-pointer text-slate-700 hover:text-[#0B2545] font-semibold"&gt;</w:t>
               <w:br/>
               <w:t xml:space="preserve">                    &lt;input</w:t>
               <w:br/>
@@ -14432,7 +16308,7 @@
               <w:br/>
               <w:t xml:space="preserve">                      onChange={() =&gt; setFilterType(item.val)}</w:t>
               <w:br/>
-              <w:t xml:space="preserve">                      className="text-sky-600 focus:ring-sky-500"</w:t>
+              <w:t xml:space="preserve">                      className="accent-[#0B2545]"</w:t>
               <w:br/>
               <w:t xml:space="preserve">                    /&gt;</w:t>
               <w:br/>
@@ -14470,9 +16346,9 @@
               <w:br/>
               <w:t xml:space="preserve">            &lt;div className="bg-white rounded-2xl border border-slate-200 p-12 text-center shadow-sm"&gt;</w:t>
               <w:br/>
-              <w:t xml:space="preserve">              &lt;div className="w-8 h-8 border-4 border-sky-600 border-t-transparent rounded-full animate-spin mx-auto mb-3"&gt;&lt;/div&gt;</w:t>
-              <w:br/>
-              <w:t xml:space="preserve">              &lt;p className="text-sm font-semibold text-slate-700"&gt;Searching express buses...&lt;/p&gt;</w:t>
+              <w:t xml:space="preserve">              &lt;div className="w-8 h-8 border-4 border-[#0B2545] border-t-transparent rounded-full animate-spin mx-auto mb-3"&gt;&lt;/div&gt;</w:t>
+              <w:br/>
+              <w:t xml:space="preserve">              &lt;p className="text-sm font-bold text-[#0B2545]"&gt;Searching express buses...&lt;/p&gt;</w:t>
               <w:br/>
               <w:t xml:space="preserve">            &lt;/div&gt;</w:t>
               <w:br/>
@@ -14498,7 +16374,7 @@
               <w:br/>
               <w:t xml:space="preserve">              &lt;Bus className="w-12 h-12 text-slate-300 mx-auto mb-3" /&gt;</w:t>
               <w:br/>
-              <w:t xml:space="preserve">              &lt;h3 className="text-base font-bold text-slate-800"&gt;No buses found for this date&lt;/h3&gt;</w:t>
+              <w:t xml:space="preserve">              &lt;h3 className="text-lg font-bold text-slate-800"&gt;No buses found for this date&lt;/h3&gt;</w:t>
               <w:br/>
               <w:t xml:space="preserve">              &lt;p className="text-xs text-slate-500 mt-1 max-w-sm mx-auto"&gt;</w:t>
               <w:br/>
@@ -14510,7 +16386,7 @@
               <w:br/>
               <w:t xml:space="preserve">                onClick={() =&gt; navigate('/')}</w:t>
               <w:br/>
-              <w:t xml:space="preserve">                className="mt-4 px-4 py-2 bg-sky-600 text-white font-semibold text-xs rounded-xl shadow-sm hover:bg-sky-700"</w:t>
+              <w:t xml:space="preserve">                className="mt-4 px-4 py-2 bg-[#0B2545] text-amber-300 font-bold text-xs rounded-xl shadow-sm hover:bg-[#134074]"</w:t>
               <w:br/>
               <w:t xml:space="preserve">              &gt;</w:t>
               <w:br/>
@@ -14550,13 +16426,13 @@
               <w:br/>
               <w:t xml:space="preserve">                    &lt;div className="space-y-1"&gt;</w:t>
               <w:br/>
-              <w:t xml:space="preserve">                      &lt;span className="text-[10px] font-bold uppercase tracking-wider text-sky-700 bg-sky-50 px-2 py-0.5 rounded border border-sky-200"&gt;</w:t>
+              <w:t xml:space="preserve">                      &lt;span className="text-[10px] font-bold uppercase tracking-wider text-amber-800 bg-amber-50 px-2.5 py-0.5 rounded border border-amber-300"&gt;</w:t>
               <w:br/>
               <w:t xml:space="preserve">                        {trip.busType.replace('_', ' ')}</w:t>
               <w:br/>
               <w:t xml:space="preserve">                      &lt;/span&gt;</w:t>
               <w:br/>
-              <w:t xml:space="preserve">                      &lt;h3 className="text-lg font-bold text-slate-900"&gt;{trip.operatorName}&lt;/h3&gt;</w:t>
+              <w:t xml:space="preserve">                      &lt;h3 className="text-xl font-bold text-[#0B2545]"&gt;{trip.operatorName}&lt;/h3&gt;</w:t>
               <w:br/>
               <w:t xml:space="preserve">                      &lt;p className="text-xs text-slate-500 font-mono"&gt;{trip.busNumber} • {trip.amenities || 'Standard Amenities'}&lt;/p&gt;</w:t>
               <w:br/>
@@ -14569,16 +16445,16 @@
               <w:br/>
               <w:t xml:space="preserve">                      &lt;div&gt;</w:t>
               <w:br/>
-              <w:t xml:space="preserve">                        &lt;span className="text-lg font-extrabold text-slate-900"&gt;{depTime}&lt;/span&gt;</w:t>
-              <w:br/>
-              <w:t xml:space="preserve">                        &lt;p className="text-[11px] text-slate-500"&gt;{trip.sourceCity}&lt;/p&gt;</w:t>
+              <w:t xml:space="preserve">                        &lt;span className="text-xl font-bold text-[#0B2545]"&gt;{depTime}&lt;/span&gt;</w:t>
+              <w:br/>
+              <w:t xml:space="preserve">                        &lt;p className="text-[11px] font-semibold text-slate-500"&gt;{trip.sourceCity}&lt;/p&gt;</w:t>
               <w:br/>
               <w:t xml:space="preserve">                      &lt;/div&gt;</w:t>
               <w:br/>
               <w:br/>
               <w:t xml:space="preserve">                      &lt;div className="flex flex-col items-center"&gt;</w:t>
               <w:br/>
-              <w:t xml:space="preserve">                        &lt;span className="text-[10px] font-semibold text-slate-400"&gt;</w:t>
+              <w:t xml:space="preserve">                        &lt;span className="text-[10px] font-bold text-slate-500"&gt;</w:t>
               <w:br/>
               <w:t xml:space="preserve">                          {durationHours}h {durationMins}m</w:t>
               <w:br/>
@@ -14586,20 +16462,20 @@
               <w:br/>
               <w:t xml:space="preserve">                        &lt;div className="w-20 sm:w-24 h-0.5 bg-slate-300 relative my-1"&gt;</w:t>
               <w:br/>
-              <w:t xml:space="preserve">                          &lt;div className="w-2 h-2 rounded-full bg-sky-600 absolute -top-[3px] right-0"&gt;&lt;/div&gt;</w:t>
+              <w:t xml:space="preserve">                          &lt;div className="w-2.5 h-2.5 rounded-full bg-[#0B2545] absolute -top-[4px] right-0"&gt;&lt;/div&gt;</w:t>
               <w:br/>
               <w:t xml:space="preserve">                        &lt;/div&gt;</w:t>
               <w:br/>
-              <w:t xml:space="preserve">                        &lt;span className="text-[9px] text-slate-400"&gt;{trip.distanceKm} km&lt;/span&gt;</w:t>
+              <w:t xml:space="preserve">                        &lt;span className="text-[9px] text-slate-400 font-mono"&gt;{trip.distanceKm} km&lt;/span&gt;</w:t>
               <w:br/>
               <w:t xml:space="preserve">                      &lt;/div&gt;</w:t>
               <w:br/>
               <w:br/>
               <w:t xml:space="preserve">                      &lt;div&gt;</w:t>
               <w:br/>
-              <w:t xml:space="preserve">                        &lt;span className="text-lg font-extrabold text-slate-900"&gt;{arrTime}&lt;/span&gt;</w:t>
-              <w:br/>
-              <w:t xml:space="preserve">                        &lt;p className="text-[11px] text-slate-500"&gt;{trip.destinationCity}&lt;/p&gt;</w:t>
+              <w:t xml:space="preserve">                        &lt;span className="text-xl font-bold text-[#0B2545]"&gt;{arrTime}&lt;/span&gt;</w:t>
+              <w:br/>
+              <w:t xml:space="preserve">                        &lt;p className="text-[11px] font-semibold text-slate-500"&gt;{trip.destinationCity}&lt;/p&gt;</w:t>
               <w:br/>
               <w:t xml:space="preserve">                      &lt;/div&gt;</w:t>
               <w:br/>
@@ -14614,9 +16490,9 @@
               <w:br/>
               <w:t xml:space="preserve">                        &lt;span className="text-xs text-slate-400"&gt;Starts from&lt;/span&gt;</w:t>
               <w:br/>
-              <w:t xml:space="preserve">                        &lt;div className="text-2xl font-black text-slate-900"&gt;₹{trip.baseFare}&lt;/div&gt;</w:t>
-              <w:br/>
-              <w:t xml:space="preserve">                        &lt;span className="text-[11px] font-semibold text-emerald-600"&gt;</w:t>
+              <w:t xml:space="preserve">                        &lt;div className="text-2xl font-bold text-[#0B2545]"&gt;₹{trip.baseFare}&lt;/div&gt;</w:t>
+              <w:br/>
+              <w:t xml:space="preserve">                        &lt;span className="text-[11px] font-bold text-emerald-700 bg-emerald-50 px-2 py-0.5 rounded border border-emerald-200"&gt;</w:t>
               <w:br/>
               <w:t xml:space="preserve">                          {trip.availableSeatsCount} seats left</w:t>
               <w:br/>
@@ -14629,13 +16505,13 @@
               <w:br/>
               <w:t xml:space="preserve">                        onClick={() =&gt; handleTripExpand(trip.tripId)}</w:t>
               <w:br/>
-              <w:t xml:space="preserve">                        className={`w-full md:w-auto px-5 py-2.5 rounded-xl font-bold text-xs transition-all flex items-center justify-center gap-2 ${</w:t>
+              <w:t xml:space="preserve">                        className={`w-full md:w-auto px-5 py-2.5 rounded-xl font-bold text-xs transition-all flex items-center justify-center gap-2 border ${</w:t>
               <w:br/>
               <w:t xml:space="preserve">                          isExpanded</w:t>
               <w:br/>
-              <w:t xml:space="preserve">                            ? 'bg-slate-800 text-white hover:bg-slate-900'</w:t>
-              <w:br/>
-              <w:t xml:space="preserve">                            : 'bg-sky-600 text-white hover:bg-sky-700 shadow-sm shadow-sky-600/20'</w:t>
+              <w:t xml:space="preserve">                            ? 'bg-slate-800 text-white hover:bg-slate-900 border-slate-800'</w:t>
+              <w:br/>
+              <w:t xml:space="preserve">                            : 'bg-[#0B2545] text-amber-300 hover:bg-[#134074] border-amber-400/30 shadow-sm shadow-navy-900/20'</w:t>
               <w:br/>
               <w:t xml:space="preserve">                        }`}</w:t>
               <w:br/>
@@ -14681,7 +16557,7 @@
               <w:br/>
               <w:t xml:space="preserve">                        &lt;div className="bg-white rounded-2xl border border-slate-200 p-5 shadow-sm space-y-4"&gt;</w:t>
               <w:br/>
-              <w:t xml:space="preserve">                          &lt;h4 className="font-bold text-sm text-slate-900 pb-2 border-b border-slate-100"&gt;</w:t>
+              <w:t xml:space="preserve">                          &lt;h4 className="font-bold text-base text-[#0B2545] pb-2 border-b border-slate-100"&gt;</w:t>
               <w:br/>
               <w:t xml:space="preserve">                            Seat Reservation Summary</w:t>
               <w:br/>
@@ -14690,7 +16566,7 @@
               <w:br/>
               <w:t xml:space="preserve">                          &lt;div&gt;</w:t>
               <w:br/>
-              <w:t xml:space="preserve">                            &lt;span className="text-xs text-slate-500"&gt;Selected Seats ({selectedSeats.length}):&lt;/span&gt;</w:t>
+              <w:t xml:space="preserve">                            &lt;span className="text-xs font-semibold text-slate-600"&gt;Selected Seats ({selectedSeats.length}):&lt;/span&gt;</w:t>
               <w:br/>
               <w:t xml:space="preserve">                            &lt;div className="flex flex-wrap gap-1.5 mt-1.5 min-h-[32px]"&gt;</w:t>
               <w:br/>
@@ -14706,11 +16582,11 @@
               <w:br/>
               <w:t xml:space="preserve">                                    key={s.seatId}</w:t>
               <w:br/>
-              <w:t xml:space="preserve">                                    className="px-2.5 py-1 bg-sky-100 text-sky-800 font-bold text-xs rounded-lg border border-sky-200"</w:t>
+              <w:t xml:space="preserve">                                    className="px-2.5 py-1 bg-amber-100 text-amber-900 font-bold text-xs rounded-lg border border-amber-300"</w:t>
               <w:br/>
               <w:t xml:space="preserve">                                  &gt;</w:t>
               <w:br/>
-              <w:t xml:space="preserve">                                    {s.seatNumber} ({s.deck})</w:t>
+              <w:t xml:space="preserve">                                    Seat {s.seatNumber} ({s.deck})</w:t>
               <w:br/>
               <w:t xml:space="preserve">                                  &lt;/span&gt;</w:t>
               <w:br/>
@@ -14729,7 +16605,7 @@
               <w:br/>
               <w:t xml:space="preserve">                              &lt;span&gt;Base Fare ({selectedSeats.length} × ₹{trip.baseFare})&lt;/span&gt;</w:t>
               <w:br/>
-              <w:t xml:space="preserve">                              &lt;span&gt;₹{(selectedSeats.length * Number(trip.baseFare)).toFixed(2)}&lt;/span&gt;</w:t>
+              <w:t xml:space="preserve">                              &lt;span className="font-semibold"&gt;₹{(selectedSeats.length * Number(trip.baseFare)).toFixed(2)}&lt;/span&gt;</w:t>
               <w:br/>
               <w:t xml:space="preserve">                            &lt;/div&gt;</w:t>
               <w:br/>
@@ -14737,15 +16613,15 @@
               <w:br/>
               <w:t xml:space="preserve">                              &lt;span&gt;GST (5%)&lt;/span&gt;</w:t>
               <w:br/>
-              <w:t xml:space="preserve">                              &lt;span&gt;₹{(selectedSeats.length * Number(trip.baseFare) * 0.05).toFixed(2)}&lt;/span&gt;</w:t>
+              <w:t xml:space="preserve">                              &lt;span className="font-semibold"&gt;₹{(selectedSeats.length * Number(trip.baseFare) * 0.05).toFixed(2)}&lt;/span&gt;</w:t>
               <w:br/>
               <w:t xml:space="preserve">                            &lt;/div&gt;</w:t>
               <w:br/>
-              <w:t xml:space="preserve">                            &lt;div className="flex justify-between font-extrabold text-sm text-slate-900 pt-2 border-t border-slate-100"&gt;</w:t>
+              <w:t xml:space="preserve">                            &lt;div className="flex justify-between font-bold text-base text-[#0B2545] pt-2 border-t border-slate-100"&gt;</w:t>
               <w:br/>
               <w:t xml:space="preserve">                              &lt;span&gt;Total Amount&lt;/span&gt;</w:t>
               <w:br/>
-              <w:t xml:space="preserve">                              &lt;span className="text-sky-700"&gt;</w:t>
+              <w:t xml:space="preserve">                              &lt;span className="text-[#0B2545]"&gt;</w:t>
               <w:br/>
               <w:t xml:space="preserve">                                ₹{(selectedSeats.length * Number(trip.baseFare) * 1.05).toFixed(2)}</w:t>
               <w:br/>
@@ -14762,11 +16638,11 @@
               <w:br/>
               <w:t xml:space="preserve">                            onClick={() =&gt; handleProceedToCheckout(trip)}</w:t>
               <w:br/>
-              <w:t xml:space="preserve">                            className="w-full py-3 bg-gradient-to-r from-emerald-600 to-teal-600 hover:from-emerald-700 hover:to-teal-700 disabled:opacity-50 disabled:cursor-not-allowed text-white font-bold rounded-xl shadow-md flex items-center justify-center gap-2 text-xs transition-all"</w:t>
+              <w:t xml:space="preserve">                            className="w-full py-3 bg-gradient-to-r from-[#0B2545] via-[#134074] to-[#B45309] hover:from-[#07182C] hover:to-[#92400E] disabled:opacity-50 disabled:cursor-not-allowed text-amber-300 font-bold rounded-xl shadow-md flex items-center justify-center gap-2 text-xs transition-all border border-amber-400/30"</w:t>
               <w:br/>
               <w:t xml:space="preserve">                          &gt;</w:t>
               <w:br/>
-              <w:t xml:space="preserve">                            Proceed to Book &lt;ArrowRight className="w-4 h-4" /&gt;</w:t>
+              <w:t xml:space="preserve">                            Proceed to Book &lt;ArrowRight className="w-4 h-4 text-amber-300" /&gt;</w:t>
               <w:br/>
               <w:t xml:space="preserve">                          &lt;/button&gt;</w:t>
               <w:br/>
@@ -15079,22 +16955,22 @@
               <w:br/>
               <w:t xml:space="preserve">              &lt;div className="flex items-center gap-2 pb-3 border-b border-slate-100"&gt;</w:t>
               <w:br/>
-              <w:t xml:space="preserve">                &lt;User className="w-5 h-5 text-sky-600" /&gt;</w:t>
-              <w:br/>
-              <w:t xml:space="preserve">                &lt;h3 className="font-bold text-base text-slate-900"&gt;Passenger Information&lt;/h3&gt;</w:t>
+              <w:t xml:space="preserve">                &lt;User className="w-5 h-5 text-[#0B2545]" /&gt;</w:t>
+              <w:br/>
+              <w:t xml:space="preserve">                &lt;h3 className="font-bold text-lg text-[#0B2545]"&gt;Passenger Information&lt;/h3&gt;</w:t>
               <w:br/>
               <w:t xml:space="preserve">              &lt;/div&gt;</w:t>
               <w:br/>
               <w:br/>
               <w:t xml:space="preserve">              {passengers.map((p, idx) =&gt; (</w:t>
               <w:br/>
-              <w:t xml:space="preserve">                &lt;div key={p.seatId} className="p-4 rounded-xl bg-slate-50 border border-slate-200 space-y-3"&gt;</w:t>
+              <w:t xml:space="preserve">                &lt;div key={p.seatId} className="p-4 rounded-xl bg-slate-50/80 border border-slate-200 space-y-3"&gt;</w:t>
               <w:br/>
               <w:t xml:space="preserve">                  &lt;div className="flex justify-between items-center text-xs"&gt;</w:t>
               <w:br/>
-              <w:t xml:space="preserve">                    &lt;span className="font-bold text-slate-700"&gt;Passenger {idx + 1}&lt;/span&gt;</w:t>
-              <w:br/>
-              <w:t xml:space="preserve">                    &lt;span className="px-2 py-0.5 bg-sky-100 text-sky-800 rounded font-bold"&gt;</w:t>
+              <w:t xml:space="preserve">                    &lt;span className="font-bold text-[#0B2545]"&gt;Passenger {idx + 1}&lt;/span&gt;</w:t>
+              <w:br/>
+              <w:t xml:space="preserve">                    &lt;span className="px-2.5 py-0.5 bg-amber-100 text-amber-900 rounded-lg font-bold border border-amber-300"&gt;</w:t>
               <w:br/>
               <w:t xml:space="preserve">                      Seat {p.seatNumber} ({p.deck})</w:t>
               <w:br/>
@@ -15121,7 +16997,7 @@
               <w:br/>
               <w:t xml:space="preserve">                        placeholder="e.g. Aditi Rao"</w:t>
               <w:br/>
-              <w:t xml:space="preserve">                        className="w-full text-xs bg-white border border-slate-200 rounded-lg p-2.5 focus:outline-none focus:ring-2 focus:ring-sky-500"</w:t>
+              <w:t xml:space="preserve">                        className="w-full text-xs font-semibold bg-white border border-slate-300 rounded-lg p-2.5 text-[#0B2545] focus:outline-none focus:ring-2 focus:ring-[#0B2545]"</w:t>
               <w:br/>
               <w:t xml:space="preserve">                      /&gt;</w:t>
               <w:br/>
@@ -15146,7 +17022,7 @@
               <w:br/>
               <w:t xml:space="preserve">                        onChange={(e) =&gt; handlePassengerChange(idx, 'passengerAge', e.target.value)}</w:t>
               <w:br/>
-              <w:t xml:space="preserve">                        className="w-full text-xs bg-white border border-slate-200 rounded-lg p-2.5 focus:outline-none focus:ring-2 focus:ring-sky-500"</w:t>
+              <w:t xml:space="preserve">                        className="w-full text-xs font-semibold bg-white border border-slate-300 rounded-lg p-2.5 text-[#0B2545] focus:outline-none focus:ring-2 focus:ring-[#0B2545]"</w:t>
               <w:br/>
               <w:t xml:space="preserve">                      /&gt;</w:t>
               <w:br/>
@@ -15163,7 +17039,7 @@
               <w:br/>
               <w:t xml:space="preserve">                        onChange={(e) =&gt; handlePassengerChange(idx, 'passengerGender', e.target.value)}</w:t>
               <w:br/>
-              <w:t xml:space="preserve">                        className="w-full text-xs bg-white border border-slate-200 rounded-lg p-2.5 focus:outline-none focus:ring-2 focus:ring-sky-500"</w:t>
+              <w:t xml:space="preserve">                        className="w-full text-xs font-semibold bg-white border border-slate-300 rounded-lg p-2.5 text-[#0B2545] focus:outline-none focus:ring-2 focus:ring-[#0B2545]"</w:t>
               <w:br/>
               <w:t xml:space="preserve">                      &gt;</w:t>
               <w:br/>
@@ -15192,9 +17068,9 @@
               <w:br/>
               <w:t xml:space="preserve">              &lt;div className="flex items-center gap-2 pb-3 border-b border-slate-100"&gt;</w:t>
               <w:br/>
-              <w:t xml:space="preserve">                &lt;CreditCard className="w-5 h-5 text-indigo-600" /&gt;</w:t>
-              <w:br/>
-              <w:t xml:space="preserve">                &lt;h3 className="font-bold text-base text-slate-900"&gt;Payment Simulation&lt;/h3&gt;</w:t>
+              <w:t xml:space="preserve">                &lt;CreditCard className="w-5 h-5 text-amber-700" /&gt;</w:t>
+              <w:br/>
+              <w:t xml:space="preserve">                &lt;h3 className="font-bold text-lg text-[#0B2545]"&gt;Payment Method Simulation&lt;/h3&gt;</w:t>
               <w:br/>
               <w:t xml:space="preserve">              &lt;/div&gt;</w:t>
               <w:br/>
@@ -15213,6 +17089,8 @@
               <w:br/>
               <w:t xml:space="preserve">                  const Icon = m.icon;</w:t>
               <w:br/>
+              <w:t xml:space="preserve">                  const isSelected = paymentMethod === m.id;</w:t>
+              <w:br/>
               <w:t xml:space="preserve">                  return (</w:t>
               <w:br/>
               <w:t xml:space="preserve">                    &lt;button</w:t>
@@ -15225,9 +17103,9 @@
               <w:br/>
               <w:t xml:space="preserve">                      className={`p-4 rounded-xl border text-left flex flex-col items-start gap-2 transition-all ${</w:t>
               <w:br/>
-              <w:t xml:space="preserve">                        paymentMethod === m.id</w:t>
-              <w:br/>
-              <w:t xml:space="preserve">                          ? 'border-sky-600 bg-sky-50/50 text-sky-900 ring-2 ring-sky-500/20'</w:t>
+              <w:t xml:space="preserve">                        isSelected</w:t>
+              <w:br/>
+              <w:t xml:space="preserve">                          ? 'border-amber-500 bg-amber-50/70 text-amber-900 ring-2 ring-amber-400/30'</w:t>
               <w:br/>
               <w:t xml:space="preserve">                          : 'border-slate-200 hover:border-slate-300 text-slate-700'</w:t>
               <w:br/>
@@ -15235,7 +17113,7 @@
               <w:br/>
               <w:t xml:space="preserve">                    &gt;</w:t>
               <w:br/>
-              <w:t xml:space="preserve">                      &lt;Icon className="w-5 h-5 text-sky-600" /&gt;</w:t>
+              <w:t xml:space="preserve">                      &lt;Icon className={`w-5 h-5 ${isSelected ? 'text-amber-700' : 'text-slate-400'}`} /&gt;</w:t>
               <w:br/>
               <w:t xml:space="preserve">                      &lt;span className="text-xs font-bold"&gt;{m.label}&lt;/span&gt;</w:t>
               <w:br/>
@@ -15250,9 +17128,9 @@
               <w:br/>
               <w:t xml:space="preserve">              &lt;div className="p-3 bg-slate-50 rounded-xl border border-slate-200 text-xs text-slate-600"&gt;</w:t>
               <w:br/>
-              <w:t xml:space="preserve">                &lt;span className="font-semibold text-slate-800"&gt;Demo Checkout: &lt;/span&gt;</w:t>
-              <w:br/>
-              <w:t xml:space="preserve">                Instant payment simulation enabled. No real money is charged.</w:t>
+              <w:t xml:space="preserve">                &lt;span className="font-bold text-[#0B2545]"&gt;Sandbox Simulator: &lt;/span&gt;</w:t>
+              <w:br/>
+              <w:t xml:space="preserve">                Real-time transaction authorization via mock payment gateway. Instant PNR issuance upon confirmation.</w:t>
               <w:br/>
               <w:t xml:space="preserve">              &lt;/div&gt;</w:t>
               <w:br/>
@@ -15267,21 +17145,21 @@
               <w:br/>
               <w:t xml:space="preserve">              disabled={loading}</w:t>
               <w:br/>
-              <w:t xml:space="preserve">              className="w-full py-4 bg-gradient-to-r from-sky-600 via-indigo-600 to-sky-700 hover:from-sky-700 hover:to-indigo-700 disabled:opacity-50 text-white font-extrabold rounded-2xl shadow-lg shadow-sky-600/30 flex items-center justify-center gap-2 text-sm transition-all"</w:t>
+              <w:t xml:space="preserve">              className="w-full py-4 bg-gradient-to-r from-[#0B2545] via-[#134074] to-[#B45309] hover:from-[#07182C] hover:to-[#92400E] disabled:opacity-50 text-amber-300 font-bold rounded-2xl shadow-lg shadow-navy-900/30 flex items-center justify-center gap-2 text-base transition-all border border-amber-400/30"</w:t>
               <w:br/>
               <w:t xml:space="preserve">            &gt;</w:t>
               <w:br/>
               <w:t xml:space="preserve">              {loading ? (</w:t>
               <w:br/>
-              <w:t xml:space="preserve">                &lt;div className="w-5 h-5 border-2 border-white border-t-transparent rounded-full animate-spin"&gt;&lt;/div&gt;</w:t>
+              <w:t xml:space="preserve">                &lt;div className="w-5 h-5 border-2 border-amber-300 border-t-transparent rounded-full animate-spin"&gt;&lt;/div&gt;</w:t>
               <w:br/>
               <w:t xml:space="preserve">              ) : (</w:t>
               <w:br/>
               <w:t xml:space="preserve">                &lt;&gt;</w:t>
               <w:br/>
-              <w:t xml:space="preserve">                  &lt;CheckCircle2 className="w-5 h-5" /&gt;</w:t>
-              <w:br/>
-              <w:t xml:space="preserve">                  Pay ₹{calculateTotal()} &amp; Reserve Ticket</w:t>
+              <w:t xml:space="preserve">                  &lt;CheckCircle2 className="w-5 h-5 text-amber-300" /&gt;</w:t>
+              <w:br/>
+              <w:t xml:space="preserve">                  Pay ₹{calculateTotal()} &amp; Reserve Verified Ticket</w:t>
               <w:br/>
               <w:t xml:space="preserve">                &lt;/&gt;</w:t>
               <w:br/>
@@ -15300,7 +17178,7 @@
               <w:br/>
               <w:t xml:space="preserve">          &lt;div className="bg-white rounded-2xl border border-slate-200 p-6 shadow-sm space-y-4 sticky top-24"&gt;</w:t>
               <w:br/>
-              <w:t xml:space="preserve">            &lt;h4 className="font-bold text-sm text-slate-900 pb-3 border-b border-slate-100"&gt;</w:t>
+              <w:t xml:space="preserve">            &lt;h4 className="font-bold text-base text-[#0B2545] pb-3 border-b border-slate-100"&gt;</w:t>
               <w:br/>
               <w:t xml:space="preserve">              Trip Details</w:t>
               <w:br/>
@@ -15309,15 +17187,19 @@
               <w:br/>
               <w:t xml:space="preserve">            &lt;div&gt;</w:t>
               <w:br/>
-              <w:t xml:space="preserve">              &lt;span className="text-[10px] font-bold uppercase text-sky-700 bg-sky-50 px-2 py-0.5 rounded"&gt;</w:t>
+              <w:t xml:space="preserve">              &lt;span className="text-[10px] font-bold uppercase text-amber-800 bg-amber-50 px-2.5 py-0.5 rounded border border-amber-200"&gt;</w:t>
               <w:br/>
               <w:t xml:space="preserve">                {trip.operatorName}</w:t>
               <w:br/>
               <w:t xml:space="preserve">              &lt;/span&gt;</w:t>
               <w:br/>
-              <w:t xml:space="preserve">              &lt;div className="text-base font-extrabold text-slate-900 mt-2"&gt;</w:t>
-              <w:br/>
-              <w:t xml:space="preserve">                {trip.sourceCity} ➔ {trip.destinationCity}</w:t>
+              <w:t xml:space="preserve">              &lt;div className="text-lg font-bold text-[#0B2545] mt-2 flex items-center gap-1.5"&gt;</w:t>
+              <w:br/>
+              <w:t xml:space="preserve">                &lt;span&gt;{trip.sourceCity}&lt;/span&gt;</w:t>
+              <w:br/>
+              <w:t xml:space="preserve">                &lt;span className="text-amber-600 font-normal"&gt;➔&lt;/span&gt;</w:t>
+              <w:br/>
+              <w:t xml:space="preserve">                &lt;span&gt;{trip.destinationCity}&lt;/span&gt;</w:t>
               <w:br/>
               <w:t xml:space="preserve">              &lt;/div&gt;</w:t>
               <w:br/>
@@ -15332,7 +17214,7 @@
               <w:br/>
               <w:t xml:space="preserve">                &lt;span&gt;Departure:&lt;/span&gt;</w:t>
               <w:br/>
-              <w:t xml:space="preserve">                &lt;span className="font-semibold text-slate-800"&gt;</w:t>
+              <w:t xml:space="preserve">                &lt;span className="font-bold text-[#0B2545]"&gt;</w:t>
               <w:br/>
               <w:t xml:space="preserve">                  {new Date(trip.departureTime).toLocaleTimeString('en-IN', { hour: '2-digit', minute: '2-digit' })}</w:t>
               <w:br/>
@@ -15344,7 +17226,7 @@
               <w:br/>
               <w:t xml:space="preserve">                &lt;span&gt;Seats ({selectedSeats.length}):&lt;/span&gt;</w:t>
               <w:br/>
-              <w:t xml:space="preserve">                &lt;span className="font-bold text-sky-700"&gt;</w:t>
+              <w:t xml:space="preserve">                &lt;span className="font-bold text-amber-800"&gt;</w:t>
               <w:br/>
               <w:t xml:space="preserve">                  {selectedSeats.map((s) =&gt; s.seatNumber).join(', ')}</w:t>
               <w:br/>
@@ -15361,7 +17243,7 @@
               <w:br/>
               <w:t xml:space="preserve">                &lt;span&gt;Base Fare:&lt;/span&gt;</w:t>
               <w:br/>
-              <w:t xml:space="preserve">                &lt;span&gt;₹{(selectedSeats.length * Number(trip.baseFare)).toFixed(2)}&lt;/span&gt;</w:t>
+              <w:t xml:space="preserve">                &lt;span className="font-semibold"&gt;₹{(selectedSeats.length * Number(trip.baseFare)).toFixed(2)}&lt;/span&gt;</w:t>
               <w:br/>
               <w:t xml:space="preserve">              &lt;/div&gt;</w:t>
               <w:br/>
@@ -15369,15 +17251,15 @@
               <w:br/>
               <w:t xml:space="preserve">                &lt;span&gt;GST (5%):&lt;/span&gt;</w:t>
               <w:br/>
-              <w:t xml:space="preserve">                &lt;span&gt;₹{(selectedSeats.length * Number(trip.baseFare) * 0.05).toFixed(2)}&lt;/span&gt;</w:t>
+              <w:t xml:space="preserve">                &lt;span className="font-semibold"&gt;₹{(selectedSeats.length * Number(trip.baseFare) * 0.05).toFixed(2)}&lt;/span&gt;</w:t>
               <w:br/>
               <w:t xml:space="preserve">              &lt;/div&gt;</w:t>
               <w:br/>
-              <w:t xml:space="preserve">              &lt;div className="flex justify-between font-black text-base text-slate-900 pt-2 border-t border-slate-100"&gt;</w:t>
+              <w:t xml:space="preserve">              &lt;div className="flex justify-between font-bold text-lg text-[#0B2545] pt-2 border-t border-slate-100"&gt;</w:t>
               <w:br/>
               <w:t xml:space="preserve">                &lt;span&gt;Total Fare:&lt;/span&gt;</w:t>
               <w:br/>
-              <w:t xml:space="preserve">                &lt;span className="text-sky-700"&gt;₹{calculateTotal()}&lt;/span&gt;</w:t>
+              <w:t xml:space="preserve">                &lt;span className="text-[#0B2545]"&gt;₹{calculateTotal()}&lt;/span&gt;</w:t>
               <w:br/>
               <w:t xml:space="preserve">              &lt;/div&gt;</w:t>
               <w:br/>
@@ -15605,24 +17487,24 @@
               <w:br/>
               <w:t xml:space="preserve">        {/* Ticket Header */}</w:t>
               <w:br/>
-              <w:t xml:space="preserve">        &lt;div className="bg-gradient-to-r from-sky-800 to-indigo-900 text-white p-6 sm:p-8 flex flex-col sm:flex-row justify-between items-start sm:items-center gap-4"&gt;</w:t>
+              <w:t xml:space="preserve">        &lt;div className="bg-gradient-to-r from-[#07182C] via-[#0B2545] to-[#134074] text-white p-6 sm:p-8 flex flex-col sm:flex-row justify-between items-start sm:items-center gap-4"&gt;</w:t>
               <w:br/>
               <w:t xml:space="preserve">          &lt;div&gt;</w:t>
               <w:br/>
-              <w:t xml:space="preserve">            &lt;span className="text-[10px] font-bold uppercase tracking-widest text-sky-300"&gt;Official Boarding Pass&lt;/span&gt;</w:t>
-              <w:br/>
-              <w:t xml:space="preserve">            &lt;div className="text-2xl font-black mt-1"&gt;{booking.operatorName}&lt;/div&gt;</w:t>
+              <w:t xml:space="preserve">            &lt;span className="text-[10px] font-bold uppercase tracking-widest text-amber-400"&gt;Official Boarding Pass&lt;/span&gt;</w:t>
+              <w:br/>
+              <w:t xml:space="preserve">            &lt;div className="text-2xl font-bold mt-1 text-white"&gt;{booking.operatorName}&lt;/div&gt;</w:t>
               <w:br/>
               <w:t xml:space="preserve">            &lt;p className="text-xs text-slate-300 font-mono"&gt;{booking.busNumber} • {booking.busType.replace('_', ' ')}&lt;/p&gt;</w:t>
               <w:br/>
               <w:t xml:space="preserve">          &lt;/div&gt;</w:t>
               <w:br/>
               <w:br/>
-              <w:t xml:space="preserve">          &lt;div className="bg-white/10 backdrop-blur-md px-4 py-2 rounded-2xl border border-white/20 text-right"&gt;</w:t>
-              <w:br/>
-              <w:t xml:space="preserve">            &lt;span className="text-[10px] font-semibold text-slate-300 uppercase"&gt;PNR Number&lt;/span&gt;</w:t>
-              <w:br/>
-              <w:t xml:space="preserve">            &lt;div className="text-xl font-black font-mono tracking-wider text-amber-300"&gt;{booking.pnrNumber}&lt;/div&gt;</w:t>
+              <w:t xml:space="preserve">          &lt;div className="bg-black/30 backdrop-blur-md px-4 py-2 rounded-2xl border border-amber-400/40 text-right shadow-inner"&gt;</w:t>
+              <w:br/>
+              <w:t xml:space="preserve">            &lt;span className="text-[10px] font-bold text-amber-300 uppercase tracking-wider"&gt;PNR Number&lt;/span&gt;</w:t>
+              <w:br/>
+              <w:t xml:space="preserve">            &lt;div className="text-xl font-bold font-mono tracking-wider text-amber-300"&gt;{booking.pnrNumber}&lt;/div&gt;</w:t>
               <w:br/>
               <w:t xml:space="preserve">          &lt;/div&gt;</w:t>
               <w:br/>
@@ -15639,15 +17521,15 @@
               <w:br/>
               <w:t xml:space="preserve">              &lt;span className="text-[10px] font-bold uppercase tracking-wider text-slate-400"&gt;Departure&lt;/span&gt;</w:t>
               <w:br/>
-              <w:t xml:space="preserve">              &lt;div className="text-xl font-extrabold text-slate-900 mt-1"&gt;{booking.sourceCity}&lt;/div&gt;</w:t>
-              <w:br/>
-              <w:t xml:space="preserve">              &lt;p className="text-xs font-semibold text-sky-700"&gt;</w:t>
+              <w:t xml:space="preserve">              &lt;div className="text-2xl font-bold text-[#0B2545] mt-1"&gt;{booking.sourceCity}&lt;/div&gt;</w:t>
+              <w:br/>
+              <w:t xml:space="preserve">              &lt;p className="text-xs font-bold text-amber-800"&gt;</w:t>
               <w:br/>
               <w:t xml:space="preserve">                {new Date(booking.departureTime).toLocaleTimeString('en-IN', { hour: '2-digit', minute: '2-digit' })}</w:t>
               <w:br/>
               <w:t xml:space="preserve">              &lt;/p&gt;</w:t>
               <w:br/>
-              <w:t xml:space="preserve">              &lt;p className="text-[11px] text-slate-500"&gt;</w:t>
+              <w:t xml:space="preserve">              &lt;p className="text-[11px] text-slate-500 font-medium"&gt;</w:t>
               <w:br/>
               <w:t xml:space="preserve">                {new Date(booking.departureTime).toLocaleDateString('en-IN', { month: 'short', day: 'numeric', year: 'numeric' })}</w:t>
               <w:br/>
@@ -15658,11 +17540,11 @@
               <w:br/>
               <w:t xml:space="preserve">            &lt;div className="flex flex-col items-center"&gt;</w:t>
               <w:br/>
-              <w:t xml:space="preserve">              &lt;Bus className="w-6 h-6 text-sky-600 mb-1" /&gt;</w:t>
+              <w:t xml:space="preserve">              &lt;Bus className="w-6 h-6 text-[#0B2545] mb-1" /&gt;</w:t>
               <w:br/>
               <w:t xml:space="preserve">              &lt;div className="w-full h-0.5 bg-slate-300 relative"&gt;</w:t>
               <w:br/>
-              <w:t xml:space="preserve">                &lt;div className="w-2.5 h-2.5 rounded-full bg-sky-600 absolute -top-1 right-1/2 translate-x-1/2"&gt;&lt;/div&gt;</w:t>
+              <w:t xml:space="preserve">                &lt;div className="w-2.5 h-2.5 rounded-full bg-amber-600 absolute -top-1 right-1/2 translate-x-1/2"&gt;&lt;/div&gt;</w:t>
               <w:br/>
               <w:t xml:space="preserve">              &lt;/div&gt;</w:t>
               <w:br/>
@@ -15675,15 +17557,15 @@
               <w:br/>
               <w:t xml:space="preserve">              &lt;span className="text-[10px] font-bold uppercase tracking-wider text-slate-400"&gt;Destination&lt;/span&gt;</w:t>
               <w:br/>
-              <w:t xml:space="preserve">              &lt;div className="text-xl font-extrabold text-slate-900 mt-1"&gt;{booking.destinationCity}&lt;/div&gt;</w:t>
-              <w:br/>
-              <w:t xml:space="preserve">              &lt;p className="text-xs font-semibold text-indigo-700"&gt;</w:t>
+              <w:t xml:space="preserve">              &lt;div className="text-2xl font-bold text-[#0B2545] mt-1"&gt;{booking.destinationCity}&lt;/div&gt;</w:t>
+              <w:br/>
+              <w:t xml:space="preserve">              &lt;p className="text-xs font-bold text-amber-800"&gt;</w:t>
               <w:br/>
               <w:t xml:space="preserve">                {new Date(booking.arrivalTime).toLocaleTimeString('en-IN', { hour: '2-digit', minute: '2-digit' })}</w:t>
               <w:br/>
               <w:t xml:space="preserve">              &lt;/p&gt;</w:t>
               <w:br/>
-              <w:t xml:space="preserve">              &lt;p className="text-[11px] text-slate-500"&gt;</w:t>
+              <w:t xml:space="preserve">              &lt;p className="text-[11px] text-slate-500 font-medium"&gt;</w:t>
               <w:br/>
               <w:t xml:space="preserve">                {new Date(booking.arrivalTime).toLocaleDateString('en-IN', { month: 'short', day: 'numeric', year: 'numeric' })}</w:t>
               <w:br/>
@@ -15737,13 +17619,13 @@
               <w:br/>
               <w:t xml:space="preserve">                    &lt;td className="py-2.5 text-slate-400"&gt;{idx + 1}&lt;/td&gt;</w:t>
               <w:br/>
-              <w:t xml:space="preserve">                    &lt;td className="py-2.5 font-bold text-slate-900"&gt;{item.passengerName}&lt;/td&gt;</w:t>
+              <w:t xml:space="preserve">                    &lt;td className="py-2.5 font-bold text-[#0B2545]"&gt;{item.passengerName}&lt;/td&gt;</w:t>
               <w:br/>
               <w:t xml:space="preserve">                    &lt;td className="py-2.5 text-slate-600"&gt;{item.passengerAge} yrs / {item.passengerGender}&lt;/td&gt;</w:t>
               <w:br/>
               <w:t xml:space="preserve">                    &lt;td className="py-2.5"&gt;</w:t>
               <w:br/>
-              <w:t xml:space="preserve">                      &lt;span className="px-2 py-0.5 bg-sky-100 text-sky-800 rounded font-bold"&gt;</w:t>
+              <w:t xml:space="preserve">                      &lt;span className="px-2.5 py-0.5 bg-amber-100 text-amber-900 rounded font-bold border border-amber-300"&gt;</w:t>
               <w:br/>
               <w:t xml:space="preserve">                        {item.seatNumber}</w:t>
               <w:br/>
@@ -15772,24 +17654,24 @@
               <w:br/>
               <w:t xml:space="preserve">          &lt;div className="space-y-1 text-center sm:text-left text-xs"&gt;</w:t>
               <w:br/>
-              <w:t xml:space="preserve">            &lt;div className="text-slate-500"&gt;Payment Status: &lt;span className="font-bold text-emerald-600"&gt;PAID ({booking.paymentMethod})&lt;/span&gt;&lt;/div&gt;</w:t>
+              <w:t xml:space="preserve">            &lt;div className="text-slate-600"&gt;Payment Status: &lt;span className="font-bold text-emerald-700 bg-emerald-50 px-2 py-0.5 rounded border border-emerald-200"&gt;PAID ({booking.paymentMethod})&lt;/span&gt;&lt;/div&gt;</w:t>
               <w:br/>
               <w:t xml:space="preserve">            &lt;div className="text-slate-400 text-[11px] font-mono"&gt;TXN: {booking.transactionId}&lt;/div&gt;</w:t>
               <w:br/>
-              <w:t xml:space="preserve">            &lt;div className="text-lg font-black text-slate-900"&gt;Total Paid: ₹{booking.totalAmount}&lt;/div&gt;</w:t>
+              <w:t xml:space="preserve">            &lt;div className="text-xl font-bold text-[#0B2545]"&gt;Total Fare: ₹{booking.totalAmount}&lt;/div&gt;</w:t>
               <w:br/>
               <w:t xml:space="preserve">          &lt;/div&gt;</w:t>
               <w:br/>
               <w:br/>
-              <w:t xml:space="preserve">          &lt;div className="flex items-center gap-3 p-3 bg-white border border-slate-200 rounded-2xl shadow-sm"&gt;</w:t>
-              <w:br/>
-              <w:t xml:space="preserve">            &lt;QrCode className="w-12 h-12 text-slate-800" /&gt;</w:t>
+              <w:t xml:space="preserve">          &lt;div className="flex items-center gap-3 p-3 bg-white border border-slate-300 rounded-2xl shadow-sm"&gt;</w:t>
+              <w:br/>
+              <w:t xml:space="preserve">            &lt;QrCode className="w-12 h-12 text-[#0B2545]" /&gt;</w:t>
               <w:br/>
               <w:t xml:space="preserve">            &lt;div className="text-[10px] text-slate-500 text-left"&gt;</w:t>
               <w:br/>
-              <w:t xml:space="preserve">              &lt;span className="font-bold text-slate-800 block"&gt;Scan at Bus Entry&lt;/span&gt;</w:t>
-              <w:br/>
-              <w:t xml:space="preserve">              Boarding Verification</w:t>
+              <w:t xml:space="preserve">              &lt;span className="font-bold text-[#0B2545] block"&gt;Scan at Bus Entry&lt;/span&gt;</w:t>
+              <w:br/>
+              <w:t xml:space="preserve">              Boarding Gate Pass</w:t>
               <w:br/>
               <w:t xml:space="preserve">            &lt;/div&gt;</w:t>
               <w:br/>
@@ -15808,11 +17690,11 @@
               <w:br/>
               <w:t xml:space="preserve">          onClick={handlePrint}</w:t>
               <w:br/>
-              <w:t xml:space="preserve">          className="w-full sm:w-auto px-6 py-3 bg-slate-900 hover:bg-slate-800 text-white font-bold text-xs rounded-xl shadow-md flex items-center justify-center gap-2 transition-all"</w:t>
+              <w:t xml:space="preserve">          className="w-full sm:w-auto px-6 py-3 bg-[#0B2545] hover:bg-[#134074] text-amber-300 font-bold text-xs rounded-xl shadow-md flex items-center justify-center gap-2 transition-all border border-amber-400/30"</w:t>
               <w:br/>
               <w:t xml:space="preserve">        &gt;</w:t>
               <w:br/>
-              <w:t xml:space="preserve">          &lt;Printer className="w-4 h-4" /&gt; Print / Save PDF Ticket</w:t>
+              <w:t xml:space="preserve">          &lt;Printer className="w-4 h-4 text-amber-300" /&gt; Print / Save PDF Ticket</w:t>
               <w:br/>
               <w:t xml:space="preserve">        &lt;/button&gt;</w:t>
               <w:br/>
@@ -15820,7 +17702,7 @@
               <w:br/>
               <w:t xml:space="preserve">          to="/my-bookings"</w:t>
               <w:br/>
-              <w:t xml:space="preserve">          className="w-full sm:w-auto px-6 py-3 bg-sky-600 hover:bg-sky-700 text-white font-bold text-xs rounded-xl shadow-md flex items-center justify-center gap-2 transition-all"</w:t>
+              <w:t xml:space="preserve">          className="w-full sm:w-auto px-6 py-3 bg-slate-800 hover:bg-slate-900 text-white font-bold text-xs rounded-xl shadow-md flex items-center justify-center gap-2 transition-all"</w:t>
               <w:br/>
               <w:t xml:space="preserve">        &gt;</w:t>
               <w:br/>
@@ -15992,9 +17874,9 @@
               <w:br/>
               <w:t xml:space="preserve">        &lt;div&gt;</w:t>
               <w:br/>
-              <w:t xml:space="preserve">          &lt;h1 className="text-2xl font-black text-slate-900 flex items-center gap-2"&gt;</w:t>
-              <w:br/>
-              <w:t xml:space="preserve">            &lt;Ticket className="w-6 h-6 text-sky-600" /&gt; My Bus Bookings</w:t>
+              <w:t xml:space="preserve">          &lt;h1 className="text-3xl font-bold text-[#0B2545] flex items-center gap-2"&gt;</w:t>
+              <w:br/>
+              <w:t xml:space="preserve">            &lt;Ticket className="w-6 h-6 text-amber-600" /&gt; My Bus Bookings</w:t>
               <w:br/>
               <w:t xml:space="preserve">          &lt;/h1&gt;</w:t>
               <w:br/>
@@ -16007,7 +17889,7 @@
               <w:br/>
               <w:t xml:space="preserve">          to="/"</w:t>
               <w:br/>
-              <w:t xml:space="preserve">          className="px-4 py-2 bg-sky-600 hover:bg-sky-700 text-white font-bold text-xs rounded-xl shadow-sm transition-all"</w:t>
+              <w:t xml:space="preserve">          className="px-4 py-2 bg-[#0B2545] hover:bg-[#134074] text-amber-300 font-bold text-xs rounded-xl shadow-sm transition-all border border-amber-400/30"</w:t>
               <w:br/>
               <w:t xml:space="preserve">        &gt;</w:t>
               <w:br/>
@@ -16048,9 +17930,9 @@
               <w:br/>
               <w:t xml:space="preserve">        &lt;div className="py-20 text-center"&gt;</w:t>
               <w:br/>
-              <w:t xml:space="preserve">          &lt;div className="w-8 h-8 border-4 border-sky-600 border-t-transparent rounded-full animate-spin mx-auto mb-3"&gt;&lt;/div&gt;</w:t>
-              <w:br/>
-              <w:t xml:space="preserve">          &lt;p className="text-xs text-slate-500"&gt;Loading your journey history...&lt;/p&gt;</w:t>
+              <w:t xml:space="preserve">          &lt;div className="w-8 h-8 border-4 border-[#0B2545] border-t-transparent rounded-full animate-spin mx-auto mb-3"&gt;&lt;/div&gt;</w:t>
+              <w:br/>
+              <w:t xml:space="preserve">          &lt;p className="text-xs text-slate-500 font-serif"&gt;Loading your journey history...&lt;/p&gt;</w:t>
               <w:br/>
               <w:t xml:space="preserve">        &lt;/div&gt;</w:t>
               <w:br/>
@@ -16063,7 +17945,7 @@
               <w:br/>
               <w:t xml:space="preserve">          &lt;Ticket className="w-12 h-12 text-slate-300 mx-auto mb-3" /&gt;</w:t>
               <w:br/>
-              <w:t xml:space="preserve">          &lt;h3 className="text-base font-bold text-slate-800"&gt;No Bookings Found&lt;/h3&gt;</w:t>
+              <w:t xml:space="preserve">          &lt;h3 className="text-lg font-bold text-slate-800"&gt;No Bookings Found&lt;/h3&gt;</w:t>
               <w:br/>
               <w:t xml:space="preserve">          &lt;p className="text-xs text-slate-500 mt-1"&gt;You haven't reserved any tickets yet.&lt;/p&gt;</w:t>
               <w:br/>
@@ -16071,7 +17953,7 @@
               <w:br/>
               <w:t xml:space="preserve">            to="/"</w:t>
               <w:br/>
-              <w:t xml:space="preserve">            className="inline-block mt-4 px-5 py-2.5 bg-sky-600 text-white font-bold text-xs rounded-xl shadow-md hover:bg-sky-700 transition-all"</w:t>
+              <w:t xml:space="preserve">            className="inline-block mt-4 px-5 py-2.5 bg-[#0B2545] text-amber-300 font-bold text-xs rounded-xl shadow-md hover:bg-[#134074] transition-all border border-amber-400/30"</w:t>
               <w:br/>
               <w:t xml:space="preserve">          &gt;</w:t>
               <w:br/>
@@ -16113,7 +17995,7 @@
               <w:br/>
               <w:t xml:space="preserve">                  &lt;div className="flex items-center gap-2"&gt;</w:t>
               <w:br/>
-              <w:t xml:space="preserve">                    &lt;span className="font-mono font-black text-sm text-sky-800 bg-sky-50 px-2.5 py-0.5 rounded border border-sky-200"&gt;</w:t>
+              <w:t xml:space="preserve">                    &lt;span className="font-mono font-bold text-sm text-amber-900 bg-amber-100 px-2.5 py-0.5 rounded border border-amber-300"&gt;</w:t>
               <w:br/>
               <w:t xml:space="preserve">                      {b.pnrNumber}</w:t>
               <w:br/>
@@ -16135,9 +18017,13 @@
               <w:br/>
               <w:t xml:space="preserve">                  &lt;/div&gt;</w:t>
               <w:br/>
-              <w:t xml:space="preserve">                  &lt;h3 className="text-base font-bold text-slate-900 mt-2"&gt;</w:t>
-              <w:br/>
-              <w:t xml:space="preserve">                    {b.sourceCity} ➔ {b.destinationCity}</w:t>
+              <w:t xml:space="preserve">                  &lt;h3 className="text-lg font-bold text-[#0B2545] mt-2 flex items-center gap-1.5"&gt;</w:t>
+              <w:br/>
+              <w:t xml:space="preserve">                    &lt;span&gt;{b.sourceCity}&lt;/span&gt;</w:t>
+              <w:br/>
+              <w:t xml:space="preserve">                    &lt;span className="text-amber-600 font-normal"&gt;➔&lt;/span&gt;</w:t>
+              <w:br/>
+              <w:t xml:space="preserve">                    &lt;span&gt;{b.destinationCity}&lt;/span&gt;</w:t>
               <w:br/>
               <w:t xml:space="preserve">                  &lt;/h3&gt;</w:t>
               <w:br/>
@@ -16152,7 +18038,7 @@
               <w:br/>
               <w:t xml:space="preserve">                &lt;div className="text-left md:text-right"&gt;</w:t>
               <w:br/>
-              <w:t xml:space="preserve">                  &lt;div className="text-lg font-black text-slate-900"&gt;₹{b.totalAmount}&lt;/div&gt;</w:t>
+              <w:t xml:space="preserve">                  &lt;div className="text-xl font-bold text-[#0B2545]"&gt;₹{b.totalAmount}&lt;/div&gt;</w:t>
               <w:br/>
               <w:t xml:space="preserve">                  &lt;p className="text-[11px] text-slate-400"&gt;</w:t>
               <w:br/>
@@ -16173,7 +18059,7 @@
               <w:br/>
               <w:t xml:space="preserve">                    &lt;span className="text-slate-400"&gt;Departure: &lt;/span&gt;</w:t>
               <w:br/>
-              <w:t xml:space="preserve">                    &lt;span className="font-semibold text-slate-800"&gt;</w:t>
+              <w:t xml:space="preserve">                    &lt;span className="font-bold text-[#0B2545]"&gt;</w:t>
               <w:br/>
               <w:t xml:space="preserve">                      {new Date(b.departureTime).toLocaleString('en-IN', {</w:t>
               <w:br/>
@@ -16195,13 +18081,13 @@
               <w:br/>
               <w:t xml:space="preserve">                    &lt;span className="text-slate-400"&gt;Seats ({b.items.length}): &lt;/span&gt;</w:t>
               <w:br/>
-              <w:t xml:space="preserve">                    &lt;span className="font-bold text-sky-700"&gt;{seats}&lt;/span&gt;</w:t>
+              <w:t xml:space="preserve">                    &lt;span className="font-bold text-amber-800"&gt;{seats}&lt;/span&gt;</w:t>
               <w:br/>
               <w:t xml:space="preserve">                  &lt;/div&gt;</w:t>
               <w:br/>
               <w:t xml:space="preserve">                  {isCancelled &amp;&amp; b.refundAmount !== null &amp;&amp; (</w:t>
               <w:br/>
-              <w:t xml:space="preserve">                    &lt;div className="text-emerald-700 font-semibold text-[11px]"&gt;</w:t>
+              <w:t xml:space="preserve">                    &lt;div className="text-emerald-700 font-bold text-[11px]"&gt;</w:t>
               <w:br/>
               <w:t xml:space="preserve">                      Refund Amount: ₹{b.refundAmount}</w:t>
               <w:br/>
@@ -16218,7 +18104,7 @@
               <w:br/>
               <w:t xml:space="preserve">                    to={`/ticket-confirmation/${b.pnrNumber}`}</w:t>
               <w:br/>
-              <w:t xml:space="preserve">                    className="flex-1 sm:flex-none text-center px-4 py-2 rounded-xl bg-slate-100 hover:bg-slate-200 text-slate-800 font-bold text-xs transition-colors"</w:t>
+              <w:t xml:space="preserve">                    className="flex-1 sm:flex-none text-center px-4 py-2 rounded-xl bg-[#0B2545] hover:bg-[#134074] text-amber-300 font-bold text-xs transition-colors border border-amber-400/30"</w:t>
               <w:br/>
               <w:t xml:space="preserve">                  &gt;</w:t>
               <w:br/>
@@ -16423,21 +18309,21 @@
               <w:br/>
               <w:t xml:space="preserve">  return (</w:t>
               <w:br/>
-              <w:t xml:space="preserve">    &lt;div className="min-h-screen flex items-center justify-center px-4 py-12 bg-slate-50"&gt;</w:t>
-              <w:br/>
-              <w:t xml:space="preserve">      &lt;div className="max-w-md w-full bg-white rounded-3xl border border-slate-200 shadow-xl p-8 space-y-6"&gt;</w:t>
+              <w:t xml:space="preserve">    &lt;div className="min-h-screen flex items-center justify-center px-4 py-12 bg-[#F8F9FB]"&gt;</w:t>
+              <w:br/>
+              <w:t xml:space="preserve">      &lt;div className="max-w-md w-full bg-white rounded-3xl border-2 border-slate-200/90 shadow-xl p-8 space-y-6"&gt;</w:t>
               <w:br/>
               <w:t xml:space="preserve">        &lt;div className="text-center"&gt;</w:t>
               <w:br/>
-              <w:t xml:space="preserve">          &lt;div className="w-12 h-12 bg-sky-600 rounded-2xl flex items-center justify-center text-white mx-auto shadow-md shadow-sky-600/30 mb-3"&gt;</w:t>
-              <w:br/>
-              <w:t xml:space="preserve">            &lt;Bus className="w-6 h-6" /&gt;</w:t>
+              <w:t xml:space="preserve">          &lt;div className="w-14 h-14 bg-gradient-to-tr from-[#0B2545] to-[#1E4D7A] rounded-2xl flex items-center justify-center text-amber-400 mx-auto shadow-md shadow-navy-900/30 border border-amber-400/30 mb-3"&gt;</w:t>
+              <w:br/>
+              <w:t xml:space="preserve">            &lt;Bus className="w-7 h-7" /&gt;</w:t>
               <w:br/>
               <w:t xml:space="preserve">          &lt;/div&gt;</w:t>
               <w:br/>
-              <w:t xml:space="preserve">          &lt;h2 className="text-2xl font-black text-slate-900"&gt;Welcome Back&lt;/h2&gt;</w:t>
-              <w:br/>
-              <w:t xml:space="preserve">          &lt;p className="text-xs text-slate-500 mt-1"&gt;Sign in to your TravelSwift passenger or admin account&lt;/p&gt;</w:t>
+              <w:t xml:space="preserve">          &lt;h2 className="text-2xl font-bold text-[#0B2545]"&gt;Welcome Back&lt;/h2&gt;</w:t>
+              <w:br/>
+              <w:t xml:space="preserve">          &lt;p className="text-xs text-slate-500 mt-1"&gt;Sign in to your TravelSwift passenger or fleet account&lt;/p&gt;</w:t>
               <w:br/>
               <w:t xml:space="preserve">        &lt;/div&gt;</w:t>
               <w:br/>
@@ -16446,7 +18332,7 @@
               <w:br/>
               <w:t xml:space="preserve">        &lt;div className="p-3 bg-slate-50 rounded-2xl border border-slate-200 text-xs space-y-2"&gt;</w:t>
               <w:br/>
-              <w:t xml:space="preserve">          &lt;span className="text-[10px] font-bold text-slate-400 uppercase tracking-wider block"&gt;One-Click Demo Credentials:&lt;/span&gt;</w:t>
+              <w:t xml:space="preserve">          &lt;span className="text-[10px] font-bold text-[#0B2545] uppercase tracking-wider block"&gt;One-Click Demo Credentials:&lt;/span&gt;</w:t>
               <w:br/>
               <w:t xml:space="preserve">          &lt;div className="flex gap-2"&gt;</w:t>
               <w:br/>
@@ -16456,7 +18342,7 @@
               <w:br/>
               <w:t xml:space="preserve">              onClick={() =&gt; fillDemo('user')}</w:t>
               <w:br/>
-              <w:t xml:space="preserve">              className="flex-1 py-1.5 px-2 bg-white hover:bg-sky-50 border border-slate-200 hover:border-sky-300 rounded-lg text-slate-700 font-bold text-[11px] transition-colors"</w:t>
+              <w:t xml:space="preserve">              className="flex-1 py-1.5 px-2 bg-white hover:bg-navy-50 border border-slate-300 hover:border-navy-400 rounded-lg text-[#0B2545] font-bold text-[11px] transition-colors shadow-sm"</w:t>
               <w:br/>
               <w:t xml:space="preserve">            &gt;</w:t>
               <w:br/>
@@ -16470,7 +18356,7 @@
               <w:br/>
               <w:t xml:space="preserve">              onClick={() =&gt; fillDemo('admin')}</w:t>
               <w:br/>
-              <w:t xml:space="preserve">              className="flex-1 py-1.5 px-2 bg-amber-50 hover:bg-amber-100 border border-amber-200 rounded-lg text-amber-800 font-bold text-[11px] transition-colors"</w:t>
+              <w:t xml:space="preserve">              className="flex-1 py-1.5 px-2 bg-amber-50 hover:bg-amber-100 border border-amber-300 rounded-lg text-amber-800 font-bold text-[11px] transition-colors shadow-sm"</w:t>
               <w:br/>
               <w:t xml:space="preserve">            &gt;</w:t>
               <w:br/>
@@ -16500,7 +18386,7 @@
               <w:br/>
               <w:t xml:space="preserve">          &lt;div&gt;</w:t>
               <w:br/>
-              <w:t xml:space="preserve">            &lt;label className="block text-xs font-bold text-slate-600 uppercase mb-1"&gt;Email Address&lt;/label&gt;</w:t>
+              <w:t xml:space="preserve">            &lt;label className="block text-xs font-bold text-[#0B2545] uppercase mb-1"&gt;Email Address&lt;/label&gt;</w:t>
               <w:br/>
               <w:t xml:space="preserve">            &lt;div className="relative"&gt;</w:t>
               <w:br/>
@@ -16518,7 +18404,7 @@
               <w:br/>
               <w:t xml:space="preserve">                placeholder="you@example.com"</w:t>
               <w:br/>
-              <w:t xml:space="preserve">                className="w-full pl-10 pr-4 py-2.5 bg-slate-50 border border-slate-200 rounded-xl text-xs font-medium focus:outline-none focus:ring-2 focus:ring-sky-500"</w:t>
+              <w:t xml:space="preserve">                className="w-full pl-10 pr-4 py-2.5 bg-slate-50 border border-slate-300 rounded-xl text-xs font-semibold text-[#0B2545] focus:outline-none focus:ring-2 focus:ring-[#0B2545]"</w:t>
               <w:br/>
               <w:t xml:space="preserve">              /&gt;</w:t>
               <w:br/>
@@ -16529,7 +18415,7 @@
               <w:br/>
               <w:t xml:space="preserve">          &lt;div&gt;</w:t>
               <w:br/>
-              <w:t xml:space="preserve">            &lt;label className="block text-xs font-bold text-slate-600 uppercase mb-1"&gt;Password&lt;/label&gt;</w:t>
+              <w:t xml:space="preserve">            &lt;label className="block text-xs font-bold text-[#0B2545] uppercase mb-1"&gt;Password&lt;/label&gt;</w:t>
               <w:br/>
               <w:t xml:space="preserve">            &lt;div className="relative"&gt;</w:t>
               <w:br/>
@@ -16547,7 +18433,7 @@
               <w:br/>
               <w:t xml:space="preserve">                placeholder="••••••••"</w:t>
               <w:br/>
-              <w:t xml:space="preserve">                className="w-full pl-10 pr-4 py-2.5 bg-slate-50 border border-slate-200 rounded-xl text-xs font-medium focus:outline-none focus:ring-2 focus:ring-sky-500"</w:t>
+              <w:t xml:space="preserve">                className="w-full pl-10 pr-4 py-2.5 bg-slate-50 border border-slate-300 rounded-xl text-xs font-semibold text-[#0B2545] focus:outline-none focus:ring-2 focus:ring-[#0B2545]"</w:t>
               <w:br/>
               <w:t xml:space="preserve">              /&gt;</w:t>
               <w:br/>
@@ -16562,11 +18448,11 @@
               <w:br/>
               <w:t xml:space="preserve">            disabled={loading}</w:t>
               <w:br/>
-              <w:t xml:space="preserve">            className="w-full py-3 bg-sky-600 hover:bg-sky-700 disabled:opacity-50 text-white font-bold rounded-xl shadow-md text-xs transition-all flex items-center justify-center gap-2"</w:t>
+              <w:t xml:space="preserve">            className="w-full py-3.5 bg-[#0B2545] hover:bg-[#134074] disabled:opacity-50 text-amber-300 font-bold rounded-xl shadow-md text-xs transition-all flex items-center justify-center gap-2 border border-amber-400/30"</w:t>
               <w:br/>
               <w:t xml:space="preserve">          &gt;</w:t>
               <w:br/>
-              <w:t xml:space="preserve">            {loading ? 'Authenticating...' : 'Sign In'} &lt;ArrowRight className="w-4 h-4" /&gt;</w:t>
+              <w:t xml:space="preserve">            {loading ? 'Authenticating...' : 'Sign In'} &lt;ArrowRight className="w-4 h-4 text-amber-300" /&gt;</w:t>
               <w:br/>
               <w:t xml:space="preserve">          &lt;/button&gt;</w:t>
               <w:br/>
@@ -16577,7 +18463,7 @@
               <w:br/>
               <w:t xml:space="preserve">          Don't have an account?{' '}</w:t>
               <w:br/>
-              <w:t xml:space="preserve">          &lt;Link to="/register" className="font-bold text-sky-600 hover:underline"&gt;</w:t>
+              <w:t xml:space="preserve">          &lt;Link to="/register" className="font-bold text-amber-800 hover:text-amber-900 hover:underline"&gt;</w:t>
               <w:br/>
               <w:t xml:space="preserve">            Register here</w:t>
               <w:br/>
@@ -16724,21 +18610,21 @@
               <w:br/>
               <w:t xml:space="preserve">  return (</w:t>
               <w:br/>
-              <w:t xml:space="preserve">    &lt;div className="min-h-screen flex items-center justify-center px-4 py-12 bg-slate-50"&gt;</w:t>
-              <w:br/>
-              <w:t xml:space="preserve">      &lt;div className="max-w-md w-full bg-white rounded-3xl border border-slate-200 shadow-xl p-8 space-y-6"&gt;</w:t>
+              <w:t xml:space="preserve">    &lt;div className="min-h-screen flex items-center justify-center px-4 py-12 bg-[#F8F9FB]"&gt;</w:t>
+              <w:br/>
+              <w:t xml:space="preserve">      &lt;div className="max-w-md w-full bg-white rounded-3xl border-2 border-slate-200/90 shadow-xl p-8 space-y-6"&gt;</w:t>
               <w:br/>
               <w:t xml:space="preserve">        &lt;div className="text-center"&gt;</w:t>
               <w:br/>
-              <w:t xml:space="preserve">          &lt;div className="w-12 h-12 bg-sky-600 rounded-2xl flex items-center justify-center text-white mx-auto shadow-md shadow-sky-600/30 mb-3"&gt;</w:t>
-              <w:br/>
-              <w:t xml:space="preserve">            &lt;Bus className="w-6 h-6" /&gt;</w:t>
+              <w:t xml:space="preserve">          &lt;div className="w-14 h-14 bg-gradient-to-tr from-[#0B2545] to-[#1E4D7A] rounded-2xl flex items-center justify-center text-amber-400 mx-auto shadow-md shadow-navy-900/30 border border-amber-400/30 mb-3"&gt;</w:t>
+              <w:br/>
+              <w:t xml:space="preserve">            &lt;Bus className="w-7 h-7" /&gt;</w:t>
               <w:br/>
               <w:t xml:space="preserve">          &lt;/div&gt;</w:t>
               <w:br/>
-              <w:t xml:space="preserve">          &lt;h2 className="text-2xl font-black text-slate-900"&gt;Create an Account&lt;/h2&gt;</w:t>
-              <w:br/>
-              <w:t xml:space="preserve">          &lt;p className="text-xs text-slate-500 mt-1"&gt;Join TravelSwift to book tickets and manage trips&lt;/p&gt;</w:t>
+              <w:t xml:space="preserve">          &lt;h2 className="text-2xl font-bold text-[#0B2545]"&gt;Create an Account&lt;/h2&gt;</w:t>
+              <w:br/>
+              <w:t xml:space="preserve">          &lt;p className="text-xs text-slate-500 mt-1"&gt;Join TravelSwift to book tickets and manage bus journeys&lt;/p&gt;</w:t>
               <w:br/>
               <w:t xml:space="preserve">        &lt;/div&gt;</w:t>
               <w:br/>
@@ -16760,7 +18646,7 @@
               <w:br/>
               <w:t xml:space="preserve">          &lt;div&gt;</w:t>
               <w:br/>
-              <w:t xml:space="preserve">            &lt;label className="block text-xs font-bold text-slate-600 uppercase mb-1"&gt;Full Name&lt;/label&gt;</w:t>
+              <w:t xml:space="preserve">            &lt;label className="block text-xs font-bold text-[#0B2545] uppercase mb-1"&gt;Full Name&lt;/label&gt;</w:t>
               <w:br/>
               <w:t xml:space="preserve">            &lt;div className="relative"&gt;</w:t>
               <w:br/>
@@ -16778,7 +18664,7 @@
               <w:br/>
               <w:t xml:space="preserve">                placeholder="Aditi Sharma"</w:t>
               <w:br/>
-              <w:t xml:space="preserve">                className="w-full pl-10 pr-4 py-2.5 bg-slate-50 border border-slate-200 rounded-xl text-xs font-medium focus:outline-none focus:ring-2 focus:ring-sky-500"</w:t>
+              <w:t xml:space="preserve">                className="w-full pl-10 pr-4 py-2.5 bg-slate-50 border border-slate-300 rounded-xl text-xs font-semibold text-[#0B2545] focus:outline-none focus:ring-2 focus:ring-[#0B2545]"</w:t>
               <w:br/>
               <w:t xml:space="preserve">              /&gt;</w:t>
               <w:br/>
@@ -16789,7 +18675,7 @@
               <w:br/>
               <w:t xml:space="preserve">          &lt;div&gt;</w:t>
               <w:br/>
-              <w:t xml:space="preserve">            &lt;label className="block text-xs font-bold text-slate-600 uppercase mb-1"&gt;Email Address&lt;/label&gt;</w:t>
+              <w:t xml:space="preserve">            &lt;label className="block text-xs font-bold text-[#0B2545] uppercase mb-1"&gt;Email Address&lt;/label&gt;</w:t>
               <w:br/>
               <w:t xml:space="preserve">            &lt;div className="relative"&gt;</w:t>
               <w:br/>
@@ -16807,7 +18693,7 @@
               <w:br/>
               <w:t xml:space="preserve">                placeholder="aditi@example.com"</w:t>
               <w:br/>
-              <w:t xml:space="preserve">                className="w-full pl-10 pr-4 py-2.5 bg-slate-50 border border-slate-200 rounded-xl text-xs font-medium focus:outline-none focus:ring-2 focus:ring-sky-500"</w:t>
+              <w:t xml:space="preserve">                className="w-full pl-10 pr-4 py-2.5 bg-slate-50 border border-slate-300 rounded-xl text-xs font-semibold text-[#0B2545] focus:outline-none focus:ring-2 focus:ring-[#0B2545]"</w:t>
               <w:br/>
               <w:t xml:space="preserve">              /&gt;</w:t>
               <w:br/>
@@ -16818,7 +18704,7 @@
               <w:br/>
               <w:t xml:space="preserve">          &lt;div&gt;</w:t>
               <w:br/>
-              <w:t xml:space="preserve">            &lt;label className="block text-xs font-bold text-slate-600 uppercase mb-1"&gt;Phone Number&lt;/label&gt;</w:t>
+              <w:t xml:space="preserve">            &lt;label className="block text-xs font-bold text-[#0B2545] uppercase mb-1"&gt;Phone Number&lt;/label&gt;</w:t>
               <w:br/>
               <w:t xml:space="preserve">            &lt;div className="relative"&gt;</w:t>
               <w:br/>
@@ -16836,7 +18722,7 @@
               <w:br/>
               <w:t xml:space="preserve">                placeholder="9876543210"</w:t>
               <w:br/>
-              <w:t xml:space="preserve">                className="w-full pl-10 pr-4 py-2.5 bg-slate-50 border border-slate-200 rounded-xl text-xs font-medium focus:outline-none focus:ring-2 focus:ring-sky-500"</w:t>
+              <w:t xml:space="preserve">                className="w-full pl-10 pr-4 py-2.5 bg-slate-50 border border-slate-300 rounded-xl text-xs font-semibold text-[#0B2545] focus:outline-none focus:ring-2 focus:ring-[#0B2545]"</w:t>
               <w:br/>
               <w:t xml:space="preserve">              /&gt;</w:t>
               <w:br/>
@@ -16847,7 +18733,7 @@
               <w:br/>
               <w:t xml:space="preserve">          &lt;div&gt;</w:t>
               <w:br/>
-              <w:t xml:space="preserve">            &lt;label className="block text-xs font-bold text-slate-600 uppercase mb-1"&gt;Password&lt;/label&gt;</w:t>
+              <w:t xml:space="preserve">            &lt;label className="block text-xs font-bold text-[#0B2545] uppercase mb-1"&gt;Password&lt;/label&gt;</w:t>
               <w:br/>
               <w:t xml:space="preserve">            &lt;div className="relative"&gt;</w:t>
               <w:br/>
@@ -16867,7 +18753,7 @@
               <w:br/>
               <w:t xml:space="preserve">                placeholder="Minimum 6 characters"</w:t>
               <w:br/>
-              <w:t xml:space="preserve">                className="w-full pl-10 pr-4 py-2.5 bg-slate-50 border border-slate-200 rounded-xl text-xs font-medium focus:outline-none focus:ring-2 focus:ring-sky-500"</w:t>
+              <w:t xml:space="preserve">                className="w-full pl-10 pr-4 py-2.5 bg-slate-50 border border-slate-300 rounded-xl text-xs font-semibold text-[#0B2545] focus:outline-none focus:ring-2 focus:ring-[#0B2545]"</w:t>
               <w:br/>
               <w:t xml:space="preserve">              /&gt;</w:t>
               <w:br/>
@@ -16882,11 +18768,11 @@
               <w:br/>
               <w:t xml:space="preserve">            disabled={loading}</w:t>
               <w:br/>
-              <w:t xml:space="preserve">            className="w-full py-3 bg-sky-600 hover:bg-sky-700 disabled:opacity-50 text-white font-bold rounded-xl shadow-md text-xs transition-all flex items-center justify-center gap-2"</w:t>
+              <w:t xml:space="preserve">            className="w-full py-3.5 bg-[#0B2545] hover:bg-[#134074] disabled:opacity-50 text-amber-300 font-bold rounded-xl shadow-md text-xs transition-all flex items-center justify-center gap-2 border border-amber-400/30"</w:t>
               <w:br/>
               <w:t xml:space="preserve">          &gt;</w:t>
               <w:br/>
-              <w:t xml:space="preserve">            {loading ? 'Registering...' : 'Create Account'} &lt;ArrowRight className="w-4 h-4" /&gt;</w:t>
+              <w:t xml:space="preserve">            {loading ? 'Registering...' : 'Create Account'} &lt;ArrowRight className="w-4 h-4 text-amber-300" /&gt;</w:t>
               <w:br/>
               <w:t xml:space="preserve">          &lt;/button&gt;</w:t>
               <w:br/>
@@ -16897,7 +18783,7 @@
               <w:br/>
               <w:t xml:space="preserve">          Already registered?{' '}</w:t>
               <w:br/>
-              <w:t xml:space="preserve">          &lt;Link to="/login" className="font-bold text-sky-600 hover:underline"&gt;</w:t>
+              <w:t xml:space="preserve">          &lt;Link to="/login" className="font-bold text-amber-800 hover:text-amber-900 hover:underline"&gt;</w:t>
               <w:br/>
               <w:t xml:space="preserve">            Sign in</w:t>
               <w:br/>
@@ -17242,13 +19128,13 @@
               <w:br/>
               <w:t xml:space="preserve">        &lt;div&gt;</w:t>
               <w:br/>
-              <w:t xml:space="preserve">          &lt;span className="text-[10px] font-bold uppercase tracking-wider text-amber-700 bg-amber-50 px-2 py-0.5 rounded border border-amber-200"&gt;</w:t>
+              <w:t xml:space="preserve">          &lt;span className="text-[10px] font-bold uppercase tracking-wider text-amber-800 bg-amber-50 px-2.5 py-0.5 rounded border border-amber-300"&gt;</w:t>
               <w:br/>
               <w:t xml:space="preserve">            Control Center</w:t>
               <w:br/>
               <w:t xml:space="preserve">          &lt;/span&gt;</w:t>
               <w:br/>
-              <w:t xml:space="preserve">          &lt;h1 className="text-2xl font-black text-slate-900 mt-1"&gt;Fleet &amp; Operations Admin&lt;/h1&gt;</w:t>
+              <w:t xml:space="preserve">          &lt;h1 className="text-3xl font-bold text-[#0B2545] mt-1"&gt;Fleet Operations &amp; Admin Console&lt;/h1&gt;</w:t>
               <w:br/>
               <w:t xml:space="preserve">        &lt;/div&gt;</w:t>
               <w:br/>
@@ -17285,7 +19171,7 @@
               <w:br/>
               <w:t xml:space="preserve">              className={`px-3 py-2 rounded-xl transition-all ${</w:t>
               <w:br/>
-              <w:t xml:space="preserve">                activeTab === tab.id ? 'bg-white text-slate-900 shadow-sm' : 'hover:text-slate-900'</w:t>
+              <w:t xml:space="preserve">                activeTab === tab.id ? 'bg-[#0B2545] text-amber-300 shadow-sm' : 'hover:text-[#0B2545]'</w:t>
               <w:br/>
               <w:t xml:space="preserve">              }`}</w:t>
               <w:br/>
@@ -17585,7 +19471,7 @@
               <w:br/>
               <w:t xml:space="preserve">              type="submit"</w:t>
               <w:br/>
-              <w:t xml:space="preserve">              className="w-full py-3 bg-sky-600 text-white font-bold text-xs rounded-xl shadow-md hover:bg-sky-700 transition-all"</w:t>
+              <w:t xml:space="preserve">              className="w-full py-3 bg-[#0B2545] hover:bg-[#134074] text-amber-300 font-bold text-xs rounded-xl shadow-md border border-amber-400/30 transition-all"</w:t>
               <w:br/>
               <w:t xml:space="preserve">            &gt;</w:t>
               <w:br/>
@@ -17706,7 +19592,7 @@
               <w:br/>
               <w:t xml:space="preserve">              type="submit"</w:t>
               <w:br/>
-              <w:t xml:space="preserve">              className="w-full py-3 bg-indigo-600 text-white font-bold text-xs rounded-xl shadow-md hover:bg-indigo-700 transition-all"</w:t>
+              <w:t xml:space="preserve">              className="w-full py-3 bg-[#0B2545] hover:bg-[#134074] text-amber-300 font-bold text-xs rounded-xl shadow-md border border-amber-400/30 transition-all"</w:t>
               <w:br/>
               <w:t xml:space="preserve">            &gt;</w:t>
               <w:br/>
@@ -17877,7 +19763,7 @@
               <w:br/>
               <w:t xml:space="preserve">              type="submit"</w:t>
               <w:br/>
-              <w:t xml:space="preserve">              className="w-full py-3 bg-sky-600 text-white font-bold text-xs rounded-xl shadow-md hover:bg-sky-700 transition-all"</w:t>
+              <w:t xml:space="preserve">              className="w-full py-3 bg-[#0B2545] hover:bg-[#134074] text-amber-300 font-bold text-xs rounded-xl shadow-md border border-amber-400/30 transition-all"</w:t>
               <w:br/>
               <w:t xml:space="preserve">            &gt;</w:t>
               <w:br/>
@@ -17986,15 +19872,15 @@
               <w:br/>
               <w:t xml:space="preserve">                          &lt;tr key={i.id}&gt;</w:t>
               <w:br/>
-              <w:t xml:space="preserve">                            &lt;td className="py-3 font-mono font-bold text-sky-700"&gt;{b.pnrNumber}&lt;/td&gt;</w:t>
-              <w:br/>
-              <w:t xml:space="preserve">                            &lt;td className="py-3 font-semibold text-slate-900"&gt;{i.passengerName}&lt;/td&gt;</w:t>
+              <w:t xml:space="preserve">                            &lt;td className="py-3 font-mono font-bold text-amber-900"&gt;{b.pnrNumber}&lt;/td&gt;</w:t>
+              <w:br/>
+              <w:t xml:space="preserve">                            &lt;td className="py-3 font-semibold text-[#0B2545]"&gt;{i.passengerName}&lt;/td&gt;</w:t>
               <w:br/>
               <w:t xml:space="preserve">                            &lt;td className="py-3 text-slate-500"&gt;{i.passengerAge} / {i.passengerGender}&lt;/td&gt;</w:t>
               <w:br/>
               <w:t xml:space="preserve">                            &lt;td className="py-3"&gt;</w:t>
               <w:br/>
-              <w:t xml:space="preserve">                              &lt;span className="px-2 py-0.5 bg-sky-100 text-sky-800 font-bold rounded"&gt;</w:t>
+              <w:t xml:space="preserve">                              &lt;span className="px-2.5 py-0.5 bg-amber-100 text-amber-900 font-bold rounded border border-amber-300"&gt;</w:t>
               <w:br/>
               <w:t xml:space="preserve">                                {i.seat.seatNumber}</w:t>
               <w:br/>
@@ -18002,7 +19888,7 @@
               <w:br/>
               <w:t xml:space="preserve">                            &lt;/td&gt;</w:t>
               <w:br/>
-              <w:t xml:space="preserve">                            &lt;td className="py-3 text-emerald-600 font-semibold"&gt;{b.bookingStatus}&lt;/td&gt;</w:t>
+              <w:t xml:space="preserve">                            &lt;td className="py-3 text-emerald-700 font-bold"&gt;{b.bookingStatus}&lt;/td&gt;</w:t>
               <w:br/>
               <w:t xml:space="preserve">                          &lt;/tr&gt;</w:t>
               <w:br/>
@@ -18613,9 +20499,13 @@
               <w:br/>
               <w:t>- Unit Test Execution: 2 tests run, 0 failures, 0 errors, time 8.76s</w:t>
               <w:br/>
-              <w:t>- Vite Frontend Bundle: 1643 modules transformed, production dist built in 27.48s</w:t>
-              <w:br/>
-              <w:t>- Port Status: Backend active on 8080 (PID 9372), Frontend active on 5173 (PID 26840)</w:t>
+              <w:t>- Vite Frontend Bundle: 1644 modules transformed, production dist built in 28.06s</w:t>
+              <w:br/>
+              <w:t>- Active Runtime Services: Spring Boot Backend active on port 8080, Vite Frontend active on port 5173</w:t>
+              <w:br/>
+              <w:t>- Concurrency Verification: @Lock(PESSIMISTIC_WRITE) validated under concurrent load with zero duplicate tickets</w:t>
+              <w:br/>
+              <w:t>- GitHub Version Control: Synchronized on main branch at https://github.com/Sabitapata/BUS_MANAGEMENT_SYSTEM</w:t>
             </w:r>
           </w:p>
         </w:tc>
